--- a/lessons/9-4/downloads/9-4-notes-teacher-l2.docx
+++ b/lessons/9-4/downloads/9-4-notes-teacher-l2.docx
@@ -877,7 +877,7 @@
                 <w:sz w:val="18"/>
                 <w:szCs w:val="18"/>
               </w:rPr>
-              <w:t xml:space="preserve">The line says 5 minutes → 6,000 feet, so 6 minutes should be about 7,200.</w:t>
+              <w:t xml:space="preserve">We measured up to 5 minutes → 6,000 feet. Reach PAST what was measured: 6 minutes should be about 7,200.</w:t>
             </w:r>
           </w:p>
         </w:tc>
@@ -1037,6 +1037,468 @@
         </w:tc>
       </w:tr>
     </w:tbl>
+    <w:tbl>
+      <w:tblPr>
+        <w:tblW w:type="pct" w:w="100%"/>
+        <w:tblBorders>
+          <w:top w:val="none" w:color="FFFFFF" w:sz="0"/>
+          <w:left w:val="none" w:color="FFFFFF" w:sz="0"/>
+          <w:bottom w:val="single" w:color="C7D2DD" w:sz="4"/>
+          <w:right w:val="none" w:color="FFFFFF" w:sz="0"/>
+          <w:insideH w:val="none" w:color="FFFFFF" w:sz="0"/>
+          <w:insideV w:val="none" w:color="FFFFFF" w:sz="0"/>
+        </w:tblBorders>
+      </w:tblPr>
+      <w:tblGrid>
+        <w:gridCol w:w="1800"/>
+        <w:gridCol w:w="7560"/>
+      </w:tblGrid>
+      <w:tr>
+        <w:trPr>
+          <w:cantSplit/>
+        </w:trPr>
+        <w:tc>
+          <w:tcPr>
+            <w:tcW w:type="dxa" w:w="1800"/>
+            <w:tcMar>
+              <w:top w:type="dxa" w:w="100"/>
+              <w:left w:type="dxa" w:w="40"/>
+              <w:bottom w:type="dxa" w:w="100"/>
+              <w:right w:type="dxa" w:w="120"/>
+            </w:tcMar>
+            <w:vAlign w:val="center"/>
+          </w:tcPr>
+          <w:p>
+            <w:pPr>
+              <w:spacing w:after="0"/>
+              <w:jc w:val="center"/>
+            </w:pPr>
+            <w:r>
+              <w:drawing>
+                <wp:inline distT="0" distB="0" distL="0" distR="0">
+                  <wp:extent cx="1047750" cy="790575"/>
+                  <wp:effectExtent t="0" r="0" b="0" l="0"/>
+                  <wp:docPr id="1" name="" descr="" title=""/>
+                  <wp:cNvGraphicFramePr>
+                    <a:graphicFrameLocks xmlns:a="http://schemas.openxmlformats.org/drawingml/2006/main" noChangeAspect="1"/>
+                  </wp:cNvGraphicFramePr>
+                  <a:graphic xmlns:a="http://schemas.openxmlformats.org/drawingml/2006/main">
+                    <a:graphicData uri="http://schemas.openxmlformats.org/drawingml/2006/picture">
+                      <pic:pic xmlns:pic="http://schemas.openxmlformats.org/drawingml/2006/picture">
+                        <pic:nvPicPr>
+                          <pic:cNvPr id="0" name="" descr=""/>
+                          <pic:cNvPicPr>
+                            <a:picLocks noChangeAspect="1" noChangeArrowheads="1"/>
+                          </pic:cNvPicPr>
+                        </pic:nvPicPr>
+                        <pic:blipFill>
+                          <a:blip r:embed="rId9" cstate="none"/>
+                          <a:srcRect/>
+                          <a:stretch>
+                            <a:fillRect/>
+                          </a:stretch>
+                        </pic:blipFill>
+                        <pic:spPr bwMode="auto">
+                          <a:xfrm>
+                            <a:off x="0" y="0"/>
+                            <a:ext cx="1047750" cy="790575"/>
+                          </a:xfrm>
+                          <a:prstGeom prst="rect">
+                            <a:avLst/>
+                          </a:prstGeom>
+                        </pic:spPr>
+                      </pic:pic>
+                    </a:graphicData>
+                  </a:graphic>
+                </wp:inline>
+              </w:drawing>
+            </w:r>
+          </w:p>
+        </w:tc>
+        <w:tc>
+          <w:tcPr>
+            <w:tcW w:type="dxa" w:w="7560"/>
+            <w:tcMar>
+              <w:top w:type="dxa" w:w="100"/>
+              <w:left w:type="dxa" w:w="40"/>
+              <w:bottom w:type="dxa" w:w="100"/>
+              <w:right w:type="dxa" w:w="40"/>
+            </w:tcMar>
+            <w:vAlign w:val="center"/>
+          </w:tcPr>
+          <w:p>
+            <w:pPr>
+              <w:spacing w:after="50"/>
+            </w:pPr>
+            <w:r>
+              <w:rPr>
+                <w:b/>
+                <w:bCs/>
+                <w:color w:val="12355B"/>
+                <w:sz w:val="24"/>
+                <w:szCs w:val="24"/>
+              </w:rPr>
+              <w:t xml:space="preserve">Equation</w:t>
+            </w:r>
+            <w:r>
+              <w:rPr>
+                <w:i/>
+                <w:iCs/>
+                <w:color w:val="5F6F80"/>
+                <w:sz w:val="19"/>
+                <w:szCs w:val="19"/>
+              </w:rPr>
+              <w:t xml:space="preserve">   Ecuación</w:t>
+            </w:r>
+          </w:p>
+          <w:p>
+            <w:pPr>
+              <w:spacing w:after="40"/>
+            </w:pPr>
+            <w:r>
+              <w:rPr>
+                <w:sz w:val="21"/>
+                <w:szCs w:val="21"/>
+              </w:rPr>
+              <w:t xml:space="preserve">A math sentence with an equals sign showing two amounts are the same.</w:t>
+            </w:r>
+          </w:p>
+          <w:p>
+            <w:pPr>
+              <w:spacing w:after="0"/>
+            </w:pPr>
+            <w:r>
+              <w:rPr>
+                <w:b/>
+                <w:bCs/>
+                <w:color w:val="1FA6A2"/>
+                <w:sz w:val="18"/>
+                <w:szCs w:val="18"/>
+              </w:rPr>
+              <w:t xml:space="preserve">Example:  </w:t>
+            </w:r>
+            <w:r>
+              <w:rPr>
+                <w:i/>
+                <w:iCs/>
+                <w:color w:val="5F6F80"/>
+                <w:sz w:val="18"/>
+                <w:szCs w:val="18"/>
+              </w:rPr>
+              <w:t xml:space="preserve">c = 24.95m means the total cost equals $24.95 times the number of months.</w:t>
+            </w:r>
+          </w:p>
+        </w:tc>
+      </w:tr>
+    </w:tbl>
+    <w:tbl>
+      <w:tblPr>
+        <w:tblW w:type="pct" w:w="100%"/>
+        <w:tblBorders>
+          <w:top w:val="none" w:color="FFFFFF" w:sz="0"/>
+          <w:left w:val="none" w:color="FFFFFF" w:sz="0"/>
+          <w:bottom w:val="single" w:color="C7D2DD" w:sz="4"/>
+          <w:right w:val="none" w:color="FFFFFF" w:sz="0"/>
+          <w:insideH w:val="none" w:color="FFFFFF" w:sz="0"/>
+          <w:insideV w:val="none" w:color="FFFFFF" w:sz="0"/>
+        </w:tblBorders>
+      </w:tblPr>
+      <w:tblGrid>
+        <w:gridCol w:w="1800"/>
+        <w:gridCol w:w="7560"/>
+      </w:tblGrid>
+      <w:tr>
+        <w:trPr>
+          <w:cantSplit/>
+        </w:trPr>
+        <w:tc>
+          <w:tcPr>
+            <w:tcW w:type="dxa" w:w="1800"/>
+            <w:tcMar>
+              <w:top w:type="dxa" w:w="100"/>
+              <w:left w:type="dxa" w:w="40"/>
+              <w:bottom w:type="dxa" w:w="100"/>
+              <w:right w:type="dxa" w:w="120"/>
+            </w:tcMar>
+            <w:vAlign w:val="center"/>
+          </w:tcPr>
+          <w:p>
+            <w:pPr>
+              <w:spacing w:after="0"/>
+              <w:jc w:val="center"/>
+            </w:pPr>
+            <w:r>
+              <w:drawing>
+                <wp:inline distT="0" distB="0" distL="0" distR="0">
+                  <wp:extent cx="1047750" cy="790575"/>
+                  <wp:effectExtent t="0" r="0" b="0" l="0"/>
+                  <wp:docPr id="1" name="" descr="" title=""/>
+                  <wp:cNvGraphicFramePr>
+                    <a:graphicFrameLocks xmlns:a="http://schemas.openxmlformats.org/drawingml/2006/main" noChangeAspect="1"/>
+                  </wp:cNvGraphicFramePr>
+                  <a:graphic xmlns:a="http://schemas.openxmlformats.org/drawingml/2006/main">
+                    <a:graphicData uri="http://schemas.openxmlformats.org/drawingml/2006/picture">
+                      <pic:pic xmlns:pic="http://schemas.openxmlformats.org/drawingml/2006/picture">
+                        <pic:nvPicPr>
+                          <pic:cNvPr id="0" name="" descr=""/>
+                          <pic:cNvPicPr>
+                            <a:picLocks noChangeAspect="1" noChangeArrowheads="1"/>
+                          </pic:cNvPicPr>
+                        </pic:nvPicPr>
+                        <pic:blipFill>
+                          <a:blip r:embed="rId9" cstate="none"/>
+                          <a:srcRect/>
+                          <a:stretch>
+                            <a:fillRect/>
+                          </a:stretch>
+                        </pic:blipFill>
+                        <pic:spPr bwMode="auto">
+                          <a:xfrm>
+                            <a:off x="0" y="0"/>
+                            <a:ext cx="1047750" cy="790575"/>
+                          </a:xfrm>
+                          <a:prstGeom prst="rect">
+                            <a:avLst/>
+                          </a:prstGeom>
+                        </pic:spPr>
+                      </pic:pic>
+                    </a:graphicData>
+                  </a:graphic>
+                </wp:inline>
+              </w:drawing>
+            </w:r>
+          </w:p>
+        </w:tc>
+        <w:tc>
+          <w:tcPr>
+            <w:tcW w:type="dxa" w:w="7560"/>
+            <w:tcMar>
+              <w:top w:type="dxa" w:w="100"/>
+              <w:left w:type="dxa" w:w="40"/>
+              <w:bottom w:type="dxa" w:w="100"/>
+              <w:right w:type="dxa" w:w="40"/>
+            </w:tcMar>
+            <w:vAlign w:val="center"/>
+          </w:tcPr>
+          <w:p>
+            <w:pPr>
+              <w:spacing w:after="50"/>
+            </w:pPr>
+            <w:r>
+              <w:rPr>
+                <w:b/>
+                <w:bCs/>
+                <w:color w:val="12355B"/>
+                <w:sz w:val="24"/>
+                <w:szCs w:val="24"/>
+              </w:rPr>
+              <w:t xml:space="preserve">Inverse operation</w:t>
+            </w:r>
+            <w:r>
+              <w:rPr>
+                <w:i/>
+                <w:iCs/>
+                <w:color w:val="5F6F80"/>
+                <w:sz w:val="19"/>
+                <w:szCs w:val="19"/>
+              </w:rPr>
+              <w:t xml:space="preserve">   Operación inversa</w:t>
+            </w:r>
+          </w:p>
+          <w:p>
+            <w:pPr>
+              <w:spacing w:after="40"/>
+            </w:pPr>
+            <w:r>
+              <w:rPr>
+                <w:sz w:val="21"/>
+                <w:szCs w:val="21"/>
+              </w:rPr>
+              <w:t xml:space="preserve">The operation that undoes another one.</w:t>
+            </w:r>
+          </w:p>
+          <w:p>
+            <w:pPr>
+              <w:spacing w:after="0"/>
+            </w:pPr>
+            <w:r>
+              <w:rPr>
+                <w:b/>
+                <w:bCs/>
+                <w:color w:val="1FA6A2"/>
+                <w:sz w:val="18"/>
+                <w:szCs w:val="18"/>
+              </w:rPr>
+              <w:t xml:space="preserve">Example:  </w:t>
+            </w:r>
+            <w:r>
+              <w:rPr>
+                <w:i/>
+                <w:iCs/>
+                <w:color w:val="5F6F80"/>
+                <w:sz w:val="18"/>
+                <w:szCs w:val="18"/>
+              </w:rPr>
+              <w:t xml:space="preserve">Dividing undoes multiplying.</w:t>
+            </w:r>
+          </w:p>
+        </w:tc>
+      </w:tr>
+    </w:tbl>
+    <w:tbl>
+      <w:tblPr>
+        <w:tblW w:type="pct" w:w="100%"/>
+        <w:tblBorders>
+          <w:top w:val="none" w:color="FFFFFF" w:sz="0"/>
+          <w:left w:val="none" w:color="FFFFFF" w:sz="0"/>
+          <w:bottom w:val="single" w:color="C7D2DD" w:sz="4"/>
+          <w:right w:val="none" w:color="FFFFFF" w:sz="0"/>
+          <w:insideH w:val="none" w:color="FFFFFF" w:sz="0"/>
+          <w:insideV w:val="none" w:color="FFFFFF" w:sz="0"/>
+        </w:tblBorders>
+      </w:tblPr>
+      <w:tblGrid>
+        <w:gridCol w:w="1800"/>
+        <w:gridCol w:w="7560"/>
+      </w:tblGrid>
+      <w:tr>
+        <w:trPr>
+          <w:cantSplit/>
+        </w:trPr>
+        <w:tc>
+          <w:tcPr>
+            <w:tcW w:type="dxa" w:w="1800"/>
+            <w:tcMar>
+              <w:top w:type="dxa" w:w="100"/>
+              <w:left w:type="dxa" w:w="40"/>
+              <w:bottom w:type="dxa" w:w="100"/>
+              <w:right w:type="dxa" w:w="120"/>
+            </w:tcMar>
+            <w:vAlign w:val="center"/>
+          </w:tcPr>
+          <w:p>
+            <w:pPr>
+              <w:spacing w:after="0"/>
+              <w:jc w:val="center"/>
+            </w:pPr>
+            <w:r>
+              <w:drawing>
+                <wp:inline distT="0" distB="0" distL="0" distR="0">
+                  <wp:extent cx="1047750" cy="790575"/>
+                  <wp:effectExtent t="0" r="0" b="0" l="0"/>
+                  <wp:docPr id="1" name="" descr="" title=""/>
+                  <wp:cNvGraphicFramePr>
+                    <a:graphicFrameLocks xmlns:a="http://schemas.openxmlformats.org/drawingml/2006/main" noChangeAspect="1"/>
+                  </wp:cNvGraphicFramePr>
+                  <a:graphic xmlns:a="http://schemas.openxmlformats.org/drawingml/2006/main">
+                    <a:graphicData uri="http://schemas.openxmlformats.org/drawingml/2006/picture">
+                      <pic:pic xmlns:pic="http://schemas.openxmlformats.org/drawingml/2006/picture">
+                        <pic:nvPicPr>
+                          <pic:cNvPr id="0" name="" descr=""/>
+                          <pic:cNvPicPr>
+                            <a:picLocks noChangeAspect="1" noChangeArrowheads="1"/>
+                          </pic:cNvPicPr>
+                        </pic:nvPicPr>
+                        <pic:blipFill>
+                          <a:blip r:embed="rId14" cstate="none"/>
+                          <a:srcRect/>
+                          <a:stretch>
+                            <a:fillRect/>
+                          </a:stretch>
+                        </pic:blipFill>
+                        <pic:spPr bwMode="auto">
+                          <a:xfrm>
+                            <a:off x="0" y="0"/>
+                            <a:ext cx="1047750" cy="790575"/>
+                          </a:xfrm>
+                          <a:prstGeom prst="rect">
+                            <a:avLst/>
+                          </a:prstGeom>
+                        </pic:spPr>
+                      </pic:pic>
+                    </a:graphicData>
+                  </a:graphic>
+                </wp:inline>
+              </w:drawing>
+            </w:r>
+          </w:p>
+        </w:tc>
+        <w:tc>
+          <w:tcPr>
+            <w:tcW w:type="dxa" w:w="7560"/>
+            <w:tcMar>
+              <w:top w:type="dxa" w:w="100"/>
+              <w:left w:type="dxa" w:w="40"/>
+              <w:bottom w:type="dxa" w:w="100"/>
+              <w:right w:type="dxa" w:w="40"/>
+            </w:tcMar>
+            <w:vAlign w:val="center"/>
+          </w:tcPr>
+          <w:p>
+            <w:pPr>
+              <w:spacing w:after="50"/>
+            </w:pPr>
+            <w:r>
+              <w:rPr>
+                <w:b/>
+                <w:bCs/>
+                <w:color w:val="12355B"/>
+                <w:sz w:val="24"/>
+                <w:szCs w:val="24"/>
+              </w:rPr>
+              <w:t xml:space="preserve">Work backward</w:t>
+            </w:r>
+            <w:r>
+              <w:rPr>
+                <w:i/>
+                <w:iCs/>
+                <w:color w:val="5F6F80"/>
+                <w:sz w:val="19"/>
+                <w:szCs w:val="19"/>
+              </w:rPr>
+              <w:t xml:space="preserve">   Trabajar hacia atrás</w:t>
+            </w:r>
+          </w:p>
+          <w:p>
+            <w:pPr>
+              <w:spacing w:after="40"/>
+            </w:pPr>
+            <w:r>
+              <w:rPr>
+                <w:sz w:val="21"/>
+                <w:szCs w:val="21"/>
+              </w:rPr>
+              <w:t xml:space="preserve">Start from the output and undo each step to find the input.</w:t>
+            </w:r>
+          </w:p>
+          <w:p>
+            <w:pPr>
+              <w:spacing w:after="0"/>
+            </w:pPr>
+            <w:r>
+              <w:rPr>
+                <w:b/>
+                <w:bCs/>
+                <w:color w:val="1FA6A2"/>
+                <w:sz w:val="18"/>
+                <w:szCs w:val="18"/>
+              </w:rPr>
+              <w:t xml:space="preserve">Example:  </w:t>
+            </w:r>
+            <w:r>
+              <w:rPr>
+                <w:i/>
+                <w:iCs/>
+                <w:color w:val="5F6F80"/>
+                <w:sz w:val="18"/>
+                <w:szCs w:val="18"/>
+              </w:rPr>
+              <w:t xml:space="preserve">Goal first, then undo.</w:t>
+            </w:r>
+          </w:p>
+        </w:tc>
+      </w:tr>
+    </w:tbl>
     <w:p>
       <w:pPr>
         <w:pStyle w:val="Heading1"/>
@@ -1125,7 +1587,7 @@
                 <w:sz w:val="21"/>
                 <w:szCs w:val="21"/>
               </w:rPr>
-              <w:t xml:space="preserve">solution      •      substitute      •      at least      •      predict      •      justify</w:t>
+              <w:t xml:space="preserve">solution      •      substitute      •      at least      •      predict      •      justify      •      Equation      •      Inverse operation      •      Work backward</w:t>
             </w:r>
           </w:p>
         </w:tc>
@@ -1336,6 +1798,117 @@
           <w:szCs w:val="22"/>
         </w:rPr>
         <w:t xml:space="preserve"> it.</w:t>
+      </w:r>
+    </w:p>
+    <w:p>
+      <w:pPr>
+        <w:keepLines/>
+        <w:spacing w:after="260" w:before="200"/>
+      </w:pPr>
+      <w:r>
+        <w:rPr>
+          <w:b/>
+          <w:bCs/>
+          <w:color w:val="12355B"/>
+          <w:sz w:val="22"/>
+          <w:szCs w:val="22"/>
+        </w:rPr>
+        <w:t xml:space="preserve">6.  </w:t>
+      </w:r>
+      <w:r>
+        <w:rPr>
+          <w:sz w:val="22"/>
+          <w:szCs w:val="22"/>
+        </w:rPr>
+        <w:t xml:space="preserve">A math sentence with an equals sign is an </w:t>
+      </w:r>
+      <w:r>
+        <w:rPr>
+          <w:sz w:val="22"/>
+          <w:szCs w:val="22"/>
+        </w:rPr>
+        <w:t xml:space="preserve">________________</w:t>
+      </w:r>
+      <w:r>
+        <w:rPr>
+          <w:sz w:val="22"/>
+          <w:szCs w:val="22"/>
+        </w:rPr>
+        <w:t xml:space="preserve">.</w:t>
+      </w:r>
+    </w:p>
+    <w:p>
+      <w:pPr>
+        <w:keepLines/>
+        <w:spacing w:after="260" w:before="200"/>
+      </w:pPr>
+      <w:r>
+        <w:rPr>
+          <w:b/>
+          <w:bCs/>
+          <w:color w:val="12355B"/>
+          <w:sz w:val="22"/>
+          <w:szCs w:val="22"/>
+        </w:rPr>
+        <w:t xml:space="preserve">7.  </w:t>
+      </w:r>
+      <w:r>
+        <w:rPr>
+          <w:sz w:val="22"/>
+          <w:szCs w:val="22"/>
+        </w:rPr>
+        <w:t xml:space="preserve">Division is the </w:t>
+      </w:r>
+      <w:r>
+        <w:rPr>
+          <w:sz w:val="22"/>
+          <w:szCs w:val="22"/>
+        </w:rPr>
+        <w:t xml:space="preserve">________________</w:t>
+      </w:r>
+      <w:r>
+        <w:rPr>
+          <w:sz w:val="22"/>
+          <w:szCs w:val="22"/>
+        </w:rPr>
+        <w:t xml:space="preserve"> of multiplication.</w:t>
+      </w:r>
+    </w:p>
+    <w:p>
+      <w:pPr>
+        <w:keepLines/>
+        <w:spacing w:after="260" w:before="200"/>
+      </w:pPr>
+      <w:r>
+        <w:rPr>
+          <w:b/>
+          <w:bCs/>
+          <w:color w:val="12355B"/>
+          <w:sz w:val="22"/>
+          <w:szCs w:val="22"/>
+        </w:rPr>
+        <w:t xml:space="preserve">8.  </w:t>
+      </w:r>
+      <w:r>
+        <w:rPr>
+          <w:sz w:val="22"/>
+          <w:szCs w:val="22"/>
+        </w:rPr>
+        <w:t xml:space="preserve">Starting from the output and undoing steps to find the input is called </w:t>
+      </w:r>
+      <w:r>
+        <w:rPr>
+          <w:sz w:val="22"/>
+          <w:szCs w:val="22"/>
+        </w:rPr>
+        <w:t xml:space="preserve">________________</w:t>
+      </w:r>
+      <w:r>
+        <w:rPr>
+          <w:sz w:val="22"/>
+          <w:szCs w:val="22"/>
+        </w:rPr>
+        <w:t xml:space="preserve">.</w:t>
       </w:r>
     </w:p>
     <w:p>
@@ -2325,7 +2898,7 @@
           <w:sz w:val="20"/>
           <w:szCs w:val="20"/>
         </w:rPr>
-        <w:t xml:space="preserve">A)  20 cars</w:t>
+        <w:t xml:space="preserve">A)  10.5 cars</w:t>
       </w:r>
     </w:p>
     <w:p>
@@ -2338,7 +2911,7 @@
           <w:sz w:val="20"/>
           <w:szCs w:val="20"/>
         </w:rPr>
-        <w:t xml:space="preserve">B)  10.5 cars</w:t>
+        <w:t xml:space="preserve">B)  16 cars</w:t>
       </w:r>
     </w:p>
     <w:p>
@@ -2351,7 +2924,7 @@
           <w:sz w:val="20"/>
           <w:szCs w:val="20"/>
         </w:rPr>
-        <w:t xml:space="preserve">C)  16 cars</w:t>
+        <w:t xml:space="preserve">C)  20 cars</w:t>
       </w:r>
     </w:p>
     <w:p>
@@ -2410,7 +2983,7 @@
           <w:sz w:val="21"/>
           <w:szCs w:val="21"/>
         </w:rPr>
-        <w:t xml:space="preserve">A. 20 cars</w:t>
+        <w:t xml:space="preserve">C. 20 cars</w:t>
       </w:r>
     </w:p>
     <w:p>
@@ -3262,7 +3835,7 @@
           <w:sz w:val="20"/>
           <w:szCs w:val="20"/>
         </w:rPr>
-        <w:t xml:space="preserve">A)  400 hours</w:t>
+        <w:t xml:space="preserve">A)  40 hours</w:t>
       </w:r>
     </w:p>
     <w:p>
@@ -3275,7 +3848,7 @@
           <w:sz w:val="20"/>
           <w:szCs w:val="20"/>
         </w:rPr>
-        <w:t xml:space="preserve">B)  2,500 hours</w:t>
+        <w:t xml:space="preserve">B)  400 hours</w:t>
       </w:r>
     </w:p>
     <w:p>
@@ -3301,7 +3874,7 @@
           <w:sz w:val="20"/>
           <w:szCs w:val="20"/>
         </w:rPr>
-        <w:t xml:space="preserve">D)  40 hours</w:t>
+        <w:t xml:space="preserve">D)  2,500 hours</w:t>
       </w:r>
     </w:p>
     <w:p>
@@ -3392,7 +3965,7 @@
           <w:sz w:val="20"/>
           <w:szCs w:val="20"/>
         </w:rPr>
-        <w:t xml:space="preserve">A)  About 17 days</w:t>
+        <w:t xml:space="preserve">A)  4 days</w:t>
       </w:r>
     </w:p>
     <w:p>
@@ -3405,7 +3978,7 @@
           <w:sz w:val="20"/>
           <w:szCs w:val="20"/>
         </w:rPr>
-        <w:t xml:space="preserve">B)  400 days</w:t>
+        <w:t xml:space="preserve">B)  About 17 days</w:t>
       </w:r>
     </w:p>
     <w:p>
@@ -3431,7 +4004,7 @@
           <w:sz w:val="20"/>
           <w:szCs w:val="20"/>
         </w:rPr>
-        <w:t xml:space="preserve">D)  4 days</w:t>
+        <w:t xml:space="preserve">D)  400 days</w:t>
       </w:r>
     </w:p>
     <w:p>
@@ -3522,7 +4095,7 @@
           <w:sz w:val="20"/>
           <w:szCs w:val="20"/>
         </w:rPr>
-        <w:t xml:space="preserve">A)  42 cars</w:t>
+        <w:t xml:space="preserve">A)  40 cars</w:t>
       </w:r>
     </w:p>
     <w:p>
@@ -3548,7 +4121,7 @@
           <w:sz w:val="20"/>
           <w:szCs w:val="20"/>
         </w:rPr>
-        <w:t xml:space="preserve">C)  40 cars</w:t>
+        <w:t xml:space="preserve">C)  42 cars</w:t>
       </w:r>
     </w:p>
     <w:p>
@@ -3782,7 +4355,7 @@
           <w:sz w:val="20"/>
           <w:szCs w:val="20"/>
         </w:rPr>
-        <w:t xml:space="preserve">A)  About $14.30</w:t>
+        <w:t xml:space="preserve">A)  $12.00</w:t>
       </w:r>
     </w:p>
     <w:p>
@@ -3795,7 +4368,7 @@
           <w:sz w:val="20"/>
           <w:szCs w:val="20"/>
         </w:rPr>
-        <w:t xml:space="preserve">B)  $12.00</w:t>
+        <w:t xml:space="preserve">B)  $14.00</w:t>
       </w:r>
     </w:p>
     <w:p>
@@ -3808,7 +4381,7 @@
           <w:sz w:val="20"/>
           <w:szCs w:val="20"/>
         </w:rPr>
-        <w:t xml:space="preserve">C)  $14.00</w:t>
+        <w:t xml:space="preserve">C)  About $14.30</w:t>
       </w:r>
     </w:p>
     <w:p>
@@ -3912,7 +4485,7 @@
           <w:sz w:val="20"/>
           <w:szCs w:val="20"/>
         </w:rPr>
-        <w:t xml:space="preserve">A)  Multiply 35 × 14.30 = 500.50 and confirm it is at least $500</w:t>
+        <w:t xml:space="preserve">A)  Divide 35 by 14.30 and confirm it is at least $500</w:t>
       </w:r>
     </w:p>
     <w:p>
@@ -3925,7 +4498,7 @@
           <w:sz w:val="20"/>
           <w:szCs w:val="20"/>
         </w:rPr>
-        <w:t xml:space="preserve">B)  Divide 35 by 14.30 and confirm it is at least $500</w:t>
+        <w:t xml:space="preserve">B)  Multiply 35 × 14.30 = 500.50 and confirm it is at least $500</w:t>
       </w:r>
     </w:p>
     <w:p>
@@ -4075,7 +4648,7 @@
           <w:sz w:val="21"/>
           <w:szCs w:val="21"/>
         </w:rPr>
-        <w:t xml:space="preserve">A)  400 hours</w:t>
+        <w:t xml:space="preserve">A)  40 hours</w:t>
       </w:r>
     </w:p>
     <w:p>
@@ -4088,7 +4661,7 @@
           <w:sz w:val="21"/>
           <w:szCs w:val="21"/>
         </w:rPr>
-        <w:t xml:space="preserve">B)  2,500 hours</w:t>
+        <w:t xml:space="preserve">B)  400 hours</w:t>
       </w:r>
     </w:p>
     <w:p>
@@ -4114,7 +4687,7 @@
           <w:sz w:val="21"/>
           <w:szCs w:val="21"/>
         </w:rPr>
-        <w:t xml:space="preserve">D)  40 hours</w:t>
+        <w:t xml:space="preserve">D)  2,500 hours</w:t>
       </w:r>
     </w:p>
     <w:p>
@@ -4285,6 +4858,69 @@
     </w:p>
     <w:p>
       <w:pPr>
+        <w:spacing w:after="80"/>
+      </w:pPr>
+      <w:r>
+        <w:rPr>
+          <w:b/>
+          <w:bCs/>
+          <w:sz w:val="21"/>
+          <w:szCs w:val="21"/>
+        </w:rPr>
+        <w:t xml:space="preserve">Notes 6:  </w:t>
+      </w:r>
+      <w:r>
+        <w:rPr>
+          <w:sz w:val="21"/>
+          <w:szCs w:val="21"/>
+        </w:rPr>
+        <w:t xml:space="preserve">Equation</w:t>
+      </w:r>
+    </w:p>
+    <w:p>
+      <w:pPr>
+        <w:spacing w:after="80"/>
+      </w:pPr>
+      <w:r>
+        <w:rPr>
+          <w:b/>
+          <w:bCs/>
+          <w:sz w:val="21"/>
+          <w:szCs w:val="21"/>
+        </w:rPr>
+        <w:t xml:space="preserve">Notes 7:  </w:t>
+      </w:r>
+      <w:r>
+        <w:rPr>
+          <w:sz w:val="21"/>
+          <w:szCs w:val="21"/>
+        </w:rPr>
+        <w:t xml:space="preserve">Inverse operation</w:t>
+      </w:r>
+    </w:p>
+    <w:p>
+      <w:pPr>
+        <w:spacing w:after="80"/>
+      </w:pPr>
+      <w:r>
+        <w:rPr>
+          <w:b/>
+          <w:bCs/>
+          <w:sz w:val="21"/>
+          <w:szCs w:val="21"/>
+        </w:rPr>
+        <w:t xml:space="preserve">Notes 8:  </w:t>
+      </w:r>
+      <w:r>
+        <w:rPr>
+          <w:sz w:val="21"/>
+          <w:szCs w:val="21"/>
+        </w:rPr>
+        <w:t xml:space="preserve">Work backward</w:t>
+      </w:r>
+    </w:p>
+    <w:p>
+      <w:pPr>
         <w:pStyle w:val="Heading2"/>
         <w:spacing w:after="80" w:before="180"/>
       </w:pPr>
@@ -4317,7 +4953,7 @@
           <w:sz w:val="21"/>
           <w:szCs w:val="21"/>
         </w:rPr>
-        <w:t xml:space="preserve">A. 20 cars</w:t>
+        <w:t xml:space="preserve">C. 20 cars</w:t>
       </w:r>
     </w:p>
     <w:p>
@@ -4416,7 +5052,7 @@
           <w:sz w:val="21"/>
           <w:szCs w:val="21"/>
         </w:rPr>
-        <w:t xml:space="preserve">A)  60 cars</w:t>
+        <w:t xml:space="preserve">D)  60 cars</w:t>
       </w:r>
       <w:r>
         <w:rPr>
@@ -4447,7 +5083,7 @@
           <w:sz w:val="21"/>
           <w:szCs w:val="21"/>
         </w:rPr>
-        <w:t xml:space="preserve">A)  $12</w:t>
+        <w:t xml:space="preserve">B)  $12</w:t>
       </w:r>
       <w:r>
         <w:rPr>
@@ -4478,7 +5114,7 @@
           <w:sz w:val="21"/>
           <w:szCs w:val="21"/>
         </w:rPr>
-        <w:t xml:space="preserve">A)  $240</w:t>
+        <w:t xml:space="preserve">D)  $240</w:t>
       </w:r>
       <w:r>
         <w:rPr>
@@ -4509,7 +5145,7 @@
           <w:sz w:val="21"/>
           <w:szCs w:val="21"/>
         </w:rPr>
-        <w:t xml:space="preserve">A)  The total amount of money raised</w:t>
+        <w:t xml:space="preserve">B)  The total amount of money raised</w:t>
       </w:r>
       <w:r>
         <w:rPr>
@@ -4556,7 +5192,7 @@
           <w:sz w:val="21"/>
           <w:szCs w:val="21"/>
         </w:rPr>
-        <w:t xml:space="preserve">A)  400 hours</w:t>
+        <w:t xml:space="preserve">B)  400 hours</w:t>
       </w:r>
       <w:r>
         <w:rPr>
@@ -4587,7 +5223,7 @@
           <w:sz w:val="21"/>
           <w:szCs w:val="21"/>
         </w:rPr>
-        <w:t xml:space="preserve">A)  About 17 days</w:t>
+        <w:t xml:space="preserve">B)  About 17 days</w:t>
       </w:r>
       <w:r>
         <w:rPr>
@@ -4625,7 +5261,7 @@
           <w:sz w:val="21"/>
           <w:szCs w:val="21"/>
         </w:rPr>
-        <w:t xml:space="preserve">A)  400 hours</w:t>
+        <w:t xml:space="preserve">B)  400 hours</w:t>
       </w:r>
       <w:r>
         <w:rPr>

--- a/lessons/9-4/downloads/9-4-notes-teacher-l2.docx
+++ b/lessons/9-4/downloads/9-4-notes-teacher-l2.docx
@@ -264,49 +264,269 @@
           <w:sz w:val="19"/>
           <w:szCs w:val="19"/>
         </w:rPr>
-        <w:t xml:space="preserve">Look at the picture, read the word, then read what it means.</w:t>
+        <w:t xml:space="preserve">Review each concept term, definition, non-example, and visual clue.</w:t>
       </w:r>
     </w:p>
     <w:tbl>
       <w:tblPr>
-        <w:tblW w:type="pct" w:w="100%"/>
+        <w:tblW w:type="dxa" w:w="9360"/>
         <w:tblBorders>
-          <w:top w:val="none" w:color="FFFFFF" w:sz="0"/>
-          <w:left w:val="none" w:color="FFFFFF" w:sz="0"/>
-          <w:bottom w:val="single" w:color="C7D2DD" w:sz="4"/>
-          <w:right w:val="none" w:color="FFFFFF" w:sz="0"/>
-          <w:insideH w:val="none" w:color="FFFFFF" w:sz="0"/>
-          <w:insideV w:val="none" w:color="FFFFFF" w:sz="0"/>
+          <w:top w:val="single" w:color="C7D2DD" w:sz="6"/>
+          <w:left w:val="single" w:color="C7D2DD" w:sz="6"/>
+          <w:bottom w:val="single" w:color="C7D2DD" w:sz="6"/>
+          <w:right w:val="single" w:color="C7D2DD" w:sz="6"/>
+          <w:insideH w:val="single" w:color="C7D2DD" w:sz="6"/>
+          <w:insideV w:val="single" w:color="C7D2DD" w:sz="6"/>
         </w:tblBorders>
       </w:tblPr>
       <w:tblGrid>
         <w:gridCol w:w="1800"/>
-        <w:gridCol w:w="7560"/>
+        <w:gridCol w:w="3160"/>
+        <w:gridCol w:w="2200"/>
+        <w:gridCol w:w="2200"/>
       </w:tblGrid>
       <w:tr>
         <w:trPr>
           <w:cantSplit/>
+          <w:tblHeader/>
         </w:trPr>
         <w:tc>
           <w:tcPr>
             <w:tcW w:type="dxa" w:w="1800"/>
-            <w:tcMar>
-              <w:top w:type="dxa" w:w="100"/>
-              <w:left w:type="dxa" w:w="40"/>
-              <w:bottom w:type="dxa" w:w="100"/>
-              <w:right w:type="dxa" w:w="120"/>
-            </w:tcMar>
-            <w:vAlign w:val="center"/>
+            <w:shd w:fill="EEF4F8" w:color="auto" w:val="clear"/>
+            <w:tcMar>
+              <w:top w:type="dxa" w:w="80"/>
+              <w:left w:type="dxa" w:w="100"/>
+              <w:bottom w:type="dxa" w:w="80"/>
+              <w:right w:type="dxa" w:w="100"/>
+            </w:tcMar>
           </w:tcPr>
           <w:p>
             <w:pPr>
               <w:spacing w:after="0"/>
+            </w:pPr>
+            <w:r>
+              <w:rPr>
+                <w:b/>
+                <w:bCs/>
+                <w:color w:val="12355B"/>
+                <w:sz w:val="19"/>
+                <w:szCs w:val="19"/>
+              </w:rPr>
+              <w:t xml:space="preserve">Concept Term</w:t>
+            </w:r>
+          </w:p>
+        </w:tc>
+        <w:tc>
+          <w:tcPr>
+            <w:tcW w:type="dxa" w:w="3160"/>
+            <w:shd w:fill="EEF4F8" w:color="auto" w:val="clear"/>
+            <w:tcMar>
+              <w:top w:type="dxa" w:w="80"/>
+              <w:left w:type="dxa" w:w="100"/>
+              <w:bottom w:type="dxa" w:w="80"/>
+              <w:right w:type="dxa" w:w="100"/>
+            </w:tcMar>
+          </w:tcPr>
+          <w:p>
+            <w:pPr>
+              <w:spacing w:after="0"/>
+            </w:pPr>
+            <w:r>
+              <w:rPr>
+                <w:b/>
+                <w:bCs/>
+                <w:color w:val="12355B"/>
+                <w:sz w:val="19"/>
+                <w:szCs w:val="19"/>
+              </w:rPr>
+              <w:t xml:space="preserve">Student-Friendly Definition</w:t>
+            </w:r>
+          </w:p>
+        </w:tc>
+        <w:tc>
+          <w:tcPr>
+            <w:tcW w:type="dxa" w:w="2200"/>
+            <w:shd w:fill="EEF4F8" w:color="auto" w:val="clear"/>
+            <w:tcMar>
+              <w:top w:type="dxa" w:w="80"/>
+              <w:left w:type="dxa" w:w="100"/>
+              <w:bottom w:type="dxa" w:w="80"/>
+              <w:right w:type="dxa" w:w="100"/>
+            </w:tcMar>
+          </w:tcPr>
+          <w:p>
+            <w:pPr>
+              <w:spacing w:after="0"/>
+            </w:pPr>
+            <w:r>
+              <w:rPr>
+                <w:b/>
+                <w:bCs/>
+                <w:color w:val="12355B"/>
+                <w:sz w:val="19"/>
+                <w:szCs w:val="19"/>
+              </w:rPr>
+              <w:t xml:space="preserve">Non-Example</w:t>
+            </w:r>
+          </w:p>
+        </w:tc>
+        <w:tc>
+          <w:tcPr>
+            <w:tcW w:type="dxa" w:w="2200"/>
+            <w:shd w:fill="EEF4F8" w:color="auto" w:val="clear"/>
+            <w:tcMar>
+              <w:top w:type="dxa" w:w="80"/>
+              <w:left w:type="dxa" w:w="100"/>
+              <w:bottom w:type="dxa" w:w="80"/>
+              <w:right w:type="dxa" w:w="100"/>
+            </w:tcMar>
+          </w:tcPr>
+          <w:p>
+            <w:pPr>
+              <w:spacing w:after="0"/>
+            </w:pPr>
+            <w:r>
+              <w:rPr>
+                <w:b/>
+                <w:bCs/>
+                <w:color w:val="12355B"/>
+                <w:sz w:val="19"/>
+                <w:szCs w:val="19"/>
+              </w:rPr>
+              <w:t xml:space="preserve">Visual Clue</w:t>
+            </w:r>
+          </w:p>
+        </w:tc>
+      </w:tr>
+      <w:tr>
+        <w:trPr>
+          <w:cantSplit/>
+        </w:trPr>
+        <w:tc>
+          <w:tcPr>
+            <w:tcW w:type="dxa" w:w="1800"/>
+            <w:tcMar>
+              <w:top w:type="dxa" w:w="80"/>
+              <w:left w:type="dxa" w:w="100"/>
+              <w:bottom w:type="dxa" w:w="80"/>
+              <w:right w:type="dxa" w:w="100"/>
+            </w:tcMar>
+            <w:vAlign w:val="top"/>
+          </w:tcPr>
+          <w:p>
+            <w:pPr>
+              <w:spacing w:after="30"/>
+            </w:pPr>
+            <w:r>
+              <w:rPr>
+                <w:b/>
+                <w:bCs/>
+                <w:color w:val="12355B"/>
+                <w:sz w:val="21"/>
+                <w:szCs w:val="21"/>
+              </w:rPr>
+              <w:t xml:space="preserve">solution</w:t>
+            </w:r>
+          </w:p>
+          <w:p>
+            <w:pPr>
+              <w:spacing w:after="0"/>
+            </w:pPr>
+            <w:r>
+              <w:rPr>
+                <w:i/>
+                <w:iCs/>
+                <w:color w:val="5F6F80"/>
+                <w:sz w:val="18"/>
+                <w:szCs w:val="18"/>
+              </w:rPr>
+              <w:t xml:space="preserve">solución</w:t>
+            </w:r>
+          </w:p>
+        </w:tc>
+        <w:tc>
+          <w:tcPr>
+            <w:tcW w:type="dxa" w:w="3160"/>
+            <w:tcMar>
+              <w:top w:type="dxa" w:w="80"/>
+              <w:left w:type="dxa" w:w="100"/>
+              <w:bottom w:type="dxa" w:w="80"/>
+              <w:right w:type="dxa" w:w="100"/>
+            </w:tcMar>
+            <w:vAlign w:val="top"/>
+          </w:tcPr>
+          <w:p>
+            <w:pPr>
+              <w:spacing w:after="0"/>
+            </w:pPr>
+            <w:r>
+              <w:rPr>
+                <w:sz w:val="20"/>
+                <w:szCs w:val="20"/>
+              </w:rPr>
+              <w:t xml:space="preserve">A value of the variable that makes an equation true.</w:t>
+            </w:r>
+          </w:p>
+        </w:tc>
+        <w:tc>
+          <w:tcPr>
+            <w:tcW w:type="dxa" w:w="2200"/>
+            <w:tcMar>
+              <w:top w:type="dxa" w:w="80"/>
+              <w:left w:type="dxa" w:w="100"/>
+              <w:bottom w:type="dxa" w:w="80"/>
+              <w:right w:type="dxa" w:w="100"/>
+            </w:tcMar>
+            <w:vAlign w:val="top"/>
+          </w:tcPr>
+          <w:p>
+            <w:pPr>
+              <w:spacing w:after="40"/>
+            </w:pPr>
+            <w:r>
+              <w:rPr>
+                <w:i/>
+                <w:iCs/>
+                <w:color w:val="5F6F80"/>
+                <w:sz w:val="19"/>
+                <w:szCs w:val="19"/>
+              </w:rPr>
+              <w:t xml:space="preserve">Not solution: write a counter-example that breaks the definition.</w:t>
+            </w:r>
+          </w:p>
+          <w:p>
+            <w:pPr>
+              <w:pBdr>
+                <w:bottom w:val="single" w:color="AFBECC" w:sz="6"/>
+              </w:pBdr>
+              <w:spacing w:after="30" w:before="150"/>
+            </w:pPr>
+            <w:r>
+              <w:t xml:space="preserve"/>
+            </w:r>
+          </w:p>
+        </w:tc>
+        <w:tc>
+          <w:tcPr>
+            <w:tcW w:type="dxa" w:w="2200"/>
+            <w:tcMar>
+              <w:top w:type="dxa" w:w="80"/>
+              <w:left w:type="dxa" w:w="100"/>
+              <w:bottom w:type="dxa" w:w="80"/>
+              <w:right w:type="dxa" w:w="100"/>
+            </w:tcMar>
+            <w:vAlign w:val="top"/>
+          </w:tcPr>
+          <w:p>
+            <w:pPr>
+              <w:spacing w:after="40"/>
               <w:jc w:val="center"/>
             </w:pPr>
             <w:r>
               <w:drawing>
                 <wp:inline distT="0" distB="0" distL="0" distR="0">
-                  <wp:extent cx="1047750" cy="790575"/>
+                  <wp:extent cx="876300" cy="657225"/>
                   <wp:effectExtent t="0" r="0" b="0" l="0"/>
                   <wp:docPr id="1" name="" descr="" title=""/>
                   <wp:cNvGraphicFramePr>
@@ -331,7 +551,7 @@
                         <pic:spPr bwMode="auto">
                           <a:xfrm>
                             <a:off x="0" y="0"/>
-                            <a:ext cx="1047750" cy="790575"/>
+                            <a:ext cx="876300" cy="657225"/>
                           </a:xfrm>
                           <a:prstGeom prst="rect">
                             <a:avLst/>
@@ -344,69 +564,10 @@
               </w:drawing>
             </w:r>
           </w:p>
-        </w:tc>
-        <w:tc>
-          <w:tcPr>
-            <w:tcW w:type="dxa" w:w="7560"/>
-            <w:tcMar>
-              <w:top w:type="dxa" w:w="100"/>
-              <w:left w:type="dxa" w:w="40"/>
-              <w:bottom w:type="dxa" w:w="100"/>
-              <w:right w:type="dxa" w:w="40"/>
-            </w:tcMar>
-            <w:vAlign w:val="center"/>
-          </w:tcPr>
-          <w:p>
-            <w:pPr>
-              <w:spacing w:after="50"/>
-            </w:pPr>
-            <w:r>
-              <w:rPr>
-                <w:b/>
-                <w:bCs/>
-                <w:color w:val="12355B"/>
-                <w:sz w:val="24"/>
-                <w:szCs w:val="24"/>
-              </w:rPr>
-              <w:t xml:space="preserve">solution</w:t>
-            </w:r>
-            <w:r>
-              <w:rPr>
-                <w:i/>
-                <w:iCs/>
-                <w:color w:val="5F6F80"/>
-                <w:sz w:val="19"/>
-                <w:szCs w:val="19"/>
-              </w:rPr>
-              <w:t xml:space="preserve">   solución</w:t>
-            </w:r>
-          </w:p>
-          <w:p>
-            <w:pPr>
-              <w:spacing w:after="40"/>
-            </w:pPr>
-            <w:r>
-              <w:rPr>
-                <w:sz w:val="21"/>
-                <w:szCs w:val="21"/>
-              </w:rPr>
-              <w:t xml:space="preserve">A value of the variable that makes an equation true.</w:t>
-            </w:r>
-          </w:p>
           <w:p>
             <w:pPr>
               <w:spacing w:after="0"/>
             </w:pPr>
-            <w:r>
-              <w:rPr>
-                <w:b/>
-                <w:bCs/>
-                <w:color w:val="1FA6A2"/>
-                <w:sz w:val="18"/>
-                <w:szCs w:val="18"/>
-              </w:rPr>
-              <w:t xml:space="preserve">Example:  </w:t>
-            </w:r>
             <w:r>
               <w:rPr>
                 <w:i/>
@@ -420,23 +581,6 @@
           </w:p>
         </w:tc>
       </w:tr>
-    </w:tbl>
-    <w:tbl>
-      <w:tblPr>
-        <w:tblW w:type="pct" w:w="100%"/>
-        <w:tblBorders>
-          <w:top w:val="none" w:color="FFFFFF" w:sz="0"/>
-          <w:left w:val="none" w:color="FFFFFF" w:sz="0"/>
-          <w:bottom w:val="single" w:color="C7D2DD" w:sz="4"/>
-          <w:right w:val="none" w:color="FFFFFF" w:sz="0"/>
-          <w:insideH w:val="none" w:color="FFFFFF" w:sz="0"/>
-          <w:insideV w:val="none" w:color="FFFFFF" w:sz="0"/>
-        </w:tblBorders>
-      </w:tblPr>
-      <w:tblGrid>
-        <w:gridCol w:w="1800"/>
-        <w:gridCol w:w="7560"/>
-      </w:tblGrid>
       <w:tr>
         <w:trPr>
           <w:cantSplit/>
@@ -445,22 +589,126 @@
           <w:tcPr>
             <w:tcW w:type="dxa" w:w="1800"/>
             <w:tcMar>
-              <w:top w:type="dxa" w:w="100"/>
-              <w:left w:type="dxa" w:w="40"/>
-              <w:bottom w:type="dxa" w:w="100"/>
-              <w:right w:type="dxa" w:w="120"/>
-            </w:tcMar>
-            <w:vAlign w:val="center"/>
-          </w:tcPr>
+              <w:top w:type="dxa" w:w="80"/>
+              <w:left w:type="dxa" w:w="100"/>
+              <w:bottom w:type="dxa" w:w="80"/>
+              <w:right w:type="dxa" w:w="100"/>
+            </w:tcMar>
+            <w:vAlign w:val="top"/>
+          </w:tcPr>
+          <w:p>
+            <w:pPr>
+              <w:spacing w:after="30"/>
+            </w:pPr>
+            <w:r>
+              <w:rPr>
+                <w:b/>
+                <w:bCs/>
+                <w:color w:val="12355B"/>
+                <w:sz w:val="21"/>
+                <w:szCs w:val="21"/>
+              </w:rPr>
+              <w:t xml:space="preserve">substitute</w:t>
+            </w:r>
+          </w:p>
           <w:p>
             <w:pPr>
               <w:spacing w:after="0"/>
+            </w:pPr>
+            <w:r>
+              <w:rPr>
+                <w:i/>
+                <w:iCs/>
+                <w:color w:val="5F6F80"/>
+                <w:sz w:val="18"/>
+                <w:szCs w:val="18"/>
+              </w:rPr>
+              <w:t xml:space="preserve">sustituir</w:t>
+            </w:r>
+          </w:p>
+        </w:tc>
+        <w:tc>
+          <w:tcPr>
+            <w:tcW w:type="dxa" w:w="3160"/>
+            <w:tcMar>
+              <w:top w:type="dxa" w:w="80"/>
+              <w:left w:type="dxa" w:w="100"/>
+              <w:bottom w:type="dxa" w:w="80"/>
+              <w:right w:type="dxa" w:w="100"/>
+            </w:tcMar>
+            <w:vAlign w:val="top"/>
+          </w:tcPr>
+          <w:p>
+            <w:pPr>
+              <w:spacing w:after="0"/>
+            </w:pPr>
+            <w:r>
+              <w:rPr>
+                <w:sz w:val="20"/>
+                <w:szCs w:val="20"/>
+              </w:rPr>
+              <w:t xml:space="preserve">To replace a variable with a number so you can compute.</w:t>
+            </w:r>
+          </w:p>
+        </w:tc>
+        <w:tc>
+          <w:tcPr>
+            <w:tcW w:type="dxa" w:w="2200"/>
+            <w:tcMar>
+              <w:top w:type="dxa" w:w="80"/>
+              <w:left w:type="dxa" w:w="100"/>
+              <w:bottom w:type="dxa" w:w="80"/>
+              <w:right w:type="dxa" w:w="100"/>
+            </w:tcMar>
+            <w:vAlign w:val="top"/>
+          </w:tcPr>
+          <w:p>
+            <w:pPr>
+              <w:spacing w:after="40"/>
+            </w:pPr>
+            <w:r>
+              <w:rPr>
+                <w:i/>
+                <w:iCs/>
+                <w:color w:val="5F6F80"/>
+                <w:sz w:val="19"/>
+                <w:szCs w:val="19"/>
+              </w:rPr>
+              <w:t xml:space="preserve">Not substitute: write a counter-example that breaks the definition.</w:t>
+            </w:r>
+          </w:p>
+          <w:p>
+            <w:pPr>
+              <w:pBdr>
+                <w:bottom w:val="single" w:color="AFBECC" w:sz="6"/>
+              </w:pBdr>
+              <w:spacing w:after="30" w:before="150"/>
+            </w:pPr>
+            <w:r>
+              <w:t xml:space="preserve"/>
+            </w:r>
+          </w:p>
+        </w:tc>
+        <w:tc>
+          <w:tcPr>
+            <w:tcW w:type="dxa" w:w="2200"/>
+            <w:tcMar>
+              <w:top w:type="dxa" w:w="80"/>
+              <w:left w:type="dxa" w:w="100"/>
+              <w:bottom w:type="dxa" w:w="80"/>
+              <w:right w:type="dxa" w:w="100"/>
+            </w:tcMar>
+            <w:vAlign w:val="top"/>
+          </w:tcPr>
+          <w:p>
+            <w:pPr>
+              <w:spacing w:after="40"/>
               <w:jc w:val="center"/>
             </w:pPr>
             <w:r>
               <w:drawing>
                 <wp:inline distT="0" distB="0" distL="0" distR="0">
-                  <wp:extent cx="1047750" cy="790575"/>
+                  <wp:extent cx="876300" cy="657225"/>
                   <wp:effectExtent t="0" r="0" b="0" l="0"/>
                   <wp:docPr id="1" name="" descr="" title=""/>
                   <wp:cNvGraphicFramePr>
@@ -485,7 +733,7 @@
                         <pic:spPr bwMode="auto">
                           <a:xfrm>
                             <a:off x="0" y="0"/>
-                            <a:ext cx="1047750" cy="790575"/>
+                            <a:ext cx="876300" cy="657225"/>
                           </a:xfrm>
                           <a:prstGeom prst="rect">
                             <a:avLst/>
@@ -498,69 +746,10 @@
               </w:drawing>
             </w:r>
           </w:p>
-        </w:tc>
-        <w:tc>
-          <w:tcPr>
-            <w:tcW w:type="dxa" w:w="7560"/>
-            <w:tcMar>
-              <w:top w:type="dxa" w:w="100"/>
-              <w:left w:type="dxa" w:w="40"/>
-              <w:bottom w:type="dxa" w:w="100"/>
-              <w:right w:type="dxa" w:w="40"/>
-            </w:tcMar>
-            <w:vAlign w:val="center"/>
-          </w:tcPr>
-          <w:p>
-            <w:pPr>
-              <w:spacing w:after="50"/>
-            </w:pPr>
-            <w:r>
-              <w:rPr>
-                <w:b/>
-                <w:bCs/>
-                <w:color w:val="12355B"/>
-                <w:sz w:val="24"/>
-                <w:szCs w:val="24"/>
-              </w:rPr>
-              <w:t xml:space="preserve">substitute</w:t>
-            </w:r>
-            <w:r>
-              <w:rPr>
-                <w:i/>
-                <w:iCs/>
-                <w:color w:val="5F6F80"/>
-                <w:sz w:val="19"/>
-                <w:szCs w:val="19"/>
-              </w:rPr>
-              <w:t xml:space="preserve">   sustituir</w:t>
-            </w:r>
-          </w:p>
-          <w:p>
-            <w:pPr>
-              <w:spacing w:after="40"/>
-            </w:pPr>
-            <w:r>
-              <w:rPr>
-                <w:sz w:val="21"/>
-                <w:szCs w:val="21"/>
-              </w:rPr>
-              <w:t xml:space="preserve">To replace a variable with a number so you can compute.</w:t>
-            </w:r>
-          </w:p>
           <w:p>
             <w:pPr>
               <w:spacing w:after="0"/>
             </w:pPr>
-            <w:r>
-              <w:rPr>
-                <w:b/>
-                <w:bCs/>
-                <w:color w:val="1FA6A2"/>
-                <w:sz w:val="18"/>
-                <w:szCs w:val="18"/>
-              </w:rPr>
-              <w:t xml:space="preserve">Example:  </w:t>
-            </w:r>
             <w:r>
               <w:rPr>
                 <w:i/>
@@ -574,23 +763,6 @@
           </w:p>
         </w:tc>
       </w:tr>
-    </w:tbl>
-    <w:tbl>
-      <w:tblPr>
-        <w:tblW w:type="pct" w:w="100%"/>
-        <w:tblBorders>
-          <w:top w:val="none" w:color="FFFFFF" w:sz="0"/>
-          <w:left w:val="none" w:color="FFFFFF" w:sz="0"/>
-          <w:bottom w:val="single" w:color="C7D2DD" w:sz="4"/>
-          <w:right w:val="none" w:color="FFFFFF" w:sz="0"/>
-          <w:insideH w:val="none" w:color="FFFFFF" w:sz="0"/>
-          <w:insideV w:val="none" w:color="FFFFFF" w:sz="0"/>
-        </w:tblBorders>
-      </w:tblPr>
-      <w:tblGrid>
-        <w:gridCol w:w="1800"/>
-        <w:gridCol w:w="7560"/>
-      </w:tblGrid>
       <w:tr>
         <w:trPr>
           <w:cantSplit/>
@@ -599,22 +771,126 @@
           <w:tcPr>
             <w:tcW w:type="dxa" w:w="1800"/>
             <w:tcMar>
-              <w:top w:type="dxa" w:w="100"/>
-              <w:left w:type="dxa" w:w="40"/>
-              <w:bottom w:type="dxa" w:w="100"/>
-              <w:right w:type="dxa" w:w="120"/>
-            </w:tcMar>
-            <w:vAlign w:val="center"/>
-          </w:tcPr>
+              <w:top w:type="dxa" w:w="80"/>
+              <w:left w:type="dxa" w:w="100"/>
+              <w:bottom w:type="dxa" w:w="80"/>
+              <w:right w:type="dxa" w:w="100"/>
+            </w:tcMar>
+            <w:vAlign w:val="top"/>
+          </w:tcPr>
+          <w:p>
+            <w:pPr>
+              <w:spacing w:after="30"/>
+            </w:pPr>
+            <w:r>
+              <w:rPr>
+                <w:b/>
+                <w:bCs/>
+                <w:color w:val="12355B"/>
+                <w:sz w:val="21"/>
+                <w:szCs w:val="21"/>
+              </w:rPr>
+              <w:t xml:space="preserve">at least</w:t>
+            </w:r>
+          </w:p>
           <w:p>
             <w:pPr>
               <w:spacing w:after="0"/>
+            </w:pPr>
+            <w:r>
+              <w:rPr>
+                <w:i/>
+                <w:iCs/>
+                <w:color w:val="5F6F80"/>
+                <w:sz w:val="18"/>
+                <w:szCs w:val="18"/>
+              </w:rPr>
+              <w:t xml:space="preserve">al menos</w:t>
+            </w:r>
+          </w:p>
+        </w:tc>
+        <w:tc>
+          <w:tcPr>
+            <w:tcW w:type="dxa" w:w="3160"/>
+            <w:tcMar>
+              <w:top w:type="dxa" w:w="80"/>
+              <w:left w:type="dxa" w:w="100"/>
+              <w:bottom w:type="dxa" w:w="80"/>
+              <w:right w:type="dxa" w:w="100"/>
+            </w:tcMar>
+            <w:vAlign w:val="top"/>
+          </w:tcPr>
+          <w:p>
+            <w:pPr>
+              <w:spacing w:after="0"/>
+            </w:pPr>
+            <w:r>
+              <w:rPr>
+                <w:sz w:val="20"/>
+                <w:szCs w:val="20"/>
+              </w:rPr>
+              <w:t xml:space="preserve">That amount or more — the smallest amount that still works.</w:t>
+            </w:r>
+          </w:p>
+        </w:tc>
+        <w:tc>
+          <w:tcPr>
+            <w:tcW w:type="dxa" w:w="2200"/>
+            <w:tcMar>
+              <w:top w:type="dxa" w:w="80"/>
+              <w:left w:type="dxa" w:w="100"/>
+              <w:bottom w:type="dxa" w:w="80"/>
+              <w:right w:type="dxa" w:w="100"/>
+            </w:tcMar>
+            <w:vAlign w:val="top"/>
+          </w:tcPr>
+          <w:p>
+            <w:pPr>
+              <w:spacing w:after="40"/>
+            </w:pPr>
+            <w:r>
+              <w:rPr>
+                <w:i/>
+                <w:iCs/>
+                <w:color w:val="5F6F80"/>
+                <w:sz w:val="19"/>
+                <w:szCs w:val="19"/>
+              </w:rPr>
+              <w:t xml:space="preserve">Not at least: write a counter-example that breaks the definition.</w:t>
+            </w:r>
+          </w:p>
+          <w:p>
+            <w:pPr>
+              <w:pBdr>
+                <w:bottom w:val="single" w:color="AFBECC" w:sz="6"/>
+              </w:pBdr>
+              <w:spacing w:after="30" w:before="150"/>
+            </w:pPr>
+            <w:r>
+              <w:t xml:space="preserve"/>
+            </w:r>
+          </w:p>
+        </w:tc>
+        <w:tc>
+          <w:tcPr>
+            <w:tcW w:type="dxa" w:w="2200"/>
+            <w:tcMar>
+              <w:top w:type="dxa" w:w="80"/>
+              <w:left w:type="dxa" w:w="100"/>
+              <w:bottom w:type="dxa" w:w="80"/>
+              <w:right w:type="dxa" w:w="100"/>
+            </w:tcMar>
+            <w:vAlign w:val="top"/>
+          </w:tcPr>
+          <w:p>
+            <w:pPr>
+              <w:spacing w:after="40"/>
               <w:jc w:val="center"/>
             </w:pPr>
             <w:r>
               <w:drawing>
                 <wp:inline distT="0" distB="0" distL="0" distR="0">
-                  <wp:extent cx="1047750" cy="790575"/>
+                  <wp:extent cx="876300" cy="657225"/>
                   <wp:effectExtent t="0" r="0" b="0" l="0"/>
                   <wp:docPr id="1" name="" descr="" title=""/>
                   <wp:cNvGraphicFramePr>
@@ -639,7 +915,7 @@
                         <pic:spPr bwMode="auto">
                           <a:xfrm>
                             <a:off x="0" y="0"/>
-                            <a:ext cx="1047750" cy="790575"/>
+                            <a:ext cx="876300" cy="657225"/>
                           </a:xfrm>
                           <a:prstGeom prst="rect">
                             <a:avLst/>
@@ -652,69 +928,10 @@
               </w:drawing>
             </w:r>
           </w:p>
-        </w:tc>
-        <w:tc>
-          <w:tcPr>
-            <w:tcW w:type="dxa" w:w="7560"/>
-            <w:tcMar>
-              <w:top w:type="dxa" w:w="100"/>
-              <w:left w:type="dxa" w:w="40"/>
-              <w:bottom w:type="dxa" w:w="100"/>
-              <w:right w:type="dxa" w:w="40"/>
-            </w:tcMar>
-            <w:vAlign w:val="center"/>
-          </w:tcPr>
-          <w:p>
-            <w:pPr>
-              <w:spacing w:after="50"/>
-            </w:pPr>
-            <w:r>
-              <w:rPr>
-                <w:b/>
-                <w:bCs/>
-                <w:color w:val="12355B"/>
-                <w:sz w:val="24"/>
-                <w:szCs w:val="24"/>
-              </w:rPr>
-              <w:t xml:space="preserve">at least</w:t>
-            </w:r>
-            <w:r>
-              <w:rPr>
-                <w:i/>
-                <w:iCs/>
-                <w:color w:val="5F6F80"/>
-                <w:sz w:val="19"/>
-                <w:szCs w:val="19"/>
-              </w:rPr>
-              <w:t xml:space="preserve">   al menos</w:t>
-            </w:r>
-          </w:p>
-          <w:p>
-            <w:pPr>
-              <w:spacing w:after="40"/>
-            </w:pPr>
-            <w:r>
-              <w:rPr>
-                <w:sz w:val="21"/>
-                <w:szCs w:val="21"/>
-              </w:rPr>
-              <w:t xml:space="preserve">That amount or more — the smallest amount that still works.</w:t>
-            </w:r>
-          </w:p>
           <w:p>
             <w:pPr>
               <w:spacing w:after="0"/>
             </w:pPr>
-            <w:r>
-              <w:rPr>
-                <w:b/>
-                <w:bCs/>
-                <w:color w:val="1FA6A2"/>
-                <w:sz w:val="18"/>
-                <w:szCs w:val="18"/>
-              </w:rPr>
-              <w:t xml:space="preserve">Example:  </w:t>
-            </w:r>
             <w:r>
               <w:rPr>
                 <w:i/>
@@ -728,23 +945,6 @@
           </w:p>
         </w:tc>
       </w:tr>
-    </w:tbl>
-    <w:tbl>
-      <w:tblPr>
-        <w:tblW w:type="pct" w:w="100%"/>
-        <w:tblBorders>
-          <w:top w:val="none" w:color="FFFFFF" w:sz="0"/>
-          <w:left w:val="none" w:color="FFFFFF" w:sz="0"/>
-          <w:bottom w:val="single" w:color="C7D2DD" w:sz="4"/>
-          <w:right w:val="none" w:color="FFFFFF" w:sz="0"/>
-          <w:insideH w:val="none" w:color="FFFFFF" w:sz="0"/>
-          <w:insideV w:val="none" w:color="FFFFFF" w:sz="0"/>
-        </w:tblBorders>
-      </w:tblPr>
-      <w:tblGrid>
-        <w:gridCol w:w="1800"/>
-        <w:gridCol w:w="7560"/>
-      </w:tblGrid>
       <w:tr>
         <w:trPr>
           <w:cantSplit/>
@@ -753,22 +953,126 @@
           <w:tcPr>
             <w:tcW w:type="dxa" w:w="1800"/>
             <w:tcMar>
-              <w:top w:type="dxa" w:w="100"/>
-              <w:left w:type="dxa" w:w="40"/>
-              <w:bottom w:type="dxa" w:w="100"/>
-              <w:right w:type="dxa" w:w="120"/>
-            </w:tcMar>
-            <w:vAlign w:val="center"/>
-          </w:tcPr>
+              <w:top w:type="dxa" w:w="80"/>
+              <w:left w:type="dxa" w:w="100"/>
+              <w:bottom w:type="dxa" w:w="80"/>
+              <w:right w:type="dxa" w:w="100"/>
+            </w:tcMar>
+            <w:vAlign w:val="top"/>
+          </w:tcPr>
+          <w:p>
+            <w:pPr>
+              <w:spacing w:after="30"/>
+            </w:pPr>
+            <w:r>
+              <w:rPr>
+                <w:b/>
+                <w:bCs/>
+                <w:color w:val="12355B"/>
+                <w:sz w:val="21"/>
+                <w:szCs w:val="21"/>
+              </w:rPr>
+              <w:t xml:space="preserve">predict</w:t>
+            </w:r>
+          </w:p>
           <w:p>
             <w:pPr>
               <w:spacing w:after="0"/>
+            </w:pPr>
+            <w:r>
+              <w:rPr>
+                <w:i/>
+                <w:iCs/>
+                <w:color w:val="5F6F80"/>
+                <w:sz w:val="18"/>
+                <w:szCs w:val="18"/>
+              </w:rPr>
+              <w:t xml:space="preserve">predecir</w:t>
+            </w:r>
+          </w:p>
+        </w:tc>
+        <w:tc>
+          <w:tcPr>
+            <w:tcW w:type="dxa" w:w="3160"/>
+            <w:tcMar>
+              <w:top w:type="dxa" w:w="80"/>
+              <w:left w:type="dxa" w:w="100"/>
+              <w:bottom w:type="dxa" w:w="80"/>
+              <w:right w:type="dxa" w:w="100"/>
+            </w:tcMar>
+            <w:vAlign w:val="top"/>
+          </w:tcPr>
+          <w:p>
+            <w:pPr>
+              <w:spacing w:after="0"/>
+            </w:pPr>
+            <w:r>
+              <w:rPr>
+                <w:sz w:val="20"/>
+                <w:szCs w:val="20"/>
+              </w:rPr>
+              <w:t xml:space="preserve">To make a reasonable guess about a future amount using information you already have.</w:t>
+            </w:r>
+          </w:p>
+        </w:tc>
+        <w:tc>
+          <w:tcPr>
+            <w:tcW w:type="dxa" w:w="2200"/>
+            <w:tcMar>
+              <w:top w:type="dxa" w:w="80"/>
+              <w:left w:type="dxa" w:w="100"/>
+              <w:bottom w:type="dxa" w:w="80"/>
+              <w:right w:type="dxa" w:w="100"/>
+            </w:tcMar>
+            <w:vAlign w:val="top"/>
+          </w:tcPr>
+          <w:p>
+            <w:pPr>
+              <w:spacing w:after="40"/>
+            </w:pPr>
+            <w:r>
+              <w:rPr>
+                <w:i/>
+                <w:iCs/>
+                <w:color w:val="5F6F80"/>
+                <w:sz w:val="19"/>
+                <w:szCs w:val="19"/>
+              </w:rPr>
+              <w:t xml:space="preserve">Not predict: write a counter-example that breaks the definition.</w:t>
+            </w:r>
+          </w:p>
+          <w:p>
+            <w:pPr>
+              <w:pBdr>
+                <w:bottom w:val="single" w:color="AFBECC" w:sz="6"/>
+              </w:pBdr>
+              <w:spacing w:after="30" w:before="150"/>
+            </w:pPr>
+            <w:r>
+              <w:t xml:space="preserve"/>
+            </w:r>
+          </w:p>
+        </w:tc>
+        <w:tc>
+          <w:tcPr>
+            <w:tcW w:type="dxa" w:w="2200"/>
+            <w:tcMar>
+              <w:top w:type="dxa" w:w="80"/>
+              <w:left w:type="dxa" w:w="100"/>
+              <w:bottom w:type="dxa" w:w="80"/>
+              <w:right w:type="dxa" w:w="100"/>
+            </w:tcMar>
+            <w:vAlign w:val="top"/>
+          </w:tcPr>
+          <w:p>
+            <w:pPr>
+              <w:spacing w:after="40"/>
               <w:jc w:val="center"/>
             </w:pPr>
             <w:r>
               <w:drawing>
                 <wp:inline distT="0" distB="0" distL="0" distR="0">
-                  <wp:extent cx="1047750" cy="790575"/>
+                  <wp:extent cx="876300" cy="657225"/>
                   <wp:effectExtent t="0" r="0" b="0" l="0"/>
                   <wp:docPr id="1" name="" descr="" title=""/>
                   <wp:cNvGraphicFramePr>
@@ -793,7 +1097,7 @@
                         <pic:spPr bwMode="auto">
                           <a:xfrm>
                             <a:off x="0" y="0"/>
-                            <a:ext cx="1047750" cy="790575"/>
+                            <a:ext cx="876300" cy="657225"/>
                           </a:xfrm>
                           <a:prstGeom prst="rect">
                             <a:avLst/>
@@ -806,69 +1110,10 @@
               </w:drawing>
             </w:r>
           </w:p>
-        </w:tc>
-        <w:tc>
-          <w:tcPr>
-            <w:tcW w:type="dxa" w:w="7560"/>
-            <w:tcMar>
-              <w:top w:type="dxa" w:w="100"/>
-              <w:left w:type="dxa" w:w="40"/>
-              <w:bottom w:type="dxa" w:w="100"/>
-              <w:right w:type="dxa" w:w="40"/>
-            </w:tcMar>
-            <w:vAlign w:val="center"/>
-          </w:tcPr>
-          <w:p>
-            <w:pPr>
-              <w:spacing w:after="50"/>
-            </w:pPr>
-            <w:r>
-              <w:rPr>
-                <w:b/>
-                <w:bCs/>
-                <w:color w:val="12355B"/>
-                <w:sz w:val="24"/>
-                <w:szCs w:val="24"/>
-              </w:rPr>
-              <w:t xml:space="preserve">predict</w:t>
-            </w:r>
-            <w:r>
-              <w:rPr>
-                <w:i/>
-                <w:iCs/>
-                <w:color w:val="5F6F80"/>
-                <w:sz w:val="19"/>
-                <w:szCs w:val="19"/>
-              </w:rPr>
-              <w:t xml:space="preserve">   predecir</w:t>
-            </w:r>
-          </w:p>
-          <w:p>
-            <w:pPr>
-              <w:spacing w:after="40"/>
-            </w:pPr>
-            <w:r>
-              <w:rPr>
-                <w:sz w:val="21"/>
-                <w:szCs w:val="21"/>
-              </w:rPr>
-              <w:t xml:space="preserve">To make a reasonable guess about a future amount using information you already have.</w:t>
-            </w:r>
-          </w:p>
           <w:p>
             <w:pPr>
               <w:spacing w:after="0"/>
             </w:pPr>
-            <w:r>
-              <w:rPr>
-                <w:b/>
-                <w:bCs/>
-                <w:color w:val="1FA6A2"/>
-                <w:sz w:val="18"/>
-                <w:szCs w:val="18"/>
-              </w:rPr>
-              <w:t xml:space="preserve">Example:  </w:t>
-            </w:r>
             <w:r>
               <w:rPr>
                 <w:i/>
@@ -882,23 +1127,6 @@
           </w:p>
         </w:tc>
       </w:tr>
-    </w:tbl>
-    <w:tbl>
-      <w:tblPr>
-        <w:tblW w:type="pct" w:w="100%"/>
-        <w:tblBorders>
-          <w:top w:val="none" w:color="FFFFFF" w:sz="0"/>
-          <w:left w:val="none" w:color="FFFFFF" w:sz="0"/>
-          <w:bottom w:val="single" w:color="C7D2DD" w:sz="4"/>
-          <w:right w:val="none" w:color="FFFFFF" w:sz="0"/>
-          <w:insideH w:val="none" w:color="FFFFFF" w:sz="0"/>
-          <w:insideV w:val="none" w:color="FFFFFF" w:sz="0"/>
-        </w:tblBorders>
-      </w:tblPr>
-      <w:tblGrid>
-        <w:gridCol w:w="1800"/>
-        <w:gridCol w:w="7560"/>
-      </w:tblGrid>
       <w:tr>
         <w:trPr>
           <w:cantSplit/>
@@ -907,22 +1135,126 @@
           <w:tcPr>
             <w:tcW w:type="dxa" w:w="1800"/>
             <w:tcMar>
-              <w:top w:type="dxa" w:w="100"/>
-              <w:left w:type="dxa" w:w="40"/>
-              <w:bottom w:type="dxa" w:w="100"/>
-              <w:right w:type="dxa" w:w="120"/>
-            </w:tcMar>
-            <w:vAlign w:val="center"/>
-          </w:tcPr>
+              <w:top w:type="dxa" w:w="80"/>
+              <w:left w:type="dxa" w:w="100"/>
+              <w:bottom w:type="dxa" w:w="80"/>
+              <w:right w:type="dxa" w:w="100"/>
+            </w:tcMar>
+            <w:vAlign w:val="top"/>
+          </w:tcPr>
+          <w:p>
+            <w:pPr>
+              <w:spacing w:after="30"/>
+            </w:pPr>
+            <w:r>
+              <w:rPr>
+                <w:b/>
+                <w:bCs/>
+                <w:color w:val="12355B"/>
+                <w:sz w:val="21"/>
+                <w:szCs w:val="21"/>
+              </w:rPr>
+              <w:t xml:space="preserve">justify</w:t>
+            </w:r>
+          </w:p>
           <w:p>
             <w:pPr>
               <w:spacing w:after="0"/>
+            </w:pPr>
+            <w:r>
+              <w:rPr>
+                <w:i/>
+                <w:iCs/>
+                <w:color w:val="5F6F80"/>
+                <w:sz w:val="18"/>
+                <w:szCs w:val="18"/>
+              </w:rPr>
+              <w:t xml:space="preserve">justificar</w:t>
+            </w:r>
+          </w:p>
+        </w:tc>
+        <w:tc>
+          <w:tcPr>
+            <w:tcW w:type="dxa" w:w="3160"/>
+            <w:tcMar>
+              <w:top w:type="dxa" w:w="80"/>
+              <w:left w:type="dxa" w:w="100"/>
+              <w:bottom w:type="dxa" w:w="80"/>
+              <w:right w:type="dxa" w:w="100"/>
+            </w:tcMar>
+            <w:vAlign w:val="top"/>
+          </w:tcPr>
+          <w:p>
+            <w:pPr>
+              <w:spacing w:after="0"/>
+            </w:pPr>
+            <w:r>
+              <w:rPr>
+                <w:sz w:val="20"/>
+                <w:szCs w:val="20"/>
+              </w:rPr>
+              <w:t xml:space="preserve">To explain WHY an answer or recommendation makes sense, using the mathematics.</w:t>
+            </w:r>
+          </w:p>
+        </w:tc>
+        <w:tc>
+          <w:tcPr>
+            <w:tcW w:type="dxa" w:w="2200"/>
+            <w:tcMar>
+              <w:top w:type="dxa" w:w="80"/>
+              <w:left w:type="dxa" w:w="100"/>
+              <w:bottom w:type="dxa" w:w="80"/>
+              <w:right w:type="dxa" w:w="100"/>
+            </w:tcMar>
+            <w:vAlign w:val="top"/>
+          </w:tcPr>
+          <w:p>
+            <w:pPr>
+              <w:spacing w:after="40"/>
+            </w:pPr>
+            <w:r>
+              <w:rPr>
+                <w:i/>
+                <w:iCs/>
+                <w:color w:val="5F6F80"/>
+                <w:sz w:val="19"/>
+                <w:szCs w:val="19"/>
+              </w:rPr>
+              <w:t xml:space="preserve">Not justify: write a counter-example that breaks the definition.</w:t>
+            </w:r>
+          </w:p>
+          <w:p>
+            <w:pPr>
+              <w:pBdr>
+                <w:bottom w:val="single" w:color="AFBECC" w:sz="6"/>
+              </w:pBdr>
+              <w:spacing w:after="30" w:before="150"/>
+            </w:pPr>
+            <w:r>
+              <w:t xml:space="preserve"/>
+            </w:r>
+          </w:p>
+        </w:tc>
+        <w:tc>
+          <w:tcPr>
+            <w:tcW w:type="dxa" w:w="2200"/>
+            <w:tcMar>
+              <w:top w:type="dxa" w:w="80"/>
+              <w:left w:type="dxa" w:w="100"/>
+              <w:bottom w:type="dxa" w:w="80"/>
+              <w:right w:type="dxa" w:w="100"/>
+            </w:tcMar>
+            <w:vAlign w:val="top"/>
+          </w:tcPr>
+          <w:p>
+            <w:pPr>
+              <w:spacing w:after="40"/>
               <w:jc w:val="center"/>
             </w:pPr>
             <w:r>
               <w:drawing>
                 <wp:inline distT="0" distB="0" distL="0" distR="0">
-                  <wp:extent cx="1047750" cy="790575"/>
+                  <wp:extent cx="876300" cy="657225"/>
                   <wp:effectExtent t="0" r="0" b="0" l="0"/>
                   <wp:docPr id="1" name="" descr="" title=""/>
                   <wp:cNvGraphicFramePr>
@@ -947,7 +1279,7 @@
                         <pic:spPr bwMode="auto">
                           <a:xfrm>
                             <a:off x="0" y="0"/>
-                            <a:ext cx="1047750" cy="790575"/>
+                            <a:ext cx="876300" cy="657225"/>
                           </a:xfrm>
                           <a:prstGeom prst="rect">
                             <a:avLst/>
@@ -960,69 +1292,10 @@
               </w:drawing>
             </w:r>
           </w:p>
-        </w:tc>
-        <w:tc>
-          <w:tcPr>
-            <w:tcW w:type="dxa" w:w="7560"/>
-            <w:tcMar>
-              <w:top w:type="dxa" w:w="100"/>
-              <w:left w:type="dxa" w:w="40"/>
-              <w:bottom w:type="dxa" w:w="100"/>
-              <w:right w:type="dxa" w:w="40"/>
-            </w:tcMar>
-            <w:vAlign w:val="center"/>
-          </w:tcPr>
-          <w:p>
-            <w:pPr>
-              <w:spacing w:after="50"/>
-            </w:pPr>
-            <w:r>
-              <w:rPr>
-                <w:b/>
-                <w:bCs/>
-                <w:color w:val="12355B"/>
-                <w:sz w:val="24"/>
-                <w:szCs w:val="24"/>
-              </w:rPr>
-              <w:t xml:space="preserve">justify</w:t>
-            </w:r>
-            <w:r>
-              <w:rPr>
-                <w:i/>
-                <w:iCs/>
-                <w:color w:val="5F6F80"/>
-                <w:sz w:val="19"/>
-                <w:szCs w:val="19"/>
-              </w:rPr>
-              <w:t xml:space="preserve">   justificar</w:t>
-            </w:r>
-          </w:p>
-          <w:p>
-            <w:pPr>
-              <w:spacing w:after="40"/>
-            </w:pPr>
-            <w:r>
-              <w:rPr>
-                <w:sz w:val="21"/>
-                <w:szCs w:val="21"/>
-              </w:rPr>
-              <w:t xml:space="preserve">To explain WHY an answer or recommendation makes sense, using the mathematics.</w:t>
-            </w:r>
-          </w:p>
           <w:p>
             <w:pPr>
               <w:spacing w:after="0"/>
             </w:pPr>
-            <w:r>
-              <w:rPr>
-                <w:b/>
-                <w:bCs/>
-                <w:color w:val="1FA6A2"/>
-                <w:sz w:val="18"/>
-                <w:szCs w:val="18"/>
-              </w:rPr>
-              <w:t xml:space="preserve">Example:  </w:t>
-            </w:r>
             <w:r>
               <w:rPr>
                 <w:i/>
@@ -1036,23 +1309,6 @@
           </w:p>
         </w:tc>
       </w:tr>
-    </w:tbl>
-    <w:tbl>
-      <w:tblPr>
-        <w:tblW w:type="pct" w:w="100%"/>
-        <w:tblBorders>
-          <w:top w:val="none" w:color="FFFFFF" w:sz="0"/>
-          <w:left w:val="none" w:color="FFFFFF" w:sz="0"/>
-          <w:bottom w:val="single" w:color="C7D2DD" w:sz="4"/>
-          <w:right w:val="none" w:color="FFFFFF" w:sz="0"/>
-          <w:insideH w:val="none" w:color="FFFFFF" w:sz="0"/>
-          <w:insideV w:val="none" w:color="FFFFFF" w:sz="0"/>
-        </w:tblBorders>
-      </w:tblPr>
-      <w:tblGrid>
-        <w:gridCol w:w="1800"/>
-        <w:gridCol w:w="7560"/>
-      </w:tblGrid>
       <w:tr>
         <w:trPr>
           <w:cantSplit/>
@@ -1061,22 +1317,126 @@
           <w:tcPr>
             <w:tcW w:type="dxa" w:w="1800"/>
             <w:tcMar>
-              <w:top w:type="dxa" w:w="100"/>
-              <w:left w:type="dxa" w:w="40"/>
-              <w:bottom w:type="dxa" w:w="100"/>
-              <w:right w:type="dxa" w:w="120"/>
-            </w:tcMar>
-            <w:vAlign w:val="center"/>
-          </w:tcPr>
+              <w:top w:type="dxa" w:w="80"/>
+              <w:left w:type="dxa" w:w="100"/>
+              <w:bottom w:type="dxa" w:w="80"/>
+              <w:right w:type="dxa" w:w="100"/>
+            </w:tcMar>
+            <w:vAlign w:val="top"/>
+          </w:tcPr>
+          <w:p>
+            <w:pPr>
+              <w:spacing w:after="30"/>
+            </w:pPr>
+            <w:r>
+              <w:rPr>
+                <w:b/>
+                <w:bCs/>
+                <w:color w:val="12355B"/>
+                <w:sz w:val="21"/>
+                <w:szCs w:val="21"/>
+              </w:rPr>
+              <w:t xml:space="preserve">Equation</w:t>
+            </w:r>
+          </w:p>
           <w:p>
             <w:pPr>
               <w:spacing w:after="0"/>
+            </w:pPr>
+            <w:r>
+              <w:rPr>
+                <w:i/>
+                <w:iCs/>
+                <w:color w:val="5F6F80"/>
+                <w:sz w:val="18"/>
+                <w:szCs w:val="18"/>
+              </w:rPr>
+              <w:t xml:space="preserve">Ecuación</w:t>
+            </w:r>
+          </w:p>
+        </w:tc>
+        <w:tc>
+          <w:tcPr>
+            <w:tcW w:type="dxa" w:w="3160"/>
+            <w:tcMar>
+              <w:top w:type="dxa" w:w="80"/>
+              <w:left w:type="dxa" w:w="100"/>
+              <w:bottom w:type="dxa" w:w="80"/>
+              <w:right w:type="dxa" w:w="100"/>
+            </w:tcMar>
+            <w:vAlign w:val="top"/>
+          </w:tcPr>
+          <w:p>
+            <w:pPr>
+              <w:spacing w:after="0"/>
+            </w:pPr>
+            <w:r>
+              <w:rPr>
+                <w:sz w:val="20"/>
+                <w:szCs w:val="20"/>
+              </w:rPr>
+              <w:t xml:space="preserve">A math sentence with an equals sign showing two amounts are the same.</w:t>
+            </w:r>
+          </w:p>
+        </w:tc>
+        <w:tc>
+          <w:tcPr>
+            <w:tcW w:type="dxa" w:w="2200"/>
+            <w:tcMar>
+              <w:top w:type="dxa" w:w="80"/>
+              <w:left w:type="dxa" w:w="100"/>
+              <w:bottom w:type="dxa" w:w="80"/>
+              <w:right w:type="dxa" w:w="100"/>
+            </w:tcMar>
+            <w:vAlign w:val="top"/>
+          </w:tcPr>
+          <w:p>
+            <w:pPr>
+              <w:spacing w:after="40"/>
+            </w:pPr>
+            <w:r>
+              <w:rPr>
+                <w:i/>
+                <w:iCs/>
+                <w:color w:val="5F6F80"/>
+                <w:sz w:val="19"/>
+                <w:szCs w:val="19"/>
+              </w:rPr>
+              <w:t xml:space="preserve">Not Equation: write a counter-example that breaks the definition.</w:t>
+            </w:r>
+          </w:p>
+          <w:p>
+            <w:pPr>
+              <w:pBdr>
+                <w:bottom w:val="single" w:color="AFBECC" w:sz="6"/>
+              </w:pBdr>
+              <w:spacing w:after="30" w:before="150"/>
+            </w:pPr>
+            <w:r>
+              <w:t xml:space="preserve"/>
+            </w:r>
+          </w:p>
+        </w:tc>
+        <w:tc>
+          <w:tcPr>
+            <w:tcW w:type="dxa" w:w="2200"/>
+            <w:tcMar>
+              <w:top w:type="dxa" w:w="80"/>
+              <w:left w:type="dxa" w:w="100"/>
+              <w:bottom w:type="dxa" w:w="80"/>
+              <w:right w:type="dxa" w:w="100"/>
+            </w:tcMar>
+            <w:vAlign w:val="top"/>
+          </w:tcPr>
+          <w:p>
+            <w:pPr>
+              <w:spacing w:after="40"/>
               <w:jc w:val="center"/>
             </w:pPr>
             <w:r>
               <w:drawing>
                 <wp:inline distT="0" distB="0" distL="0" distR="0">
-                  <wp:extent cx="1047750" cy="790575"/>
+                  <wp:extent cx="876300" cy="657225"/>
                   <wp:effectExtent t="0" r="0" b="0" l="0"/>
                   <wp:docPr id="1" name="" descr="" title=""/>
                   <wp:cNvGraphicFramePr>
@@ -1101,7 +1461,7 @@
                         <pic:spPr bwMode="auto">
                           <a:xfrm>
                             <a:off x="0" y="0"/>
-                            <a:ext cx="1047750" cy="790575"/>
+                            <a:ext cx="876300" cy="657225"/>
                           </a:xfrm>
                           <a:prstGeom prst="rect">
                             <a:avLst/>
@@ -1114,69 +1474,10 @@
               </w:drawing>
             </w:r>
           </w:p>
-        </w:tc>
-        <w:tc>
-          <w:tcPr>
-            <w:tcW w:type="dxa" w:w="7560"/>
-            <w:tcMar>
-              <w:top w:type="dxa" w:w="100"/>
-              <w:left w:type="dxa" w:w="40"/>
-              <w:bottom w:type="dxa" w:w="100"/>
-              <w:right w:type="dxa" w:w="40"/>
-            </w:tcMar>
-            <w:vAlign w:val="center"/>
-          </w:tcPr>
-          <w:p>
-            <w:pPr>
-              <w:spacing w:after="50"/>
-            </w:pPr>
-            <w:r>
-              <w:rPr>
-                <w:b/>
-                <w:bCs/>
-                <w:color w:val="12355B"/>
-                <w:sz w:val="24"/>
-                <w:szCs w:val="24"/>
-              </w:rPr>
-              <w:t xml:space="preserve">Equation</w:t>
-            </w:r>
-            <w:r>
-              <w:rPr>
-                <w:i/>
-                <w:iCs/>
-                <w:color w:val="5F6F80"/>
-                <w:sz w:val="19"/>
-                <w:szCs w:val="19"/>
-              </w:rPr>
-              <w:t xml:space="preserve">   Ecuación</w:t>
-            </w:r>
-          </w:p>
-          <w:p>
-            <w:pPr>
-              <w:spacing w:after="40"/>
-            </w:pPr>
-            <w:r>
-              <w:rPr>
-                <w:sz w:val="21"/>
-                <w:szCs w:val="21"/>
-              </w:rPr>
-              <w:t xml:space="preserve">A math sentence with an equals sign showing two amounts are the same.</w:t>
-            </w:r>
-          </w:p>
           <w:p>
             <w:pPr>
               <w:spacing w:after="0"/>
             </w:pPr>
-            <w:r>
-              <w:rPr>
-                <w:b/>
-                <w:bCs/>
-                <w:color w:val="1FA6A2"/>
-                <w:sz w:val="18"/>
-                <w:szCs w:val="18"/>
-              </w:rPr>
-              <w:t xml:space="preserve">Example:  </w:t>
-            </w:r>
             <w:r>
               <w:rPr>
                 <w:i/>
@@ -1190,23 +1491,6 @@
           </w:p>
         </w:tc>
       </w:tr>
-    </w:tbl>
-    <w:tbl>
-      <w:tblPr>
-        <w:tblW w:type="pct" w:w="100%"/>
-        <w:tblBorders>
-          <w:top w:val="none" w:color="FFFFFF" w:sz="0"/>
-          <w:left w:val="none" w:color="FFFFFF" w:sz="0"/>
-          <w:bottom w:val="single" w:color="C7D2DD" w:sz="4"/>
-          <w:right w:val="none" w:color="FFFFFF" w:sz="0"/>
-          <w:insideH w:val="none" w:color="FFFFFF" w:sz="0"/>
-          <w:insideV w:val="none" w:color="FFFFFF" w:sz="0"/>
-        </w:tblBorders>
-      </w:tblPr>
-      <w:tblGrid>
-        <w:gridCol w:w="1800"/>
-        <w:gridCol w:w="7560"/>
-      </w:tblGrid>
       <w:tr>
         <w:trPr>
           <w:cantSplit/>
@@ -1215,22 +1499,126 @@
           <w:tcPr>
             <w:tcW w:type="dxa" w:w="1800"/>
             <w:tcMar>
-              <w:top w:type="dxa" w:w="100"/>
-              <w:left w:type="dxa" w:w="40"/>
-              <w:bottom w:type="dxa" w:w="100"/>
-              <w:right w:type="dxa" w:w="120"/>
-            </w:tcMar>
-            <w:vAlign w:val="center"/>
-          </w:tcPr>
+              <w:top w:type="dxa" w:w="80"/>
+              <w:left w:type="dxa" w:w="100"/>
+              <w:bottom w:type="dxa" w:w="80"/>
+              <w:right w:type="dxa" w:w="100"/>
+            </w:tcMar>
+            <w:vAlign w:val="top"/>
+          </w:tcPr>
+          <w:p>
+            <w:pPr>
+              <w:spacing w:after="30"/>
+            </w:pPr>
+            <w:r>
+              <w:rPr>
+                <w:b/>
+                <w:bCs/>
+                <w:color w:val="12355B"/>
+                <w:sz w:val="21"/>
+                <w:szCs w:val="21"/>
+              </w:rPr>
+              <w:t xml:space="preserve">Inverse operation</w:t>
+            </w:r>
+          </w:p>
           <w:p>
             <w:pPr>
               <w:spacing w:after="0"/>
+            </w:pPr>
+            <w:r>
+              <w:rPr>
+                <w:i/>
+                <w:iCs/>
+                <w:color w:val="5F6F80"/>
+                <w:sz w:val="18"/>
+                <w:szCs w:val="18"/>
+              </w:rPr>
+              <w:t xml:space="preserve">Operación inversa</w:t>
+            </w:r>
+          </w:p>
+        </w:tc>
+        <w:tc>
+          <w:tcPr>
+            <w:tcW w:type="dxa" w:w="3160"/>
+            <w:tcMar>
+              <w:top w:type="dxa" w:w="80"/>
+              <w:left w:type="dxa" w:w="100"/>
+              <w:bottom w:type="dxa" w:w="80"/>
+              <w:right w:type="dxa" w:w="100"/>
+            </w:tcMar>
+            <w:vAlign w:val="top"/>
+          </w:tcPr>
+          <w:p>
+            <w:pPr>
+              <w:spacing w:after="0"/>
+            </w:pPr>
+            <w:r>
+              <w:rPr>
+                <w:sz w:val="20"/>
+                <w:szCs w:val="20"/>
+              </w:rPr>
+              <w:t xml:space="preserve">The operation that undoes another one.</w:t>
+            </w:r>
+          </w:p>
+        </w:tc>
+        <w:tc>
+          <w:tcPr>
+            <w:tcW w:type="dxa" w:w="2200"/>
+            <w:tcMar>
+              <w:top w:type="dxa" w:w="80"/>
+              <w:left w:type="dxa" w:w="100"/>
+              <w:bottom w:type="dxa" w:w="80"/>
+              <w:right w:type="dxa" w:w="100"/>
+            </w:tcMar>
+            <w:vAlign w:val="top"/>
+          </w:tcPr>
+          <w:p>
+            <w:pPr>
+              <w:spacing w:after="40"/>
+            </w:pPr>
+            <w:r>
+              <w:rPr>
+                <w:i/>
+                <w:iCs/>
+                <w:color w:val="5F6F80"/>
+                <w:sz w:val="19"/>
+                <w:szCs w:val="19"/>
+              </w:rPr>
+              <w:t xml:space="preserve">Not Inverse operation: write a counter-example that breaks the definition.</w:t>
+            </w:r>
+          </w:p>
+          <w:p>
+            <w:pPr>
+              <w:pBdr>
+                <w:bottom w:val="single" w:color="AFBECC" w:sz="6"/>
+              </w:pBdr>
+              <w:spacing w:after="30" w:before="150"/>
+            </w:pPr>
+            <w:r>
+              <w:t xml:space="preserve"/>
+            </w:r>
+          </w:p>
+        </w:tc>
+        <w:tc>
+          <w:tcPr>
+            <w:tcW w:type="dxa" w:w="2200"/>
+            <w:tcMar>
+              <w:top w:type="dxa" w:w="80"/>
+              <w:left w:type="dxa" w:w="100"/>
+              <w:bottom w:type="dxa" w:w="80"/>
+              <w:right w:type="dxa" w:w="100"/>
+            </w:tcMar>
+            <w:vAlign w:val="top"/>
+          </w:tcPr>
+          <w:p>
+            <w:pPr>
+              <w:spacing w:after="40"/>
               <w:jc w:val="center"/>
             </w:pPr>
             <w:r>
               <w:drawing>
                 <wp:inline distT="0" distB="0" distL="0" distR="0">
-                  <wp:extent cx="1047750" cy="790575"/>
+                  <wp:extent cx="876300" cy="657225"/>
                   <wp:effectExtent t="0" r="0" b="0" l="0"/>
                   <wp:docPr id="1" name="" descr="" title=""/>
                   <wp:cNvGraphicFramePr>
@@ -1255,7 +1643,7 @@
                         <pic:spPr bwMode="auto">
                           <a:xfrm>
                             <a:off x="0" y="0"/>
-                            <a:ext cx="1047750" cy="790575"/>
+                            <a:ext cx="876300" cy="657225"/>
                           </a:xfrm>
                           <a:prstGeom prst="rect">
                             <a:avLst/>
@@ -1268,69 +1656,10 @@
               </w:drawing>
             </w:r>
           </w:p>
-        </w:tc>
-        <w:tc>
-          <w:tcPr>
-            <w:tcW w:type="dxa" w:w="7560"/>
-            <w:tcMar>
-              <w:top w:type="dxa" w:w="100"/>
-              <w:left w:type="dxa" w:w="40"/>
-              <w:bottom w:type="dxa" w:w="100"/>
-              <w:right w:type="dxa" w:w="40"/>
-            </w:tcMar>
-            <w:vAlign w:val="center"/>
-          </w:tcPr>
-          <w:p>
-            <w:pPr>
-              <w:spacing w:after="50"/>
-            </w:pPr>
-            <w:r>
-              <w:rPr>
-                <w:b/>
-                <w:bCs/>
-                <w:color w:val="12355B"/>
-                <w:sz w:val="24"/>
-                <w:szCs w:val="24"/>
-              </w:rPr>
-              <w:t xml:space="preserve">Inverse operation</w:t>
-            </w:r>
-            <w:r>
-              <w:rPr>
-                <w:i/>
-                <w:iCs/>
-                <w:color w:val="5F6F80"/>
-                <w:sz w:val="19"/>
-                <w:szCs w:val="19"/>
-              </w:rPr>
-              <w:t xml:space="preserve">   Operación inversa</w:t>
-            </w:r>
-          </w:p>
-          <w:p>
-            <w:pPr>
-              <w:spacing w:after="40"/>
-            </w:pPr>
-            <w:r>
-              <w:rPr>
-                <w:sz w:val="21"/>
-                <w:szCs w:val="21"/>
-              </w:rPr>
-              <w:t xml:space="preserve">The operation that undoes another one.</w:t>
-            </w:r>
-          </w:p>
           <w:p>
             <w:pPr>
               <w:spacing w:after="0"/>
             </w:pPr>
-            <w:r>
-              <w:rPr>
-                <w:b/>
-                <w:bCs/>
-                <w:color w:val="1FA6A2"/>
-                <w:sz w:val="18"/>
-                <w:szCs w:val="18"/>
-              </w:rPr>
-              <w:t xml:space="preserve">Example:  </w:t>
-            </w:r>
             <w:r>
               <w:rPr>
                 <w:i/>
@@ -1344,23 +1673,6 @@
           </w:p>
         </w:tc>
       </w:tr>
-    </w:tbl>
-    <w:tbl>
-      <w:tblPr>
-        <w:tblW w:type="pct" w:w="100%"/>
-        <w:tblBorders>
-          <w:top w:val="none" w:color="FFFFFF" w:sz="0"/>
-          <w:left w:val="none" w:color="FFFFFF" w:sz="0"/>
-          <w:bottom w:val="single" w:color="C7D2DD" w:sz="4"/>
-          <w:right w:val="none" w:color="FFFFFF" w:sz="0"/>
-          <w:insideH w:val="none" w:color="FFFFFF" w:sz="0"/>
-          <w:insideV w:val="none" w:color="FFFFFF" w:sz="0"/>
-        </w:tblBorders>
-      </w:tblPr>
-      <w:tblGrid>
-        <w:gridCol w:w="1800"/>
-        <w:gridCol w:w="7560"/>
-      </w:tblGrid>
       <w:tr>
         <w:trPr>
           <w:cantSplit/>
@@ -1369,22 +1681,126 @@
           <w:tcPr>
             <w:tcW w:type="dxa" w:w="1800"/>
             <w:tcMar>
-              <w:top w:type="dxa" w:w="100"/>
-              <w:left w:type="dxa" w:w="40"/>
-              <w:bottom w:type="dxa" w:w="100"/>
-              <w:right w:type="dxa" w:w="120"/>
-            </w:tcMar>
-            <w:vAlign w:val="center"/>
-          </w:tcPr>
+              <w:top w:type="dxa" w:w="80"/>
+              <w:left w:type="dxa" w:w="100"/>
+              <w:bottom w:type="dxa" w:w="80"/>
+              <w:right w:type="dxa" w:w="100"/>
+            </w:tcMar>
+            <w:vAlign w:val="top"/>
+          </w:tcPr>
+          <w:p>
+            <w:pPr>
+              <w:spacing w:after="30"/>
+            </w:pPr>
+            <w:r>
+              <w:rPr>
+                <w:b/>
+                <w:bCs/>
+                <w:color w:val="12355B"/>
+                <w:sz w:val="21"/>
+                <w:szCs w:val="21"/>
+              </w:rPr>
+              <w:t xml:space="preserve">Work backward</w:t>
+            </w:r>
+          </w:p>
           <w:p>
             <w:pPr>
               <w:spacing w:after="0"/>
+            </w:pPr>
+            <w:r>
+              <w:rPr>
+                <w:i/>
+                <w:iCs/>
+                <w:color w:val="5F6F80"/>
+                <w:sz w:val="18"/>
+                <w:szCs w:val="18"/>
+              </w:rPr>
+              <w:t xml:space="preserve">Trabajar hacia atrás</w:t>
+            </w:r>
+          </w:p>
+        </w:tc>
+        <w:tc>
+          <w:tcPr>
+            <w:tcW w:type="dxa" w:w="3160"/>
+            <w:tcMar>
+              <w:top w:type="dxa" w:w="80"/>
+              <w:left w:type="dxa" w:w="100"/>
+              <w:bottom w:type="dxa" w:w="80"/>
+              <w:right w:type="dxa" w:w="100"/>
+            </w:tcMar>
+            <w:vAlign w:val="top"/>
+          </w:tcPr>
+          <w:p>
+            <w:pPr>
+              <w:spacing w:after="0"/>
+            </w:pPr>
+            <w:r>
+              <w:rPr>
+                <w:sz w:val="20"/>
+                <w:szCs w:val="20"/>
+              </w:rPr>
+              <w:t xml:space="preserve">Start from the output and undo each step to find the input.</w:t>
+            </w:r>
+          </w:p>
+        </w:tc>
+        <w:tc>
+          <w:tcPr>
+            <w:tcW w:type="dxa" w:w="2200"/>
+            <w:tcMar>
+              <w:top w:type="dxa" w:w="80"/>
+              <w:left w:type="dxa" w:w="100"/>
+              <w:bottom w:type="dxa" w:w="80"/>
+              <w:right w:type="dxa" w:w="100"/>
+            </w:tcMar>
+            <w:vAlign w:val="top"/>
+          </w:tcPr>
+          <w:p>
+            <w:pPr>
+              <w:spacing w:after="40"/>
+            </w:pPr>
+            <w:r>
+              <w:rPr>
+                <w:i/>
+                <w:iCs/>
+                <w:color w:val="5F6F80"/>
+                <w:sz w:val="19"/>
+                <w:szCs w:val="19"/>
+              </w:rPr>
+              <w:t xml:space="preserve">Not Work backward: write a counter-example that breaks the definition.</w:t>
+            </w:r>
+          </w:p>
+          <w:p>
+            <w:pPr>
+              <w:pBdr>
+                <w:bottom w:val="single" w:color="AFBECC" w:sz="6"/>
+              </w:pBdr>
+              <w:spacing w:after="30" w:before="150"/>
+            </w:pPr>
+            <w:r>
+              <w:t xml:space="preserve"/>
+            </w:r>
+          </w:p>
+        </w:tc>
+        <w:tc>
+          <w:tcPr>
+            <w:tcW w:type="dxa" w:w="2200"/>
+            <w:tcMar>
+              <w:top w:type="dxa" w:w="80"/>
+              <w:left w:type="dxa" w:w="100"/>
+              <w:bottom w:type="dxa" w:w="80"/>
+              <w:right w:type="dxa" w:w="100"/>
+            </w:tcMar>
+            <w:vAlign w:val="top"/>
+          </w:tcPr>
+          <w:p>
+            <w:pPr>
+              <w:spacing w:after="40"/>
               <w:jc w:val="center"/>
             </w:pPr>
             <w:r>
               <w:drawing>
                 <wp:inline distT="0" distB="0" distL="0" distR="0">
-                  <wp:extent cx="1047750" cy="790575"/>
+                  <wp:extent cx="876300" cy="657225"/>
                   <wp:effectExtent t="0" r="0" b="0" l="0"/>
                   <wp:docPr id="1" name="" descr="" title=""/>
                   <wp:cNvGraphicFramePr>
@@ -1409,7 +1825,7 @@
                         <pic:spPr bwMode="auto">
                           <a:xfrm>
                             <a:off x="0" y="0"/>
-                            <a:ext cx="1047750" cy="790575"/>
+                            <a:ext cx="876300" cy="657225"/>
                           </a:xfrm>
                           <a:prstGeom prst="rect">
                             <a:avLst/>
@@ -1422,69 +1838,10 @@
               </w:drawing>
             </w:r>
           </w:p>
-        </w:tc>
-        <w:tc>
-          <w:tcPr>
-            <w:tcW w:type="dxa" w:w="7560"/>
-            <w:tcMar>
-              <w:top w:type="dxa" w:w="100"/>
-              <w:left w:type="dxa" w:w="40"/>
-              <w:bottom w:type="dxa" w:w="100"/>
-              <w:right w:type="dxa" w:w="40"/>
-            </w:tcMar>
-            <w:vAlign w:val="center"/>
-          </w:tcPr>
-          <w:p>
-            <w:pPr>
-              <w:spacing w:after="50"/>
-            </w:pPr>
-            <w:r>
-              <w:rPr>
-                <w:b/>
-                <w:bCs/>
-                <w:color w:val="12355B"/>
-                <w:sz w:val="24"/>
-                <w:szCs w:val="24"/>
-              </w:rPr>
-              <w:t xml:space="preserve">Work backward</w:t>
-            </w:r>
-            <w:r>
-              <w:rPr>
-                <w:i/>
-                <w:iCs/>
-                <w:color w:val="5F6F80"/>
-                <w:sz w:val="19"/>
-                <w:szCs w:val="19"/>
-              </w:rPr>
-              <w:t xml:space="preserve">   Trabajar hacia atrás</w:t>
-            </w:r>
-          </w:p>
-          <w:p>
-            <w:pPr>
-              <w:spacing w:after="40"/>
-            </w:pPr>
-            <w:r>
-              <w:rPr>
-                <w:sz w:val="21"/>
-                <w:szCs w:val="21"/>
-              </w:rPr>
-              <w:t xml:space="preserve">Start from the output and undo each step to find the input.</w:t>
-            </w:r>
-          </w:p>
           <w:p>
             <w:pPr>
               <w:spacing w:after="0"/>
             </w:pPr>
-            <w:r>
-              <w:rPr>
-                <w:b/>
-                <w:bCs/>
-                <w:color w:val="1FA6A2"/>
-                <w:sz w:val="18"/>
-                <w:szCs w:val="18"/>
-              </w:rPr>
-              <w:t xml:space="preserve">Example:  </w:t>
-            </w:r>
             <w:r>
               <w:rPr>
                 <w:i/>
@@ -3756,7 +4113,7 @@
           <w:sz w:val="19"/>
           <w:szCs w:val="19"/>
         </w:rPr>
-        <w:t xml:space="preserve">   You Do — show your work</w:t>
+        <w:t xml:space="preserve">   You Do — show your work and reasoning</w:t>
       </w:r>
     </w:p>
     <w:p>
@@ -3771,7 +4128,7 @@
           <w:sz w:val="19"/>
           <w:szCs w:val="19"/>
         </w:rPr>
-        <w:t xml:space="preserve">Solve each problem. Show your thinking in the work box.</w:t>
+        <w:t xml:space="preserve">Solve each problem in the middle column and explain your reasoning using the sentence starters on the right.</w:t>
       </w:r>
     </w:p>
     <w:p>
@@ -3800,120 +4157,258 @@
         <w:t xml:space="preserve">   grade-level practice</w:t>
       </w:r>
     </w:p>
-    <w:p>
-      <w:pPr>
-        <w:keepNext/>
-        <w:spacing w:after="60" w:before="160"/>
-      </w:pPr>
-      <w:r>
-        <w:rPr>
-          <w:b/>
-          <w:bCs/>
-          <w:color w:val="12355B"/>
-          <w:sz w:val="22"/>
-          <w:szCs w:val="22"/>
-        </w:rPr>
-        <w:t xml:space="preserve">1.  </w:t>
-      </w:r>
-      <w:r>
-        <w:rPr>
-          <w:b/>
-          <w:bCs/>
-          <w:sz w:val="21"/>
-          <w:szCs w:val="21"/>
-        </w:rPr>
-        <w:t xml:space="preserve">The order requires 1,000 cars. Using 2.5h = 1,000, how many hours will the plant need?</w:t>
-      </w:r>
-    </w:p>
-    <w:p>
-      <w:pPr>
-        <w:spacing w:after="40"/>
-        <w:ind w:left="420"/>
-      </w:pPr>
-      <w:r>
-        <w:rPr>
-          <w:sz w:val="20"/>
-          <w:szCs w:val="20"/>
-        </w:rPr>
-        <w:t xml:space="preserve">A)  40 hours</w:t>
-      </w:r>
-    </w:p>
-    <w:p>
-      <w:pPr>
-        <w:spacing w:after="40"/>
-        <w:ind w:left="420"/>
-      </w:pPr>
-      <w:r>
-        <w:rPr>
-          <w:sz w:val="20"/>
-          <w:szCs w:val="20"/>
-        </w:rPr>
-        <w:t xml:space="preserve">B)  400 hours</w:t>
-      </w:r>
-    </w:p>
-    <w:p>
-      <w:pPr>
-        <w:spacing w:after="40"/>
-        <w:ind w:left="420"/>
-      </w:pPr>
-      <w:r>
-        <w:rPr>
-          <w:sz w:val="20"/>
-          <w:szCs w:val="20"/>
-        </w:rPr>
-        <w:t xml:space="preserve">C)  997.5 hours</w:t>
-      </w:r>
-    </w:p>
-    <w:p>
-      <w:pPr>
-        <w:spacing w:after="40"/>
-        <w:ind w:left="420"/>
-      </w:pPr>
-      <w:r>
-        <w:rPr>
-          <w:sz w:val="20"/>
-          <w:szCs w:val="20"/>
-        </w:rPr>
-        <w:t xml:space="preserve">D)  2,500 hours</w:t>
-      </w:r>
-    </w:p>
-    <w:p>
-      <w:pPr>
-        <w:spacing w:after="20"/>
-      </w:pPr>
-      <w:r>
-        <w:t xml:space="preserve"/>
-      </w:r>
-    </w:p>
     <w:tbl>
       <w:tblPr>
-        <w:tblW w:type="pct" w:w="100%"/>
+        <w:tblW w:type="dxa" w:w="9360"/>
         <w:tblBorders>
           <w:top w:val="single" w:color="C7D2DD" w:sz="6"/>
           <w:left w:val="single" w:color="C7D2DD" w:sz="6"/>
           <w:bottom w:val="single" w:color="C7D2DD" w:sz="6"/>
           <w:right w:val="single" w:color="C7D2DD" w:sz="6"/>
-          <w:insideH w:val="single" w:color="auto" w:sz="4"/>
-          <w:insideV w:val="single" w:color="auto" w:sz="4"/>
+          <w:insideH w:val="single" w:color="C7D2DD" w:sz="6"/>
+          <w:insideV w:val="single" w:color="C7D2DD" w:sz="6"/>
         </w:tblBorders>
       </w:tblPr>
       <w:tblGrid>
-        <w:gridCol w:w="100"/>
+        <w:gridCol w:w="2800"/>
+        <w:gridCol w:w="3560"/>
+        <w:gridCol w:w="3000"/>
       </w:tblGrid>
       <w:tr>
-        <w:tc>
-          <w:tcPr>
+        <w:trPr>
+          <w:cantSplit/>
+          <w:tblHeader/>
+        </w:trPr>
+        <w:tc>
+          <w:tcPr>
+            <w:tcW w:type="dxa" w:w="2800"/>
+            <w:shd w:fill="EEF4F8" w:color="auto" w:val="clear"/>
+            <w:tcMar>
+              <w:top w:type="dxa" w:w="60"/>
+              <w:left w:type="dxa" w:w="100"/>
+              <w:bottom w:type="dxa" w:w="60"/>
+              <w:right w:type="dxa" w:w="100"/>
+            </w:tcMar>
+          </w:tcPr>
+          <w:p>
+            <w:pPr>
+              <w:spacing w:after="0"/>
+            </w:pPr>
+            <w:r>
+              <w:rPr>
+                <w:b/>
+                <w:bCs/>
+                <w:color w:val="12355B"/>
+                <w:sz w:val="16"/>
+                <w:szCs w:val="16"/>
+              </w:rPr>
+              <w:t xml:space="preserve">CORE PROBLEM / GIVEN REPRESENTATION</w:t>
+            </w:r>
+          </w:p>
+        </w:tc>
+        <w:tc>
+          <w:tcPr>
+            <w:tcW w:type="dxa" w:w="3560"/>
+            <w:shd w:fill="EEF4F8" w:color="auto" w:val="clear"/>
+            <w:tcMar>
+              <w:top w:type="dxa" w:w="60"/>
+              <w:left w:type="dxa" w:w="100"/>
+              <w:bottom w:type="dxa" w:w="60"/>
+              <w:right w:type="dxa" w:w="100"/>
+            </w:tcMar>
+          </w:tcPr>
+          <w:p>
+            <w:pPr>
+              <w:spacing w:after="0"/>
+            </w:pPr>
+            <w:r>
+              <w:rPr>
+                <w:b/>
+                <w:bCs/>
+                <w:color w:val="12355B"/>
+                <w:sz w:val="16"/>
+                <w:szCs w:val="16"/>
+              </w:rPr>
+              <w:t xml:space="preserve">WORKING SPACE / CALCULATION STEPS</w:t>
+            </w:r>
+          </w:p>
+        </w:tc>
+        <w:tc>
+          <w:tcPr>
+            <w:tcW w:type="dxa" w:w="3000"/>
             <w:shd w:fill="FBF3E2" w:color="auto" w:val="clear"/>
             <w:tcMar>
               <w:top w:type="dxa" w:w="60"/>
-              <w:left w:type="dxa" w:w="120"/>
+              <w:left w:type="dxa" w:w="100"/>
               <w:bottom w:type="dxa" w:w="60"/>
-              <w:right w:type="dxa" w:w="120"/>
-            </w:tcMar>
-          </w:tcPr>
-          <w:p>
-            <w:pPr>
-              <w:spacing w:after="0" w:line="320"/>
+              <w:right w:type="dxa" w:w="100"/>
+            </w:tcMar>
+          </w:tcPr>
+          <w:p>
+            <w:pPr>
+              <w:spacing w:after="0"/>
+            </w:pPr>
+            <w:r>
+              <w:rPr>
+                <w:b/>
+                <w:bCs/>
+                <w:color w:val="B97A12"/>
+                <w:sz w:val="16"/>
+                <w:szCs w:val="16"/>
+              </w:rPr>
+              <w:t xml:space="preserve">EXPLAIN YOUR REASONING</w:t>
+            </w:r>
+          </w:p>
+        </w:tc>
+      </w:tr>
+      <w:tr>
+        <w:trPr>
+          <w:cantSplit/>
+        </w:trPr>
+        <w:tc>
+          <w:tcPr>
+            <w:tcW w:type="dxa" w:w="2800"/>
+            <w:tcMar>
+              <w:top w:type="dxa" w:w="80"/>
+              <w:left w:type="dxa" w:w="100"/>
+              <w:bottom w:type="dxa" w:w="80"/>
+              <w:right w:type="dxa" w:w="100"/>
+            </w:tcMar>
+            <w:vAlign w:val="top"/>
+          </w:tcPr>
+          <w:p>
+            <w:pPr>
+              <w:spacing w:after="60"/>
+            </w:pPr>
+            <w:r>
+              <w:rPr>
+                <w:b/>
+                <w:bCs/>
+                <w:color w:val="12355B"/>
+                <w:sz w:val="21"/>
+                <w:szCs w:val="21"/>
+              </w:rPr>
+              <w:t xml:space="preserve">1.  </w:t>
+            </w:r>
+            <w:r>
+              <w:rPr>
+                <w:b/>
+                <w:bCs/>
+                <w:sz w:val="20"/>
+                <w:szCs w:val="20"/>
+              </w:rPr>
+              <w:t xml:space="preserve">The order requires 1,000 cars. Using 2.5h = 1,000, how many hours will the plant need?</w:t>
+            </w:r>
+          </w:p>
+          <w:p>
+            <w:pPr>
+              <w:spacing w:after="30"/>
+              <w:ind w:left="180"/>
+            </w:pPr>
+            <w:r>
+              <w:rPr>
+                <w:sz w:val="19"/>
+                <w:szCs w:val="19"/>
+              </w:rPr>
+              <w:t xml:space="preserve">A)  40 hours</w:t>
+            </w:r>
+          </w:p>
+          <w:p>
+            <w:pPr>
+              <w:spacing w:after="30"/>
+              <w:ind w:left="180"/>
+            </w:pPr>
+            <w:r>
+              <w:rPr>
+                <w:sz w:val="19"/>
+                <w:szCs w:val="19"/>
+              </w:rPr>
+              <w:t xml:space="preserve">B)  400 hours</w:t>
+            </w:r>
+          </w:p>
+          <w:p>
+            <w:pPr>
+              <w:spacing w:after="30"/>
+              <w:ind w:left="180"/>
+            </w:pPr>
+            <w:r>
+              <w:rPr>
+                <w:sz w:val="19"/>
+                <w:szCs w:val="19"/>
+              </w:rPr>
+              <w:t xml:space="preserve">C)  997.5 hours</w:t>
+            </w:r>
+          </w:p>
+          <w:p>
+            <w:pPr>
+              <w:spacing w:after="30"/>
+              <w:ind w:left="180"/>
+            </w:pPr>
+            <w:r>
+              <w:rPr>
+                <w:sz w:val="19"/>
+                <w:szCs w:val="19"/>
+              </w:rPr>
+              <w:t xml:space="preserve">D)  2,500 hours</w:t>
+            </w:r>
+          </w:p>
+        </w:tc>
+        <w:tc>
+          <w:tcPr>
+            <w:tcW w:type="dxa" w:w="3560"/>
+            <w:tcMar>
+              <w:top w:type="dxa" w:w="80"/>
+              <w:left w:type="dxa" w:w="100"/>
+              <w:bottom w:type="dxa" w:w="80"/>
+              <w:right w:type="dxa" w:w="100"/>
+            </w:tcMar>
+            <w:vAlign w:val="top"/>
+          </w:tcPr>
+          <w:p>
+            <w:pPr>
+              <w:spacing w:after="40"/>
+            </w:pPr>
+            <w:r>
+              <w:rPr>
+                <w:b/>
+                <w:bCs/>
+                <w:color w:val="1FA6A2"/>
+                <w:sz w:val="19"/>
+                <w:szCs w:val="19"/>
+              </w:rPr>
+              <w:t xml:space="preserve">Solution:  </w:t>
+            </w:r>
+            <w:r>
+              <w:rPr>
+                <w:b/>
+                <w:bCs/>
+                <w:sz w:val="19"/>
+                <w:szCs w:val="19"/>
+              </w:rPr>
+              <w:t xml:space="preserve">B)  400 hours</w:t>
+            </w:r>
+          </w:p>
+          <w:p>
+            <w:pPr>
+              <w:spacing w:after="40"/>
+            </w:pPr>
+            <w:r>
+              <w:rPr>
+                <w:i/>
+                <w:iCs/>
+                <w:color w:val="5F6F80"/>
+                <w:sz w:val="18"/>
+                <w:szCs w:val="18"/>
+              </w:rPr>
+              <w:t xml:space="preserve">Divide both sides by 2.5: h = 1,000 ÷ 2.5 = 400 hours.</w:t>
+            </w:r>
+          </w:p>
+          <w:p>
+            <w:pPr>
+              <w:pBdr>
+                <w:bottom w:val="single" w:color="AFBECC" w:sz="6"/>
+              </w:pBdr>
+              <w:spacing w:after="30" w:before="150"/>
             </w:pPr>
             <w:r>
               <w:t xml:space="preserve"/>
@@ -3921,7 +4416,125 @@
           </w:p>
           <w:p>
             <w:pPr>
-              <w:spacing w:after="0" w:line="320"/>
+              <w:pBdr>
+                <w:bottom w:val="single" w:color="AFBECC" w:sz="6"/>
+              </w:pBdr>
+              <w:spacing w:after="30" w:before="150"/>
+            </w:pPr>
+            <w:r>
+              <w:t xml:space="preserve"/>
+            </w:r>
+          </w:p>
+        </w:tc>
+        <w:tc>
+          <w:tcPr>
+            <w:tcW w:type="dxa" w:w="3000"/>
+            <w:shd w:fill="FBF3E2" w:color="auto" w:val="clear"/>
+            <w:tcMar>
+              <w:top w:type="dxa" w:w="80"/>
+              <w:left w:type="dxa" w:w="100"/>
+              <w:bottom w:type="dxa" w:w="80"/>
+              <w:right w:type="dxa" w:w="100"/>
+            </w:tcMar>
+            <w:vAlign w:val="top"/>
+          </w:tcPr>
+          <w:p>
+            <w:pPr>
+              <w:spacing w:after="40"/>
+            </w:pPr>
+            <w:r>
+              <w:rPr>
+                <w:b/>
+                <w:bCs/>
+                <w:color w:val="12355B"/>
+                <w:sz w:val="19"/>
+                <w:szCs w:val="19"/>
+              </w:rPr>
+              <w:t xml:space="preserve">Because... </w:t>
+            </w:r>
+            <w:r>
+              <w:rPr>
+                <w:color w:val="AFBECC"/>
+                <w:sz w:val="19"/>
+                <w:szCs w:val="19"/>
+              </w:rPr>
+              <w:t xml:space="preserve">________________</w:t>
+            </w:r>
+          </w:p>
+          <w:p>
+            <w:pPr>
+              <w:pBdr>
+                <w:bottom w:val="single" w:color="AFBECC" w:sz="6"/>
+              </w:pBdr>
+              <w:spacing w:after="30" w:before="150"/>
+            </w:pPr>
+            <w:r>
+              <w:t xml:space="preserve"/>
+            </w:r>
+          </w:p>
+          <w:p>
+            <w:pPr>
+              <w:spacing w:after="40" w:before="80"/>
+            </w:pPr>
+            <w:r>
+              <w:rPr>
+                <w:b/>
+                <w:bCs/>
+                <w:color w:val="6B4FA0"/>
+                <w:sz w:val="19"/>
+                <w:szCs w:val="19"/>
+              </w:rPr>
+              <w:t xml:space="preserve">Although... </w:t>
+            </w:r>
+            <w:r>
+              <w:rPr>
+                <w:color w:val="AFBECC"/>
+                <w:sz w:val="19"/>
+                <w:szCs w:val="19"/>
+              </w:rPr>
+              <w:t xml:space="preserve">_______________</w:t>
+            </w:r>
+          </w:p>
+          <w:p>
+            <w:pPr>
+              <w:pBdr>
+                <w:bottom w:val="single" w:color="AFBECC" w:sz="6"/>
+              </w:pBdr>
+              <w:spacing w:after="30" w:before="150"/>
+            </w:pPr>
+            <w:r>
+              <w:t xml:space="preserve"/>
+            </w:r>
+          </w:p>
+          <w:p>
+            <w:pPr>
+              <w:spacing w:after="40" w:before="80"/>
+            </w:pPr>
+            <w:r>
+              <w:rPr>
+                <w:b/>
+                <w:bCs/>
+                <w:color w:val="1FA6A2"/>
+                <w:sz w:val="19"/>
+                <w:szCs w:val="19"/>
+              </w:rPr>
+              <w:t xml:space="preserve">Therefore... </w:t>
+            </w:r>
+            <w:r>
+              <w:rPr>
+                <w:color w:val="AFBECC"/>
+                <w:sz w:val="19"/>
+                <w:szCs w:val="19"/>
+              </w:rPr>
+              <w:t xml:space="preserve">______________</w:t>
+            </w:r>
+          </w:p>
+          <w:p>
+            <w:pPr>
+              <w:pBdr>
+                <w:bottom w:val="single" w:color="AFBECC" w:sz="6"/>
+              </w:pBdr>
+              <w:spacing w:after="30" w:before="150"/>
             </w:pPr>
             <w:r>
               <w:t xml:space="preserve"/>
@@ -3932,84 +4545,7 @@
     </w:tbl>
     <w:p>
       <w:pPr>
-        <w:keepNext/>
-        <w:spacing w:after="60" w:before="160"/>
-      </w:pPr>
-      <w:r>
-        <w:rPr>
-          <w:b/>
-          <w:bCs/>
-          <w:color w:val="12355B"/>
-          <w:sz w:val="22"/>
-          <w:szCs w:val="22"/>
-        </w:rPr>
-        <w:t xml:space="preserve">2.  </w:t>
-      </w:r>
-      <w:r>
-        <w:rPr>
-          <w:b/>
-          <w:bCs/>
-          <w:sz w:val="21"/>
-          <w:szCs w:val="21"/>
-        </w:rPr>
-        <w:t xml:space="preserve">The plant needs 400 hours to fill the order. Running 24 hours a day, about how many days is that?</w:t>
-      </w:r>
-    </w:p>
-    <w:p>
-      <w:pPr>
-        <w:spacing w:after="40"/>
-        <w:ind w:left="420"/>
-      </w:pPr>
-      <w:r>
-        <w:rPr>
-          <w:sz w:val="20"/>
-          <w:szCs w:val="20"/>
-        </w:rPr>
-        <w:t xml:space="preserve">A)  4 days</w:t>
-      </w:r>
-    </w:p>
-    <w:p>
-      <w:pPr>
-        <w:spacing w:after="40"/>
-        <w:ind w:left="420"/>
-      </w:pPr>
-      <w:r>
-        <w:rPr>
-          <w:sz w:val="20"/>
-          <w:szCs w:val="20"/>
-        </w:rPr>
-        <w:t xml:space="preserve">B)  About 17 days</w:t>
-      </w:r>
-    </w:p>
-    <w:p>
-      <w:pPr>
-        <w:spacing w:after="40"/>
-        <w:ind w:left="420"/>
-      </w:pPr>
-      <w:r>
-        <w:rPr>
-          <w:sz w:val="20"/>
-          <w:szCs w:val="20"/>
-        </w:rPr>
-        <w:t xml:space="preserve">C)  50 days</w:t>
-      </w:r>
-    </w:p>
-    <w:p>
-      <w:pPr>
-        <w:spacing w:after="40"/>
-        <w:ind w:left="420"/>
-      </w:pPr>
-      <w:r>
-        <w:rPr>
-          <w:sz w:val="20"/>
-          <w:szCs w:val="20"/>
-        </w:rPr>
-        <w:t xml:space="preserve">D)  400 days</w:t>
-      </w:r>
-    </w:p>
-    <w:p>
-      <w:pPr>
-        <w:spacing w:after="20"/>
+        <w:spacing w:after="80"/>
       </w:pPr>
       <w:r>
         <w:t xml:space="preserve"/>
@@ -4017,33 +4553,256 @@
     </w:p>
     <w:tbl>
       <w:tblPr>
-        <w:tblW w:type="pct" w:w="100%"/>
+        <w:tblW w:type="dxa" w:w="9360"/>
         <w:tblBorders>
           <w:top w:val="single" w:color="C7D2DD" w:sz="6"/>
           <w:left w:val="single" w:color="C7D2DD" w:sz="6"/>
           <w:bottom w:val="single" w:color="C7D2DD" w:sz="6"/>
           <w:right w:val="single" w:color="C7D2DD" w:sz="6"/>
-          <w:insideH w:val="single" w:color="auto" w:sz="4"/>
-          <w:insideV w:val="single" w:color="auto" w:sz="4"/>
+          <w:insideH w:val="single" w:color="C7D2DD" w:sz="6"/>
+          <w:insideV w:val="single" w:color="C7D2DD" w:sz="6"/>
         </w:tblBorders>
       </w:tblPr>
       <w:tblGrid>
-        <w:gridCol w:w="100"/>
+        <w:gridCol w:w="2800"/>
+        <w:gridCol w:w="3560"/>
+        <w:gridCol w:w="3000"/>
       </w:tblGrid>
       <w:tr>
-        <w:tc>
-          <w:tcPr>
+        <w:trPr>
+          <w:cantSplit/>
+          <w:tblHeader/>
+        </w:trPr>
+        <w:tc>
+          <w:tcPr>
+            <w:tcW w:type="dxa" w:w="2800"/>
+            <w:shd w:fill="EEF4F8" w:color="auto" w:val="clear"/>
+            <w:tcMar>
+              <w:top w:type="dxa" w:w="60"/>
+              <w:left w:type="dxa" w:w="100"/>
+              <w:bottom w:type="dxa" w:w="60"/>
+              <w:right w:type="dxa" w:w="100"/>
+            </w:tcMar>
+          </w:tcPr>
+          <w:p>
+            <w:pPr>
+              <w:spacing w:after="0"/>
+            </w:pPr>
+            <w:r>
+              <w:rPr>
+                <w:b/>
+                <w:bCs/>
+                <w:color w:val="12355B"/>
+                <w:sz w:val="16"/>
+                <w:szCs w:val="16"/>
+              </w:rPr>
+              <w:t xml:space="preserve">CORE PROBLEM / GIVEN REPRESENTATION</w:t>
+            </w:r>
+          </w:p>
+        </w:tc>
+        <w:tc>
+          <w:tcPr>
+            <w:tcW w:type="dxa" w:w="3560"/>
+            <w:shd w:fill="EEF4F8" w:color="auto" w:val="clear"/>
+            <w:tcMar>
+              <w:top w:type="dxa" w:w="60"/>
+              <w:left w:type="dxa" w:w="100"/>
+              <w:bottom w:type="dxa" w:w="60"/>
+              <w:right w:type="dxa" w:w="100"/>
+            </w:tcMar>
+          </w:tcPr>
+          <w:p>
+            <w:pPr>
+              <w:spacing w:after="0"/>
+            </w:pPr>
+            <w:r>
+              <w:rPr>
+                <w:b/>
+                <w:bCs/>
+                <w:color w:val="12355B"/>
+                <w:sz w:val="16"/>
+                <w:szCs w:val="16"/>
+              </w:rPr>
+              <w:t xml:space="preserve">WORKING SPACE / CALCULATION STEPS</w:t>
+            </w:r>
+          </w:p>
+        </w:tc>
+        <w:tc>
+          <w:tcPr>
+            <w:tcW w:type="dxa" w:w="3000"/>
             <w:shd w:fill="FBF3E2" w:color="auto" w:val="clear"/>
             <w:tcMar>
               <w:top w:type="dxa" w:w="60"/>
-              <w:left w:type="dxa" w:w="120"/>
+              <w:left w:type="dxa" w:w="100"/>
               <w:bottom w:type="dxa" w:w="60"/>
-              <w:right w:type="dxa" w:w="120"/>
-            </w:tcMar>
-          </w:tcPr>
-          <w:p>
-            <w:pPr>
-              <w:spacing w:after="0" w:line="320"/>
+              <w:right w:type="dxa" w:w="100"/>
+            </w:tcMar>
+          </w:tcPr>
+          <w:p>
+            <w:pPr>
+              <w:spacing w:after="0"/>
+            </w:pPr>
+            <w:r>
+              <w:rPr>
+                <w:b/>
+                <w:bCs/>
+                <w:color w:val="B97A12"/>
+                <w:sz w:val="16"/>
+                <w:szCs w:val="16"/>
+              </w:rPr>
+              <w:t xml:space="preserve">EXPLAIN YOUR REASONING</w:t>
+            </w:r>
+          </w:p>
+        </w:tc>
+      </w:tr>
+      <w:tr>
+        <w:trPr>
+          <w:cantSplit/>
+        </w:trPr>
+        <w:tc>
+          <w:tcPr>
+            <w:tcW w:type="dxa" w:w="2800"/>
+            <w:tcMar>
+              <w:top w:type="dxa" w:w="80"/>
+              <w:left w:type="dxa" w:w="100"/>
+              <w:bottom w:type="dxa" w:w="80"/>
+              <w:right w:type="dxa" w:w="100"/>
+            </w:tcMar>
+            <w:vAlign w:val="top"/>
+          </w:tcPr>
+          <w:p>
+            <w:pPr>
+              <w:spacing w:after="60"/>
+            </w:pPr>
+            <w:r>
+              <w:rPr>
+                <w:b/>
+                <w:bCs/>
+                <w:color w:val="12355B"/>
+                <w:sz w:val="21"/>
+                <w:szCs w:val="21"/>
+              </w:rPr>
+              <w:t xml:space="preserve">2.  </w:t>
+            </w:r>
+            <w:r>
+              <w:rPr>
+                <w:b/>
+                <w:bCs/>
+                <w:sz w:val="20"/>
+                <w:szCs w:val="20"/>
+              </w:rPr>
+              <w:t xml:space="preserve">The plant needs 400 hours to fill the order. Running 24 hours a day, about how many days is that?</w:t>
+            </w:r>
+          </w:p>
+          <w:p>
+            <w:pPr>
+              <w:spacing w:after="30"/>
+              <w:ind w:left="180"/>
+            </w:pPr>
+            <w:r>
+              <w:rPr>
+                <w:sz w:val="19"/>
+                <w:szCs w:val="19"/>
+              </w:rPr>
+              <w:t xml:space="preserve">A)  4 days</w:t>
+            </w:r>
+          </w:p>
+          <w:p>
+            <w:pPr>
+              <w:spacing w:after="30"/>
+              <w:ind w:left="180"/>
+            </w:pPr>
+            <w:r>
+              <w:rPr>
+                <w:sz w:val="19"/>
+                <w:szCs w:val="19"/>
+              </w:rPr>
+              <w:t xml:space="preserve">B)  About 17 days</w:t>
+            </w:r>
+          </w:p>
+          <w:p>
+            <w:pPr>
+              <w:spacing w:after="30"/>
+              <w:ind w:left="180"/>
+            </w:pPr>
+            <w:r>
+              <w:rPr>
+                <w:sz w:val="19"/>
+                <w:szCs w:val="19"/>
+              </w:rPr>
+              <w:t xml:space="preserve">C)  50 days</w:t>
+            </w:r>
+          </w:p>
+          <w:p>
+            <w:pPr>
+              <w:spacing w:after="30"/>
+              <w:ind w:left="180"/>
+            </w:pPr>
+            <w:r>
+              <w:rPr>
+                <w:sz w:val="19"/>
+                <w:szCs w:val="19"/>
+              </w:rPr>
+              <w:t xml:space="preserve">D)  400 days</w:t>
+            </w:r>
+          </w:p>
+        </w:tc>
+        <w:tc>
+          <w:tcPr>
+            <w:tcW w:type="dxa" w:w="3560"/>
+            <w:tcMar>
+              <w:top w:type="dxa" w:w="80"/>
+              <w:left w:type="dxa" w:w="100"/>
+              <w:bottom w:type="dxa" w:w="80"/>
+              <w:right w:type="dxa" w:w="100"/>
+            </w:tcMar>
+            <w:vAlign w:val="top"/>
+          </w:tcPr>
+          <w:p>
+            <w:pPr>
+              <w:spacing w:after="40"/>
+            </w:pPr>
+            <w:r>
+              <w:rPr>
+                <w:b/>
+                <w:bCs/>
+                <w:color w:val="1FA6A2"/>
+                <w:sz w:val="19"/>
+                <w:szCs w:val="19"/>
+              </w:rPr>
+              <w:t xml:space="preserve">Solution:  </w:t>
+            </w:r>
+            <w:r>
+              <w:rPr>
+                <w:b/>
+                <w:bCs/>
+                <w:sz w:val="19"/>
+                <w:szCs w:val="19"/>
+              </w:rPr>
+              <w:t xml:space="preserve">B)  About 17 days</w:t>
+            </w:r>
+          </w:p>
+          <w:p>
+            <w:pPr>
+              <w:spacing w:after="40"/>
+            </w:pPr>
+            <w:r>
+              <w:rPr>
+                <w:i/>
+                <w:iCs/>
+                <w:color w:val="5F6F80"/>
+                <w:sz w:val="18"/>
+                <w:szCs w:val="18"/>
+              </w:rPr>
+              <w:t xml:space="preserve">Divide the hours by the hours in a day: 400 ÷ 24 ≈ 16.7, which is about 17 days — about 2.5 weeks.</w:t>
+            </w:r>
+          </w:p>
+          <w:p>
+            <w:pPr>
+              <w:pBdr>
+                <w:bottom w:val="single" w:color="AFBECC" w:sz="6"/>
+              </w:pBdr>
+              <w:spacing w:after="30" w:before="150"/>
             </w:pPr>
             <w:r>
               <w:t xml:space="preserve"/>
@@ -4051,7 +4810,125 @@
           </w:p>
           <w:p>
             <w:pPr>
-              <w:spacing w:after="0" w:line="320"/>
+              <w:pBdr>
+                <w:bottom w:val="single" w:color="AFBECC" w:sz="6"/>
+              </w:pBdr>
+              <w:spacing w:after="30" w:before="150"/>
+            </w:pPr>
+            <w:r>
+              <w:t xml:space="preserve"/>
+            </w:r>
+          </w:p>
+        </w:tc>
+        <w:tc>
+          <w:tcPr>
+            <w:tcW w:type="dxa" w:w="3000"/>
+            <w:shd w:fill="FBF3E2" w:color="auto" w:val="clear"/>
+            <w:tcMar>
+              <w:top w:type="dxa" w:w="80"/>
+              <w:left w:type="dxa" w:w="100"/>
+              <w:bottom w:type="dxa" w:w="80"/>
+              <w:right w:type="dxa" w:w="100"/>
+            </w:tcMar>
+            <w:vAlign w:val="top"/>
+          </w:tcPr>
+          <w:p>
+            <w:pPr>
+              <w:spacing w:after="40"/>
+            </w:pPr>
+            <w:r>
+              <w:rPr>
+                <w:b/>
+                <w:bCs/>
+                <w:color w:val="12355B"/>
+                <w:sz w:val="19"/>
+                <w:szCs w:val="19"/>
+              </w:rPr>
+              <w:t xml:space="preserve">Because... </w:t>
+            </w:r>
+            <w:r>
+              <w:rPr>
+                <w:color w:val="AFBECC"/>
+                <w:sz w:val="19"/>
+                <w:szCs w:val="19"/>
+              </w:rPr>
+              <w:t xml:space="preserve">________________</w:t>
+            </w:r>
+          </w:p>
+          <w:p>
+            <w:pPr>
+              <w:pBdr>
+                <w:bottom w:val="single" w:color="AFBECC" w:sz="6"/>
+              </w:pBdr>
+              <w:spacing w:after="30" w:before="150"/>
+            </w:pPr>
+            <w:r>
+              <w:t xml:space="preserve"/>
+            </w:r>
+          </w:p>
+          <w:p>
+            <w:pPr>
+              <w:spacing w:after="40" w:before="80"/>
+            </w:pPr>
+            <w:r>
+              <w:rPr>
+                <w:b/>
+                <w:bCs/>
+                <w:color w:val="6B4FA0"/>
+                <w:sz w:val="19"/>
+                <w:szCs w:val="19"/>
+              </w:rPr>
+              <w:t xml:space="preserve">Although... </w:t>
+            </w:r>
+            <w:r>
+              <w:rPr>
+                <w:color w:val="AFBECC"/>
+                <w:sz w:val="19"/>
+                <w:szCs w:val="19"/>
+              </w:rPr>
+              <w:t xml:space="preserve">_______________</w:t>
+            </w:r>
+          </w:p>
+          <w:p>
+            <w:pPr>
+              <w:pBdr>
+                <w:bottom w:val="single" w:color="AFBECC" w:sz="6"/>
+              </w:pBdr>
+              <w:spacing w:after="30" w:before="150"/>
+            </w:pPr>
+            <w:r>
+              <w:t xml:space="preserve"/>
+            </w:r>
+          </w:p>
+          <w:p>
+            <w:pPr>
+              <w:spacing w:after="40" w:before="80"/>
+            </w:pPr>
+            <w:r>
+              <w:rPr>
+                <w:b/>
+                <w:bCs/>
+                <w:color w:val="1FA6A2"/>
+                <w:sz w:val="19"/>
+                <w:szCs w:val="19"/>
+              </w:rPr>
+              <w:t xml:space="preserve">Therefore... </w:t>
+            </w:r>
+            <w:r>
+              <w:rPr>
+                <w:color w:val="AFBECC"/>
+                <w:sz w:val="19"/>
+                <w:szCs w:val="19"/>
+              </w:rPr>
+              <w:t xml:space="preserve">______________</w:t>
+            </w:r>
+          </w:p>
+          <w:p>
+            <w:pPr>
+              <w:pBdr>
+                <w:bottom w:val="single" w:color="AFBECC" w:sz="6"/>
+              </w:pBdr>
+              <w:spacing w:after="30" w:before="150"/>
             </w:pPr>
             <w:r>
               <w:t xml:space="preserve"/>
@@ -4062,84 +4939,7 @@
     </w:tbl>
     <w:p>
       <w:pPr>
-        <w:keepNext/>
-        <w:spacing w:after="60" w:before="160"/>
-      </w:pPr>
-      <w:r>
-        <w:rPr>
-          <w:b/>
-          <w:bCs/>
-          <w:color w:val="12355B"/>
-          <w:sz w:val="22"/>
-          <w:szCs w:val="22"/>
-        </w:rPr>
-        <w:t xml:space="preserve">3.  </w:t>
-      </w:r>
-      <w:r>
-        <w:rPr>
-          <w:b/>
-          <w:bCs/>
-          <w:sz w:val="21"/>
-          <w:szCs w:val="21"/>
-        </w:rPr>
-        <w:t xml:space="preserve">The goal is $500 at $12 per car. Using 12n = 500, at least how many cars must be washed?</w:t>
-      </w:r>
-    </w:p>
-    <w:p>
-      <w:pPr>
-        <w:spacing w:after="40"/>
-        <w:ind w:left="420"/>
-      </w:pPr>
-      <w:r>
-        <w:rPr>
-          <w:sz w:val="20"/>
-          <w:szCs w:val="20"/>
-        </w:rPr>
-        <w:t xml:space="preserve">A)  40 cars</w:t>
-      </w:r>
-    </w:p>
-    <w:p>
-      <w:pPr>
-        <w:spacing w:after="40"/>
-        <w:ind w:left="420"/>
-      </w:pPr>
-      <w:r>
-        <w:rPr>
-          <w:sz w:val="20"/>
-          <w:szCs w:val="20"/>
-        </w:rPr>
-        <w:t xml:space="preserve">B)  41 cars</w:t>
-      </w:r>
-    </w:p>
-    <w:p>
-      <w:pPr>
-        <w:spacing w:after="40"/>
-        <w:ind w:left="420"/>
-      </w:pPr>
-      <w:r>
-        <w:rPr>
-          <w:sz w:val="20"/>
-          <w:szCs w:val="20"/>
-        </w:rPr>
-        <w:t xml:space="preserve">C)  42 cars</w:t>
-      </w:r>
-    </w:p>
-    <w:p>
-      <w:pPr>
-        <w:spacing w:after="40"/>
-        <w:ind w:left="420"/>
-      </w:pPr>
-      <w:r>
-        <w:rPr>
-          <w:sz w:val="20"/>
-          <w:szCs w:val="20"/>
-        </w:rPr>
-        <w:t xml:space="preserve">D)  50 cars</w:t>
-      </w:r>
-    </w:p>
-    <w:p>
-      <w:pPr>
-        <w:spacing w:after="20"/>
+        <w:spacing w:after="80"/>
       </w:pPr>
       <w:r>
         <w:t xml:space="preserve"/>
@@ -4147,33 +4947,256 @@
     </w:p>
     <w:tbl>
       <w:tblPr>
-        <w:tblW w:type="pct" w:w="100%"/>
+        <w:tblW w:type="dxa" w:w="9360"/>
         <w:tblBorders>
           <w:top w:val="single" w:color="C7D2DD" w:sz="6"/>
           <w:left w:val="single" w:color="C7D2DD" w:sz="6"/>
           <w:bottom w:val="single" w:color="C7D2DD" w:sz="6"/>
           <w:right w:val="single" w:color="C7D2DD" w:sz="6"/>
-          <w:insideH w:val="single" w:color="auto" w:sz="4"/>
-          <w:insideV w:val="single" w:color="auto" w:sz="4"/>
+          <w:insideH w:val="single" w:color="C7D2DD" w:sz="6"/>
+          <w:insideV w:val="single" w:color="C7D2DD" w:sz="6"/>
         </w:tblBorders>
       </w:tblPr>
       <w:tblGrid>
-        <w:gridCol w:w="100"/>
+        <w:gridCol w:w="2800"/>
+        <w:gridCol w:w="3560"/>
+        <w:gridCol w:w="3000"/>
       </w:tblGrid>
       <w:tr>
-        <w:tc>
-          <w:tcPr>
+        <w:trPr>
+          <w:cantSplit/>
+          <w:tblHeader/>
+        </w:trPr>
+        <w:tc>
+          <w:tcPr>
+            <w:tcW w:type="dxa" w:w="2800"/>
+            <w:shd w:fill="EEF4F8" w:color="auto" w:val="clear"/>
+            <w:tcMar>
+              <w:top w:type="dxa" w:w="60"/>
+              <w:left w:type="dxa" w:w="100"/>
+              <w:bottom w:type="dxa" w:w="60"/>
+              <w:right w:type="dxa" w:w="100"/>
+            </w:tcMar>
+          </w:tcPr>
+          <w:p>
+            <w:pPr>
+              <w:spacing w:after="0"/>
+            </w:pPr>
+            <w:r>
+              <w:rPr>
+                <w:b/>
+                <w:bCs/>
+                <w:color w:val="12355B"/>
+                <w:sz w:val="16"/>
+                <w:szCs w:val="16"/>
+              </w:rPr>
+              <w:t xml:space="preserve">CORE PROBLEM / GIVEN REPRESENTATION</w:t>
+            </w:r>
+          </w:p>
+        </w:tc>
+        <w:tc>
+          <w:tcPr>
+            <w:tcW w:type="dxa" w:w="3560"/>
+            <w:shd w:fill="EEF4F8" w:color="auto" w:val="clear"/>
+            <w:tcMar>
+              <w:top w:type="dxa" w:w="60"/>
+              <w:left w:type="dxa" w:w="100"/>
+              <w:bottom w:type="dxa" w:w="60"/>
+              <w:right w:type="dxa" w:w="100"/>
+            </w:tcMar>
+          </w:tcPr>
+          <w:p>
+            <w:pPr>
+              <w:spacing w:after="0"/>
+            </w:pPr>
+            <w:r>
+              <w:rPr>
+                <w:b/>
+                <w:bCs/>
+                <w:color w:val="12355B"/>
+                <w:sz w:val="16"/>
+                <w:szCs w:val="16"/>
+              </w:rPr>
+              <w:t xml:space="preserve">WORKING SPACE / CALCULATION STEPS</w:t>
+            </w:r>
+          </w:p>
+        </w:tc>
+        <w:tc>
+          <w:tcPr>
+            <w:tcW w:type="dxa" w:w="3000"/>
             <w:shd w:fill="FBF3E2" w:color="auto" w:val="clear"/>
             <w:tcMar>
               <w:top w:type="dxa" w:w="60"/>
-              <w:left w:type="dxa" w:w="120"/>
+              <w:left w:type="dxa" w:w="100"/>
               <w:bottom w:type="dxa" w:w="60"/>
-              <w:right w:type="dxa" w:w="120"/>
-            </w:tcMar>
-          </w:tcPr>
-          <w:p>
-            <w:pPr>
-              <w:spacing w:after="0" w:line="320"/>
+              <w:right w:type="dxa" w:w="100"/>
+            </w:tcMar>
+          </w:tcPr>
+          <w:p>
+            <w:pPr>
+              <w:spacing w:after="0"/>
+            </w:pPr>
+            <w:r>
+              <w:rPr>
+                <w:b/>
+                <w:bCs/>
+                <w:color w:val="B97A12"/>
+                <w:sz w:val="16"/>
+                <w:szCs w:val="16"/>
+              </w:rPr>
+              <w:t xml:space="preserve">EXPLAIN YOUR REASONING</w:t>
+            </w:r>
+          </w:p>
+        </w:tc>
+      </w:tr>
+      <w:tr>
+        <w:trPr>
+          <w:cantSplit/>
+        </w:trPr>
+        <w:tc>
+          <w:tcPr>
+            <w:tcW w:type="dxa" w:w="2800"/>
+            <w:tcMar>
+              <w:top w:type="dxa" w:w="80"/>
+              <w:left w:type="dxa" w:w="100"/>
+              <w:bottom w:type="dxa" w:w="80"/>
+              <w:right w:type="dxa" w:w="100"/>
+            </w:tcMar>
+            <w:vAlign w:val="top"/>
+          </w:tcPr>
+          <w:p>
+            <w:pPr>
+              <w:spacing w:after="60"/>
+            </w:pPr>
+            <w:r>
+              <w:rPr>
+                <w:b/>
+                <w:bCs/>
+                <w:color w:val="12355B"/>
+                <w:sz w:val="21"/>
+                <w:szCs w:val="21"/>
+              </w:rPr>
+              <w:t xml:space="preserve">3.  </w:t>
+            </w:r>
+            <w:r>
+              <w:rPr>
+                <w:b/>
+                <w:bCs/>
+                <w:sz w:val="20"/>
+                <w:szCs w:val="20"/>
+              </w:rPr>
+              <w:t xml:space="preserve">The goal is $500 at $12 per car. Using 12n = 500, at least how many cars must be washed?</w:t>
+            </w:r>
+          </w:p>
+          <w:p>
+            <w:pPr>
+              <w:spacing w:after="30"/>
+              <w:ind w:left="180"/>
+            </w:pPr>
+            <w:r>
+              <w:rPr>
+                <w:sz w:val="19"/>
+                <w:szCs w:val="19"/>
+              </w:rPr>
+              <w:t xml:space="preserve">A)  40 cars</w:t>
+            </w:r>
+          </w:p>
+          <w:p>
+            <w:pPr>
+              <w:spacing w:after="30"/>
+              <w:ind w:left="180"/>
+            </w:pPr>
+            <w:r>
+              <w:rPr>
+                <w:sz w:val="19"/>
+                <w:szCs w:val="19"/>
+              </w:rPr>
+              <w:t xml:space="preserve">B)  41 cars</w:t>
+            </w:r>
+          </w:p>
+          <w:p>
+            <w:pPr>
+              <w:spacing w:after="30"/>
+              <w:ind w:left="180"/>
+            </w:pPr>
+            <w:r>
+              <w:rPr>
+                <w:sz w:val="19"/>
+                <w:szCs w:val="19"/>
+              </w:rPr>
+              <w:t xml:space="preserve">C)  42 cars</w:t>
+            </w:r>
+          </w:p>
+          <w:p>
+            <w:pPr>
+              <w:spacing w:after="30"/>
+              <w:ind w:left="180"/>
+            </w:pPr>
+            <w:r>
+              <w:rPr>
+                <w:sz w:val="19"/>
+                <w:szCs w:val="19"/>
+              </w:rPr>
+              <w:t xml:space="preserve">D)  50 cars</w:t>
+            </w:r>
+          </w:p>
+        </w:tc>
+        <w:tc>
+          <w:tcPr>
+            <w:tcW w:type="dxa" w:w="3560"/>
+            <w:tcMar>
+              <w:top w:type="dxa" w:w="80"/>
+              <w:left w:type="dxa" w:w="100"/>
+              <w:bottom w:type="dxa" w:w="80"/>
+              <w:right w:type="dxa" w:w="100"/>
+            </w:tcMar>
+            <w:vAlign w:val="top"/>
+          </w:tcPr>
+          <w:p>
+            <w:pPr>
+              <w:spacing w:after="40"/>
+            </w:pPr>
+            <w:r>
+              <w:rPr>
+                <w:b/>
+                <w:bCs/>
+                <w:color w:val="1FA6A2"/>
+                <w:sz w:val="19"/>
+                <w:szCs w:val="19"/>
+              </w:rPr>
+              <w:t xml:space="preserve">Solution:  </w:t>
+            </w:r>
+            <w:r>
+              <w:rPr>
+                <w:b/>
+                <w:bCs/>
+                <w:sz w:val="19"/>
+                <w:szCs w:val="19"/>
+              </w:rPr>
+              <w:t xml:space="preserve">C)  42 cars</w:t>
+            </w:r>
+          </w:p>
+          <w:p>
+            <w:pPr>
+              <w:spacing w:after="40"/>
+            </w:pPr>
+            <w:r>
+              <w:rPr>
+                <w:i/>
+                <w:iCs/>
+                <w:color w:val="5F6F80"/>
+                <w:sz w:val="18"/>
+                <w:szCs w:val="18"/>
+              </w:rPr>
+              <w:t xml:space="preserve">500 ÷ 12 is about 41.7, and you cannot wash a fraction of a car, so round UP: 42 cars raise 42 × 12 = $504, which meets the goal.</w:t>
+            </w:r>
+          </w:p>
+          <w:p>
+            <w:pPr>
+              <w:pBdr>
+                <w:bottom w:val="single" w:color="AFBECC" w:sz="6"/>
+              </w:pBdr>
+              <w:spacing w:after="30" w:before="150"/>
             </w:pPr>
             <w:r>
               <w:t xml:space="preserve"/>
@@ -4181,7 +5204,125 @@
           </w:p>
           <w:p>
             <w:pPr>
-              <w:spacing w:after="0" w:line="320"/>
+              <w:pBdr>
+                <w:bottom w:val="single" w:color="AFBECC" w:sz="6"/>
+              </w:pBdr>
+              <w:spacing w:after="30" w:before="150"/>
+            </w:pPr>
+            <w:r>
+              <w:t xml:space="preserve"/>
+            </w:r>
+          </w:p>
+        </w:tc>
+        <w:tc>
+          <w:tcPr>
+            <w:tcW w:type="dxa" w:w="3000"/>
+            <w:shd w:fill="FBF3E2" w:color="auto" w:val="clear"/>
+            <w:tcMar>
+              <w:top w:type="dxa" w:w="80"/>
+              <w:left w:type="dxa" w:w="100"/>
+              <w:bottom w:type="dxa" w:w="80"/>
+              <w:right w:type="dxa" w:w="100"/>
+            </w:tcMar>
+            <w:vAlign w:val="top"/>
+          </w:tcPr>
+          <w:p>
+            <w:pPr>
+              <w:spacing w:after="40"/>
+            </w:pPr>
+            <w:r>
+              <w:rPr>
+                <w:b/>
+                <w:bCs/>
+                <w:color w:val="12355B"/>
+                <w:sz w:val="19"/>
+                <w:szCs w:val="19"/>
+              </w:rPr>
+              <w:t xml:space="preserve">Because... </w:t>
+            </w:r>
+            <w:r>
+              <w:rPr>
+                <w:color w:val="AFBECC"/>
+                <w:sz w:val="19"/>
+                <w:szCs w:val="19"/>
+              </w:rPr>
+              <w:t xml:space="preserve">________________</w:t>
+            </w:r>
+          </w:p>
+          <w:p>
+            <w:pPr>
+              <w:pBdr>
+                <w:bottom w:val="single" w:color="AFBECC" w:sz="6"/>
+              </w:pBdr>
+              <w:spacing w:after="30" w:before="150"/>
+            </w:pPr>
+            <w:r>
+              <w:t xml:space="preserve"/>
+            </w:r>
+          </w:p>
+          <w:p>
+            <w:pPr>
+              <w:spacing w:after="40" w:before="80"/>
+            </w:pPr>
+            <w:r>
+              <w:rPr>
+                <w:b/>
+                <w:bCs/>
+                <w:color w:val="6B4FA0"/>
+                <w:sz w:val="19"/>
+                <w:szCs w:val="19"/>
+              </w:rPr>
+              <w:t xml:space="preserve">Although... </w:t>
+            </w:r>
+            <w:r>
+              <w:rPr>
+                <w:color w:val="AFBECC"/>
+                <w:sz w:val="19"/>
+                <w:szCs w:val="19"/>
+              </w:rPr>
+              <w:t xml:space="preserve">_______________</w:t>
+            </w:r>
+          </w:p>
+          <w:p>
+            <w:pPr>
+              <w:pBdr>
+                <w:bottom w:val="single" w:color="AFBECC" w:sz="6"/>
+              </w:pBdr>
+              <w:spacing w:after="30" w:before="150"/>
+            </w:pPr>
+            <w:r>
+              <w:t xml:space="preserve"/>
+            </w:r>
+          </w:p>
+          <w:p>
+            <w:pPr>
+              <w:spacing w:after="40" w:before="80"/>
+            </w:pPr>
+            <w:r>
+              <w:rPr>
+                <w:b/>
+                <w:bCs/>
+                <w:color w:val="1FA6A2"/>
+                <w:sz w:val="19"/>
+                <w:szCs w:val="19"/>
+              </w:rPr>
+              <w:t xml:space="preserve">Therefore... </w:t>
+            </w:r>
+            <w:r>
+              <w:rPr>
+                <w:color w:val="AFBECC"/>
+                <w:sz w:val="19"/>
+                <w:szCs w:val="19"/>
+              </w:rPr>
+              <w:t xml:space="preserve">______________</w:t>
+            </w:r>
+          </w:p>
+          <w:p>
+            <w:pPr>
+              <w:pBdr>
+                <w:bottom w:val="single" w:color="AFBECC" w:sz="6"/>
+              </w:pBdr>
+              <w:spacing w:after="30" w:before="150"/>
             </w:pPr>
             <w:r>
               <w:t xml:space="preserve"/>
@@ -4192,84 +5333,7 @@
     </w:tbl>
     <w:p>
       <w:pPr>
-        <w:keepNext/>
-        <w:spacing w:after="60" w:before="160"/>
-      </w:pPr>
-      <w:r>
-        <w:rPr>
-          <w:b/>
-          <w:bCs/>
-          <w:color w:val="12355B"/>
-          <w:sz w:val="22"/>
-          <w:szCs w:val="22"/>
-        </w:rPr>
-        <w:t xml:space="preserve">4.  </w:t>
-      </w:r>
-      <w:r>
-        <w:rPr>
-          <w:b/>
-          <w:bCs/>
-          <w:sz w:val="21"/>
-          <w:szCs w:val="21"/>
-        </w:rPr>
-        <w:t xml:space="preserve">Can the student council wash 41 cars at $12 each and meet the $500 goal?</w:t>
-      </w:r>
-    </w:p>
-    <w:p>
-      <w:pPr>
-        <w:spacing w:after="40"/>
-        <w:ind w:left="420"/>
-      </w:pPr>
-      <w:r>
-        <w:rPr>
-          <w:sz w:val="20"/>
-          <w:szCs w:val="20"/>
-        </w:rPr>
-        <w:t xml:space="preserve">A)  No — 41 cars raise $492, which is less than $500</w:t>
-      </w:r>
-    </w:p>
-    <w:p>
-      <w:pPr>
-        <w:spacing w:after="40"/>
-        <w:ind w:left="420"/>
-      </w:pPr>
-      <w:r>
-        <w:rPr>
-          <w:sz w:val="20"/>
-          <w:szCs w:val="20"/>
-        </w:rPr>
-        <w:t xml:space="preserve">B)  Yes — 41 cars raise $502</w:t>
-      </w:r>
-    </w:p>
-    <w:p>
-      <w:pPr>
-        <w:spacing w:after="40"/>
-        <w:ind w:left="420"/>
-      </w:pPr>
-      <w:r>
-        <w:rPr>
-          <w:sz w:val="20"/>
-          <w:szCs w:val="20"/>
-        </w:rPr>
-        <w:t xml:space="preserve">C)  Yes — 41 rounds up to 42, so it counts</w:t>
-      </w:r>
-    </w:p>
-    <w:p>
-      <w:pPr>
-        <w:spacing w:after="40"/>
-        <w:ind w:left="420"/>
-      </w:pPr>
-      <w:r>
-        <w:rPr>
-          <w:sz w:val="20"/>
-          <w:szCs w:val="20"/>
-        </w:rPr>
-        <w:t xml:space="preserve">D)  No — 41 cars raise $412</w:t>
-      </w:r>
-    </w:p>
-    <w:p>
-      <w:pPr>
-        <w:spacing w:after="20"/>
+        <w:spacing w:after="80"/>
       </w:pPr>
       <w:r>
         <w:t xml:space="preserve"/>
@@ -4277,33 +5341,256 @@
     </w:p>
     <w:tbl>
       <w:tblPr>
-        <w:tblW w:type="pct" w:w="100%"/>
+        <w:tblW w:type="dxa" w:w="9360"/>
         <w:tblBorders>
           <w:top w:val="single" w:color="C7D2DD" w:sz="6"/>
           <w:left w:val="single" w:color="C7D2DD" w:sz="6"/>
           <w:bottom w:val="single" w:color="C7D2DD" w:sz="6"/>
           <w:right w:val="single" w:color="C7D2DD" w:sz="6"/>
-          <w:insideH w:val="single" w:color="auto" w:sz="4"/>
-          <w:insideV w:val="single" w:color="auto" w:sz="4"/>
+          <w:insideH w:val="single" w:color="C7D2DD" w:sz="6"/>
+          <w:insideV w:val="single" w:color="C7D2DD" w:sz="6"/>
         </w:tblBorders>
       </w:tblPr>
       <w:tblGrid>
-        <w:gridCol w:w="100"/>
+        <w:gridCol w:w="2800"/>
+        <w:gridCol w:w="3560"/>
+        <w:gridCol w:w="3000"/>
       </w:tblGrid>
       <w:tr>
-        <w:tc>
-          <w:tcPr>
+        <w:trPr>
+          <w:cantSplit/>
+          <w:tblHeader/>
+        </w:trPr>
+        <w:tc>
+          <w:tcPr>
+            <w:tcW w:type="dxa" w:w="2800"/>
+            <w:shd w:fill="EEF4F8" w:color="auto" w:val="clear"/>
+            <w:tcMar>
+              <w:top w:type="dxa" w:w="60"/>
+              <w:left w:type="dxa" w:w="100"/>
+              <w:bottom w:type="dxa" w:w="60"/>
+              <w:right w:type="dxa" w:w="100"/>
+            </w:tcMar>
+          </w:tcPr>
+          <w:p>
+            <w:pPr>
+              <w:spacing w:after="0"/>
+            </w:pPr>
+            <w:r>
+              <w:rPr>
+                <w:b/>
+                <w:bCs/>
+                <w:color w:val="12355B"/>
+                <w:sz w:val="16"/>
+                <w:szCs w:val="16"/>
+              </w:rPr>
+              <w:t xml:space="preserve">CORE PROBLEM / GIVEN REPRESENTATION</w:t>
+            </w:r>
+          </w:p>
+        </w:tc>
+        <w:tc>
+          <w:tcPr>
+            <w:tcW w:type="dxa" w:w="3560"/>
+            <w:shd w:fill="EEF4F8" w:color="auto" w:val="clear"/>
+            <w:tcMar>
+              <w:top w:type="dxa" w:w="60"/>
+              <w:left w:type="dxa" w:w="100"/>
+              <w:bottom w:type="dxa" w:w="60"/>
+              <w:right w:type="dxa" w:w="100"/>
+            </w:tcMar>
+          </w:tcPr>
+          <w:p>
+            <w:pPr>
+              <w:spacing w:after="0"/>
+            </w:pPr>
+            <w:r>
+              <w:rPr>
+                <w:b/>
+                <w:bCs/>
+                <w:color w:val="12355B"/>
+                <w:sz w:val="16"/>
+                <w:szCs w:val="16"/>
+              </w:rPr>
+              <w:t xml:space="preserve">WORKING SPACE / CALCULATION STEPS</w:t>
+            </w:r>
+          </w:p>
+        </w:tc>
+        <w:tc>
+          <w:tcPr>
+            <w:tcW w:type="dxa" w:w="3000"/>
             <w:shd w:fill="FBF3E2" w:color="auto" w:val="clear"/>
             <w:tcMar>
               <w:top w:type="dxa" w:w="60"/>
-              <w:left w:type="dxa" w:w="120"/>
+              <w:left w:type="dxa" w:w="100"/>
               <w:bottom w:type="dxa" w:w="60"/>
-              <w:right w:type="dxa" w:w="120"/>
-            </w:tcMar>
-          </w:tcPr>
-          <w:p>
-            <w:pPr>
-              <w:spacing w:after="0" w:line="320"/>
+              <w:right w:type="dxa" w:w="100"/>
+            </w:tcMar>
+          </w:tcPr>
+          <w:p>
+            <w:pPr>
+              <w:spacing w:after="0"/>
+            </w:pPr>
+            <w:r>
+              <w:rPr>
+                <w:b/>
+                <w:bCs/>
+                <w:color w:val="B97A12"/>
+                <w:sz w:val="16"/>
+                <w:szCs w:val="16"/>
+              </w:rPr>
+              <w:t xml:space="preserve">EXPLAIN YOUR REASONING</w:t>
+            </w:r>
+          </w:p>
+        </w:tc>
+      </w:tr>
+      <w:tr>
+        <w:trPr>
+          <w:cantSplit/>
+        </w:trPr>
+        <w:tc>
+          <w:tcPr>
+            <w:tcW w:type="dxa" w:w="2800"/>
+            <w:tcMar>
+              <w:top w:type="dxa" w:w="80"/>
+              <w:left w:type="dxa" w:w="100"/>
+              <w:bottom w:type="dxa" w:w="80"/>
+              <w:right w:type="dxa" w:w="100"/>
+            </w:tcMar>
+            <w:vAlign w:val="top"/>
+          </w:tcPr>
+          <w:p>
+            <w:pPr>
+              <w:spacing w:after="60"/>
+            </w:pPr>
+            <w:r>
+              <w:rPr>
+                <w:b/>
+                <w:bCs/>
+                <w:color w:val="12355B"/>
+                <w:sz w:val="21"/>
+                <w:szCs w:val="21"/>
+              </w:rPr>
+              <w:t xml:space="preserve">4.  </w:t>
+            </w:r>
+            <w:r>
+              <w:rPr>
+                <w:b/>
+                <w:bCs/>
+                <w:sz w:val="20"/>
+                <w:szCs w:val="20"/>
+              </w:rPr>
+              <w:t xml:space="preserve">Can the student council wash 41 cars at $12 each and meet the $500 goal?</w:t>
+            </w:r>
+          </w:p>
+          <w:p>
+            <w:pPr>
+              <w:spacing w:after="30"/>
+              <w:ind w:left="180"/>
+            </w:pPr>
+            <w:r>
+              <w:rPr>
+                <w:sz w:val="19"/>
+                <w:szCs w:val="19"/>
+              </w:rPr>
+              <w:t xml:space="preserve">A)  No — 41 cars raise $492, which is less than $500</w:t>
+            </w:r>
+          </w:p>
+          <w:p>
+            <w:pPr>
+              <w:spacing w:after="30"/>
+              <w:ind w:left="180"/>
+            </w:pPr>
+            <w:r>
+              <w:rPr>
+                <w:sz w:val="19"/>
+                <w:szCs w:val="19"/>
+              </w:rPr>
+              <w:t xml:space="preserve">B)  Yes — 41 cars raise $502</w:t>
+            </w:r>
+          </w:p>
+          <w:p>
+            <w:pPr>
+              <w:spacing w:after="30"/>
+              <w:ind w:left="180"/>
+            </w:pPr>
+            <w:r>
+              <w:rPr>
+                <w:sz w:val="19"/>
+                <w:szCs w:val="19"/>
+              </w:rPr>
+              <w:t xml:space="preserve">C)  Yes — 41 rounds up to 42, so it counts</w:t>
+            </w:r>
+          </w:p>
+          <w:p>
+            <w:pPr>
+              <w:spacing w:after="30"/>
+              <w:ind w:left="180"/>
+            </w:pPr>
+            <w:r>
+              <w:rPr>
+                <w:sz w:val="19"/>
+                <w:szCs w:val="19"/>
+              </w:rPr>
+              <w:t xml:space="preserve">D)  No — 41 cars raise $412</w:t>
+            </w:r>
+          </w:p>
+        </w:tc>
+        <w:tc>
+          <w:tcPr>
+            <w:tcW w:type="dxa" w:w="3560"/>
+            <w:tcMar>
+              <w:top w:type="dxa" w:w="80"/>
+              <w:left w:type="dxa" w:w="100"/>
+              <w:bottom w:type="dxa" w:w="80"/>
+              <w:right w:type="dxa" w:w="100"/>
+            </w:tcMar>
+            <w:vAlign w:val="top"/>
+          </w:tcPr>
+          <w:p>
+            <w:pPr>
+              <w:spacing w:after="40"/>
+            </w:pPr>
+            <w:r>
+              <w:rPr>
+                <w:b/>
+                <w:bCs/>
+                <w:color w:val="1FA6A2"/>
+                <w:sz w:val="19"/>
+                <w:szCs w:val="19"/>
+              </w:rPr>
+              <w:t xml:space="preserve">Solution:  </w:t>
+            </w:r>
+            <w:r>
+              <w:rPr>
+                <w:b/>
+                <w:bCs/>
+                <w:sz w:val="19"/>
+                <w:szCs w:val="19"/>
+              </w:rPr>
+              <w:t xml:space="preserve">A)  No — 41 cars raise $492, which is less than $500</w:t>
+            </w:r>
+          </w:p>
+          <w:p>
+            <w:pPr>
+              <w:spacing w:after="40"/>
+            </w:pPr>
+            <w:r>
+              <w:rPr>
+                <w:i/>
+                <w:iCs/>
+                <w:color w:val="5F6F80"/>
+                <w:sz w:val="18"/>
+                <w:szCs w:val="18"/>
+              </w:rPr>
+              <w:t xml:space="preserve">41 × 12 = 492, and $492 &lt; $500, so 41 cars fall $8 short.</w:t>
+            </w:r>
+          </w:p>
+          <w:p>
+            <w:pPr>
+              <w:pBdr>
+                <w:bottom w:val="single" w:color="AFBECC" w:sz="6"/>
+              </w:pBdr>
+              <w:spacing w:after="30" w:before="150"/>
             </w:pPr>
             <w:r>
               <w:t xml:space="preserve"/>
@@ -4311,7 +5598,125 @@
           </w:p>
           <w:p>
             <w:pPr>
-              <w:spacing w:after="0" w:line="320"/>
+              <w:pBdr>
+                <w:bottom w:val="single" w:color="AFBECC" w:sz="6"/>
+              </w:pBdr>
+              <w:spacing w:after="30" w:before="150"/>
+            </w:pPr>
+            <w:r>
+              <w:t xml:space="preserve"/>
+            </w:r>
+          </w:p>
+        </w:tc>
+        <w:tc>
+          <w:tcPr>
+            <w:tcW w:type="dxa" w:w="3000"/>
+            <w:shd w:fill="FBF3E2" w:color="auto" w:val="clear"/>
+            <w:tcMar>
+              <w:top w:type="dxa" w:w="80"/>
+              <w:left w:type="dxa" w:w="100"/>
+              <w:bottom w:type="dxa" w:w="80"/>
+              <w:right w:type="dxa" w:w="100"/>
+            </w:tcMar>
+            <w:vAlign w:val="top"/>
+          </w:tcPr>
+          <w:p>
+            <w:pPr>
+              <w:spacing w:after="40"/>
+            </w:pPr>
+            <w:r>
+              <w:rPr>
+                <w:b/>
+                <w:bCs/>
+                <w:color w:val="12355B"/>
+                <w:sz w:val="19"/>
+                <w:szCs w:val="19"/>
+              </w:rPr>
+              <w:t xml:space="preserve">Because... </w:t>
+            </w:r>
+            <w:r>
+              <w:rPr>
+                <w:color w:val="AFBECC"/>
+                <w:sz w:val="19"/>
+                <w:szCs w:val="19"/>
+              </w:rPr>
+              <w:t xml:space="preserve">________________</w:t>
+            </w:r>
+          </w:p>
+          <w:p>
+            <w:pPr>
+              <w:pBdr>
+                <w:bottom w:val="single" w:color="AFBECC" w:sz="6"/>
+              </w:pBdr>
+              <w:spacing w:after="30" w:before="150"/>
+            </w:pPr>
+            <w:r>
+              <w:t xml:space="preserve"/>
+            </w:r>
+          </w:p>
+          <w:p>
+            <w:pPr>
+              <w:spacing w:after="40" w:before="80"/>
+            </w:pPr>
+            <w:r>
+              <w:rPr>
+                <w:b/>
+                <w:bCs/>
+                <w:color w:val="6B4FA0"/>
+                <w:sz w:val="19"/>
+                <w:szCs w:val="19"/>
+              </w:rPr>
+              <w:t xml:space="preserve">Although... </w:t>
+            </w:r>
+            <w:r>
+              <w:rPr>
+                <w:color w:val="AFBECC"/>
+                <w:sz w:val="19"/>
+                <w:szCs w:val="19"/>
+              </w:rPr>
+              <w:t xml:space="preserve">_______________</w:t>
+            </w:r>
+          </w:p>
+          <w:p>
+            <w:pPr>
+              <w:pBdr>
+                <w:bottom w:val="single" w:color="AFBECC" w:sz="6"/>
+              </w:pBdr>
+              <w:spacing w:after="30" w:before="150"/>
+            </w:pPr>
+            <w:r>
+              <w:t xml:space="preserve"/>
+            </w:r>
+          </w:p>
+          <w:p>
+            <w:pPr>
+              <w:spacing w:after="40" w:before="80"/>
+            </w:pPr>
+            <w:r>
+              <w:rPr>
+                <w:b/>
+                <w:bCs/>
+                <w:color w:val="1FA6A2"/>
+                <w:sz w:val="19"/>
+                <w:szCs w:val="19"/>
+              </w:rPr>
+              <w:t xml:space="preserve">Therefore... </w:t>
+            </w:r>
+            <w:r>
+              <w:rPr>
+                <w:color w:val="AFBECC"/>
+                <w:sz w:val="19"/>
+                <w:szCs w:val="19"/>
+              </w:rPr>
+              <w:t xml:space="preserve">______________</w:t>
+            </w:r>
+          </w:p>
+          <w:p>
+            <w:pPr>
+              <w:pBdr>
+                <w:bottom w:val="single" w:color="AFBECC" w:sz="6"/>
+              </w:pBdr>
+              <w:spacing w:after="30" w:before="150"/>
             </w:pPr>
             <w:r>
               <w:t xml:space="preserve"/>
@@ -4322,84 +5727,7 @@
     </w:tbl>
     <w:p>
       <w:pPr>
-        <w:keepNext/>
-        <w:spacing w:after="60" w:before="160"/>
-      </w:pPr>
-      <w:r>
-        <w:rPr>
-          <w:b/>
-          <w:bCs/>
-          <w:color w:val="12355B"/>
-          <w:sz w:val="22"/>
-          <w:szCs w:val="22"/>
-        </w:rPr>
-        <w:t xml:space="preserve">5.  </w:t>
-      </w:r>
-      <w:r>
-        <w:rPr>
-          <w:b/>
-          <w:bCs/>
-          <w:sz w:val="21"/>
-          <w:szCs w:val="21"/>
-        </w:rPr>
-        <w:t xml:space="preserve">The council predicts 35 cars this year. Using 35p = 500, at least how much must they charge per car to reach $500?</w:t>
-      </w:r>
-    </w:p>
-    <w:p>
-      <w:pPr>
-        <w:spacing w:after="40"/>
-        <w:ind w:left="420"/>
-      </w:pPr>
-      <w:r>
-        <w:rPr>
-          <w:sz w:val="20"/>
-          <w:szCs w:val="20"/>
-        </w:rPr>
-        <w:t xml:space="preserve">A)  $12.00</w:t>
-      </w:r>
-    </w:p>
-    <w:p>
-      <w:pPr>
-        <w:spacing w:after="40"/>
-        <w:ind w:left="420"/>
-      </w:pPr>
-      <w:r>
-        <w:rPr>
-          <w:sz w:val="20"/>
-          <w:szCs w:val="20"/>
-        </w:rPr>
-        <w:t xml:space="preserve">B)  $14.00</w:t>
-      </w:r>
-    </w:p>
-    <w:p>
-      <w:pPr>
-        <w:spacing w:after="40"/>
-        <w:ind w:left="420"/>
-      </w:pPr>
-      <w:r>
-        <w:rPr>
-          <w:sz w:val="20"/>
-          <w:szCs w:val="20"/>
-        </w:rPr>
-        <w:t xml:space="preserve">C)  About $14.30</w:t>
-      </w:r>
-    </w:p>
-    <w:p>
-      <w:pPr>
-        <w:spacing w:after="40"/>
-        <w:ind w:left="420"/>
-      </w:pPr>
-      <w:r>
-        <w:rPr>
-          <w:sz w:val="20"/>
-          <w:szCs w:val="20"/>
-        </w:rPr>
-        <w:t xml:space="preserve">D)  $465.00</w:t>
-      </w:r>
-    </w:p>
-    <w:p>
-      <w:pPr>
-        <w:spacing w:after="20"/>
+        <w:spacing w:after="80"/>
       </w:pPr>
       <w:r>
         <w:t xml:space="preserve"/>
@@ -4407,33 +5735,256 @@
     </w:p>
     <w:tbl>
       <w:tblPr>
-        <w:tblW w:type="pct" w:w="100%"/>
+        <w:tblW w:type="dxa" w:w="9360"/>
         <w:tblBorders>
           <w:top w:val="single" w:color="C7D2DD" w:sz="6"/>
           <w:left w:val="single" w:color="C7D2DD" w:sz="6"/>
           <w:bottom w:val="single" w:color="C7D2DD" w:sz="6"/>
           <w:right w:val="single" w:color="C7D2DD" w:sz="6"/>
-          <w:insideH w:val="single" w:color="auto" w:sz="4"/>
-          <w:insideV w:val="single" w:color="auto" w:sz="4"/>
+          <w:insideH w:val="single" w:color="C7D2DD" w:sz="6"/>
+          <w:insideV w:val="single" w:color="C7D2DD" w:sz="6"/>
         </w:tblBorders>
       </w:tblPr>
       <w:tblGrid>
-        <w:gridCol w:w="100"/>
+        <w:gridCol w:w="2800"/>
+        <w:gridCol w:w="3560"/>
+        <w:gridCol w:w="3000"/>
       </w:tblGrid>
       <w:tr>
-        <w:tc>
-          <w:tcPr>
+        <w:trPr>
+          <w:cantSplit/>
+          <w:tblHeader/>
+        </w:trPr>
+        <w:tc>
+          <w:tcPr>
+            <w:tcW w:type="dxa" w:w="2800"/>
+            <w:shd w:fill="EEF4F8" w:color="auto" w:val="clear"/>
+            <w:tcMar>
+              <w:top w:type="dxa" w:w="60"/>
+              <w:left w:type="dxa" w:w="100"/>
+              <w:bottom w:type="dxa" w:w="60"/>
+              <w:right w:type="dxa" w:w="100"/>
+            </w:tcMar>
+          </w:tcPr>
+          <w:p>
+            <w:pPr>
+              <w:spacing w:after="0"/>
+            </w:pPr>
+            <w:r>
+              <w:rPr>
+                <w:b/>
+                <w:bCs/>
+                <w:color w:val="12355B"/>
+                <w:sz w:val="16"/>
+                <w:szCs w:val="16"/>
+              </w:rPr>
+              <w:t xml:space="preserve">CORE PROBLEM / GIVEN REPRESENTATION</w:t>
+            </w:r>
+          </w:p>
+        </w:tc>
+        <w:tc>
+          <w:tcPr>
+            <w:tcW w:type="dxa" w:w="3560"/>
+            <w:shd w:fill="EEF4F8" w:color="auto" w:val="clear"/>
+            <w:tcMar>
+              <w:top w:type="dxa" w:w="60"/>
+              <w:left w:type="dxa" w:w="100"/>
+              <w:bottom w:type="dxa" w:w="60"/>
+              <w:right w:type="dxa" w:w="100"/>
+            </w:tcMar>
+          </w:tcPr>
+          <w:p>
+            <w:pPr>
+              <w:spacing w:after="0"/>
+            </w:pPr>
+            <w:r>
+              <w:rPr>
+                <w:b/>
+                <w:bCs/>
+                <w:color w:val="12355B"/>
+                <w:sz w:val="16"/>
+                <w:szCs w:val="16"/>
+              </w:rPr>
+              <w:t xml:space="preserve">WORKING SPACE / CALCULATION STEPS</w:t>
+            </w:r>
+          </w:p>
+        </w:tc>
+        <w:tc>
+          <w:tcPr>
+            <w:tcW w:type="dxa" w:w="3000"/>
             <w:shd w:fill="FBF3E2" w:color="auto" w:val="clear"/>
             <w:tcMar>
               <w:top w:type="dxa" w:w="60"/>
-              <w:left w:type="dxa" w:w="120"/>
+              <w:left w:type="dxa" w:w="100"/>
               <w:bottom w:type="dxa" w:w="60"/>
-              <w:right w:type="dxa" w:w="120"/>
-            </w:tcMar>
-          </w:tcPr>
-          <w:p>
-            <w:pPr>
-              <w:spacing w:after="0" w:line="320"/>
+              <w:right w:type="dxa" w:w="100"/>
+            </w:tcMar>
+          </w:tcPr>
+          <w:p>
+            <w:pPr>
+              <w:spacing w:after="0"/>
+            </w:pPr>
+            <w:r>
+              <w:rPr>
+                <w:b/>
+                <w:bCs/>
+                <w:color w:val="B97A12"/>
+                <w:sz w:val="16"/>
+                <w:szCs w:val="16"/>
+              </w:rPr>
+              <w:t xml:space="preserve">EXPLAIN YOUR REASONING</w:t>
+            </w:r>
+          </w:p>
+        </w:tc>
+      </w:tr>
+      <w:tr>
+        <w:trPr>
+          <w:cantSplit/>
+        </w:trPr>
+        <w:tc>
+          <w:tcPr>
+            <w:tcW w:type="dxa" w:w="2800"/>
+            <w:tcMar>
+              <w:top w:type="dxa" w:w="80"/>
+              <w:left w:type="dxa" w:w="100"/>
+              <w:bottom w:type="dxa" w:w="80"/>
+              <w:right w:type="dxa" w:w="100"/>
+            </w:tcMar>
+            <w:vAlign w:val="top"/>
+          </w:tcPr>
+          <w:p>
+            <w:pPr>
+              <w:spacing w:after="60"/>
+            </w:pPr>
+            <w:r>
+              <w:rPr>
+                <w:b/>
+                <w:bCs/>
+                <w:color w:val="12355B"/>
+                <w:sz w:val="21"/>
+                <w:szCs w:val="21"/>
+              </w:rPr>
+              <w:t xml:space="preserve">5.  </w:t>
+            </w:r>
+            <w:r>
+              <w:rPr>
+                <w:b/>
+                <w:bCs/>
+                <w:sz w:val="20"/>
+                <w:szCs w:val="20"/>
+              </w:rPr>
+              <w:t xml:space="preserve">The council expects 35 cars and wants to raise at least $500. What is the minimum price per car, in whole cents, that reaches the goal? Use 35p ≥ 500.</w:t>
+            </w:r>
+          </w:p>
+          <w:p>
+            <w:pPr>
+              <w:spacing w:after="30"/>
+              <w:ind w:left="180"/>
+            </w:pPr>
+            <w:r>
+              <w:rPr>
+                <w:sz w:val="19"/>
+                <w:szCs w:val="19"/>
+              </w:rPr>
+              <w:t xml:space="preserve">A)  $12.00</w:t>
+            </w:r>
+          </w:p>
+          <w:p>
+            <w:pPr>
+              <w:spacing w:after="30"/>
+              <w:ind w:left="180"/>
+            </w:pPr>
+            <w:r>
+              <w:rPr>
+                <w:sz w:val="19"/>
+                <w:szCs w:val="19"/>
+              </w:rPr>
+              <w:t xml:space="preserve">B)  $14.00</w:t>
+            </w:r>
+          </w:p>
+          <w:p>
+            <w:pPr>
+              <w:spacing w:after="30"/>
+              <w:ind w:left="180"/>
+            </w:pPr>
+            <w:r>
+              <w:rPr>
+                <w:sz w:val="19"/>
+                <w:szCs w:val="19"/>
+              </w:rPr>
+              <w:t xml:space="preserve">C)  $14.29</w:t>
+            </w:r>
+          </w:p>
+          <w:p>
+            <w:pPr>
+              <w:spacing w:after="30"/>
+              <w:ind w:left="180"/>
+            </w:pPr>
+            <w:r>
+              <w:rPr>
+                <w:sz w:val="19"/>
+                <w:szCs w:val="19"/>
+              </w:rPr>
+              <w:t xml:space="preserve">D)  $465.00</w:t>
+            </w:r>
+          </w:p>
+        </w:tc>
+        <w:tc>
+          <w:tcPr>
+            <w:tcW w:type="dxa" w:w="3560"/>
+            <w:tcMar>
+              <w:top w:type="dxa" w:w="80"/>
+              <w:left w:type="dxa" w:w="100"/>
+              <w:bottom w:type="dxa" w:w="80"/>
+              <w:right w:type="dxa" w:w="100"/>
+            </w:tcMar>
+            <w:vAlign w:val="top"/>
+          </w:tcPr>
+          <w:p>
+            <w:pPr>
+              <w:spacing w:after="40"/>
+            </w:pPr>
+            <w:r>
+              <w:rPr>
+                <w:b/>
+                <w:bCs/>
+                <w:color w:val="1FA6A2"/>
+                <w:sz w:val="19"/>
+                <w:szCs w:val="19"/>
+              </w:rPr>
+              <w:t xml:space="preserve">Solution:  </w:t>
+            </w:r>
+            <w:r>
+              <w:rPr>
+                <w:b/>
+                <w:bCs/>
+                <w:sz w:val="19"/>
+                <w:szCs w:val="19"/>
+              </w:rPr>
+              <w:t xml:space="preserve">C)  $14.29</w:t>
+            </w:r>
+          </w:p>
+          <w:p>
+            <w:pPr>
+              <w:spacing w:after="40"/>
+            </w:pPr>
+            <w:r>
+              <w:rPr>
+                <w:i/>
+                <w:iCs/>
+                <w:color w:val="5F6F80"/>
+                <w:sz w:val="18"/>
+                <w:szCs w:val="18"/>
+              </w:rPr>
+              <w:t xml:space="preserve">500 ÷ 35 = 14.285714… . The least whole-cent price that reaches the goal is $14.29: 35 × $14.29 = $500.15. One cent less gives 35 × $14.28 = $499.80, below the goal.</w:t>
+            </w:r>
+          </w:p>
+          <w:p>
+            <w:pPr>
+              <w:pBdr>
+                <w:bottom w:val="single" w:color="AFBECC" w:sz="6"/>
+              </w:pBdr>
+              <w:spacing w:after="30" w:before="150"/>
             </w:pPr>
             <w:r>
               <w:t xml:space="preserve"/>
@@ -4441,7 +5992,125 @@
           </w:p>
           <w:p>
             <w:pPr>
-              <w:spacing w:after="0" w:line="320"/>
+              <w:pBdr>
+                <w:bottom w:val="single" w:color="AFBECC" w:sz="6"/>
+              </w:pBdr>
+              <w:spacing w:after="30" w:before="150"/>
+            </w:pPr>
+            <w:r>
+              <w:t xml:space="preserve"/>
+            </w:r>
+          </w:p>
+        </w:tc>
+        <w:tc>
+          <w:tcPr>
+            <w:tcW w:type="dxa" w:w="3000"/>
+            <w:shd w:fill="FBF3E2" w:color="auto" w:val="clear"/>
+            <w:tcMar>
+              <w:top w:type="dxa" w:w="80"/>
+              <w:left w:type="dxa" w:w="100"/>
+              <w:bottom w:type="dxa" w:w="80"/>
+              <w:right w:type="dxa" w:w="100"/>
+            </w:tcMar>
+            <w:vAlign w:val="top"/>
+          </w:tcPr>
+          <w:p>
+            <w:pPr>
+              <w:spacing w:after="40"/>
+            </w:pPr>
+            <w:r>
+              <w:rPr>
+                <w:b/>
+                <w:bCs/>
+                <w:color w:val="12355B"/>
+                <w:sz w:val="19"/>
+                <w:szCs w:val="19"/>
+              </w:rPr>
+              <w:t xml:space="preserve">Because... </w:t>
+            </w:r>
+            <w:r>
+              <w:rPr>
+                <w:color w:val="AFBECC"/>
+                <w:sz w:val="19"/>
+                <w:szCs w:val="19"/>
+              </w:rPr>
+              <w:t xml:space="preserve">________________</w:t>
+            </w:r>
+          </w:p>
+          <w:p>
+            <w:pPr>
+              <w:pBdr>
+                <w:bottom w:val="single" w:color="AFBECC" w:sz="6"/>
+              </w:pBdr>
+              <w:spacing w:after="30" w:before="150"/>
+            </w:pPr>
+            <w:r>
+              <w:t xml:space="preserve"/>
+            </w:r>
+          </w:p>
+          <w:p>
+            <w:pPr>
+              <w:spacing w:after="40" w:before="80"/>
+            </w:pPr>
+            <w:r>
+              <w:rPr>
+                <w:b/>
+                <w:bCs/>
+                <w:color w:val="6B4FA0"/>
+                <w:sz w:val="19"/>
+                <w:szCs w:val="19"/>
+              </w:rPr>
+              <w:t xml:space="preserve">Although... </w:t>
+            </w:r>
+            <w:r>
+              <w:rPr>
+                <w:color w:val="AFBECC"/>
+                <w:sz w:val="19"/>
+                <w:szCs w:val="19"/>
+              </w:rPr>
+              <w:t xml:space="preserve">_______________</w:t>
+            </w:r>
+          </w:p>
+          <w:p>
+            <w:pPr>
+              <w:pBdr>
+                <w:bottom w:val="single" w:color="AFBECC" w:sz="6"/>
+              </w:pBdr>
+              <w:spacing w:after="30" w:before="150"/>
+            </w:pPr>
+            <w:r>
+              <w:t xml:space="preserve"/>
+            </w:r>
+          </w:p>
+          <w:p>
+            <w:pPr>
+              <w:spacing w:after="40" w:before="80"/>
+            </w:pPr>
+            <w:r>
+              <w:rPr>
+                <w:b/>
+                <w:bCs/>
+                <w:color w:val="1FA6A2"/>
+                <w:sz w:val="19"/>
+                <w:szCs w:val="19"/>
+              </w:rPr>
+              <w:t xml:space="preserve">Therefore... </w:t>
+            </w:r>
+            <w:r>
+              <w:rPr>
+                <w:color w:val="AFBECC"/>
+                <w:sz w:val="19"/>
+                <w:szCs w:val="19"/>
+              </w:rPr>
+              <w:t xml:space="preserve">______________</w:t>
+            </w:r>
+          </w:p>
+          <w:p>
+            <w:pPr>
+              <w:pBdr>
+                <w:bottom w:val="single" w:color="AFBECC" w:sz="6"/>
+              </w:pBdr>
+              <w:spacing w:after="30" w:before="150"/>
             </w:pPr>
             <w:r>
               <w:t xml:space="preserve"/>
@@ -4452,84 +6121,7 @@
     </w:tbl>
     <w:p>
       <w:pPr>
-        <w:keepNext/>
-        <w:spacing w:after="60" w:before="160"/>
-      </w:pPr>
-      <w:r>
-        <w:rPr>
-          <w:b/>
-          <w:bCs/>
-          <w:color w:val="12355B"/>
-          <w:sz w:val="22"/>
-          <w:szCs w:val="22"/>
-        </w:rPr>
-        <w:t xml:space="preserve">6.  </w:t>
-      </w:r>
-      <w:r>
-        <w:rPr>
-          <w:b/>
-          <w:bCs/>
-          <w:sz w:val="21"/>
-          <w:szCs w:val="21"/>
-        </w:rPr>
-        <w:t xml:space="preserve">How could the council CHECK that charging $14.30 for 35 cars meets the goal?</w:t>
-      </w:r>
-    </w:p>
-    <w:p>
-      <w:pPr>
-        <w:spacing w:after="40"/>
-        <w:ind w:left="420"/>
-      </w:pPr>
-      <w:r>
-        <w:rPr>
-          <w:sz w:val="20"/>
-          <w:szCs w:val="20"/>
-        </w:rPr>
-        <w:t xml:space="preserve">A)  Divide 35 by 14.30 and confirm it is at least $500</w:t>
-      </w:r>
-    </w:p>
-    <w:p>
-      <w:pPr>
-        <w:spacing w:after="40"/>
-        <w:ind w:left="420"/>
-      </w:pPr>
-      <w:r>
-        <w:rPr>
-          <w:sz w:val="20"/>
-          <w:szCs w:val="20"/>
-        </w:rPr>
-        <w:t xml:space="preserve">B)  Multiply 35 × 14.30 = 500.50 and confirm it is at least $500</w:t>
-      </w:r>
-    </w:p>
-    <w:p>
-      <w:pPr>
-        <w:spacing w:after="40"/>
-        <w:ind w:left="420"/>
-      </w:pPr>
-      <w:r>
-        <w:rPr>
-          <w:sz w:val="20"/>
-          <w:szCs w:val="20"/>
-        </w:rPr>
-        <w:t xml:space="preserve">C)  Add 35 + 14.30 and confirm it is at least $500</w:t>
-      </w:r>
-    </w:p>
-    <w:p>
-      <w:pPr>
-        <w:spacing w:after="40"/>
-        <w:ind w:left="420"/>
-      </w:pPr>
-      <w:r>
-        <w:rPr>
-          <w:sz w:val="20"/>
-          <w:szCs w:val="20"/>
-        </w:rPr>
-        <w:t xml:space="preserve">D)  No check is possible after solving</w:t>
-      </w:r>
-    </w:p>
-    <w:p>
-      <w:pPr>
-        <w:spacing w:after="20"/>
+        <w:spacing w:after="80"/>
       </w:pPr>
       <w:r>
         <w:t xml:space="preserve"/>
@@ -4537,33 +6129,256 @@
     </w:p>
     <w:tbl>
       <w:tblPr>
-        <w:tblW w:type="pct" w:w="100%"/>
+        <w:tblW w:type="dxa" w:w="9360"/>
         <w:tblBorders>
           <w:top w:val="single" w:color="C7D2DD" w:sz="6"/>
           <w:left w:val="single" w:color="C7D2DD" w:sz="6"/>
           <w:bottom w:val="single" w:color="C7D2DD" w:sz="6"/>
           <w:right w:val="single" w:color="C7D2DD" w:sz="6"/>
-          <w:insideH w:val="single" w:color="auto" w:sz="4"/>
-          <w:insideV w:val="single" w:color="auto" w:sz="4"/>
+          <w:insideH w:val="single" w:color="C7D2DD" w:sz="6"/>
+          <w:insideV w:val="single" w:color="C7D2DD" w:sz="6"/>
         </w:tblBorders>
       </w:tblPr>
       <w:tblGrid>
-        <w:gridCol w:w="100"/>
+        <w:gridCol w:w="2800"/>
+        <w:gridCol w:w="3560"/>
+        <w:gridCol w:w="3000"/>
       </w:tblGrid>
       <w:tr>
-        <w:tc>
-          <w:tcPr>
+        <w:trPr>
+          <w:cantSplit/>
+          <w:tblHeader/>
+        </w:trPr>
+        <w:tc>
+          <w:tcPr>
+            <w:tcW w:type="dxa" w:w="2800"/>
+            <w:shd w:fill="EEF4F8" w:color="auto" w:val="clear"/>
+            <w:tcMar>
+              <w:top w:type="dxa" w:w="60"/>
+              <w:left w:type="dxa" w:w="100"/>
+              <w:bottom w:type="dxa" w:w="60"/>
+              <w:right w:type="dxa" w:w="100"/>
+            </w:tcMar>
+          </w:tcPr>
+          <w:p>
+            <w:pPr>
+              <w:spacing w:after="0"/>
+            </w:pPr>
+            <w:r>
+              <w:rPr>
+                <w:b/>
+                <w:bCs/>
+                <w:color w:val="12355B"/>
+                <w:sz w:val="16"/>
+                <w:szCs w:val="16"/>
+              </w:rPr>
+              <w:t xml:space="preserve">CORE PROBLEM / GIVEN REPRESENTATION</w:t>
+            </w:r>
+          </w:p>
+        </w:tc>
+        <w:tc>
+          <w:tcPr>
+            <w:tcW w:type="dxa" w:w="3560"/>
+            <w:shd w:fill="EEF4F8" w:color="auto" w:val="clear"/>
+            <w:tcMar>
+              <w:top w:type="dxa" w:w="60"/>
+              <w:left w:type="dxa" w:w="100"/>
+              <w:bottom w:type="dxa" w:w="60"/>
+              <w:right w:type="dxa" w:w="100"/>
+            </w:tcMar>
+          </w:tcPr>
+          <w:p>
+            <w:pPr>
+              <w:spacing w:after="0"/>
+            </w:pPr>
+            <w:r>
+              <w:rPr>
+                <w:b/>
+                <w:bCs/>
+                <w:color w:val="12355B"/>
+                <w:sz w:val="16"/>
+                <w:szCs w:val="16"/>
+              </w:rPr>
+              <w:t xml:space="preserve">WORKING SPACE / CALCULATION STEPS</w:t>
+            </w:r>
+          </w:p>
+        </w:tc>
+        <w:tc>
+          <w:tcPr>
+            <w:tcW w:type="dxa" w:w="3000"/>
             <w:shd w:fill="FBF3E2" w:color="auto" w:val="clear"/>
             <w:tcMar>
               <w:top w:type="dxa" w:w="60"/>
-              <w:left w:type="dxa" w:w="120"/>
+              <w:left w:type="dxa" w:w="100"/>
               <w:bottom w:type="dxa" w:w="60"/>
-              <w:right w:type="dxa" w:w="120"/>
-            </w:tcMar>
-          </w:tcPr>
-          <w:p>
-            <w:pPr>
-              <w:spacing w:after="0" w:line="320"/>
+              <w:right w:type="dxa" w:w="100"/>
+            </w:tcMar>
+          </w:tcPr>
+          <w:p>
+            <w:pPr>
+              <w:spacing w:after="0"/>
+            </w:pPr>
+            <w:r>
+              <w:rPr>
+                <w:b/>
+                <w:bCs/>
+                <w:color w:val="B97A12"/>
+                <w:sz w:val="16"/>
+                <w:szCs w:val="16"/>
+              </w:rPr>
+              <w:t xml:space="preserve">EXPLAIN YOUR REASONING</w:t>
+            </w:r>
+          </w:p>
+        </w:tc>
+      </w:tr>
+      <w:tr>
+        <w:trPr>
+          <w:cantSplit/>
+        </w:trPr>
+        <w:tc>
+          <w:tcPr>
+            <w:tcW w:type="dxa" w:w="2800"/>
+            <w:tcMar>
+              <w:top w:type="dxa" w:w="80"/>
+              <w:left w:type="dxa" w:w="100"/>
+              <w:bottom w:type="dxa" w:w="80"/>
+              <w:right w:type="dxa" w:w="100"/>
+            </w:tcMar>
+            <w:vAlign w:val="top"/>
+          </w:tcPr>
+          <w:p>
+            <w:pPr>
+              <w:spacing w:after="60"/>
+            </w:pPr>
+            <w:r>
+              <w:rPr>
+                <w:b/>
+                <w:bCs/>
+                <w:color w:val="12355B"/>
+                <w:sz w:val="21"/>
+                <w:szCs w:val="21"/>
+              </w:rPr>
+              <w:t xml:space="preserve">6.  </w:t>
+            </w:r>
+            <w:r>
+              <w:rPr>
+                <w:b/>
+                <w:bCs/>
+                <w:sz w:val="20"/>
+                <w:szCs w:val="20"/>
+              </w:rPr>
+              <w:t xml:space="preserve">How could the council CHECK that charging $14.30 for 35 cars meets the goal?</w:t>
+            </w:r>
+          </w:p>
+          <w:p>
+            <w:pPr>
+              <w:spacing w:after="30"/>
+              <w:ind w:left="180"/>
+            </w:pPr>
+            <w:r>
+              <w:rPr>
+                <w:sz w:val="19"/>
+                <w:szCs w:val="19"/>
+              </w:rPr>
+              <w:t xml:space="preserve">A)  Divide 35 by 14.30 and confirm it is at least $500</w:t>
+            </w:r>
+          </w:p>
+          <w:p>
+            <w:pPr>
+              <w:spacing w:after="30"/>
+              <w:ind w:left="180"/>
+            </w:pPr>
+            <w:r>
+              <w:rPr>
+                <w:sz w:val="19"/>
+                <w:szCs w:val="19"/>
+              </w:rPr>
+              <w:t xml:space="preserve">B)  Multiply 35 × 14.30 = 500.50 and confirm it is at least $500</w:t>
+            </w:r>
+          </w:p>
+          <w:p>
+            <w:pPr>
+              <w:spacing w:after="30"/>
+              <w:ind w:left="180"/>
+            </w:pPr>
+            <w:r>
+              <w:rPr>
+                <w:sz w:val="19"/>
+                <w:szCs w:val="19"/>
+              </w:rPr>
+              <w:t xml:space="preserve">C)  Add 35 + 14.30 and confirm it is at least $500</w:t>
+            </w:r>
+          </w:p>
+          <w:p>
+            <w:pPr>
+              <w:spacing w:after="30"/>
+              <w:ind w:left="180"/>
+            </w:pPr>
+            <w:r>
+              <w:rPr>
+                <w:sz w:val="19"/>
+                <w:szCs w:val="19"/>
+              </w:rPr>
+              <w:t xml:space="preserve">D)  No check is possible after solving</w:t>
+            </w:r>
+          </w:p>
+        </w:tc>
+        <w:tc>
+          <w:tcPr>
+            <w:tcW w:type="dxa" w:w="3560"/>
+            <w:tcMar>
+              <w:top w:type="dxa" w:w="80"/>
+              <w:left w:type="dxa" w:w="100"/>
+              <w:bottom w:type="dxa" w:w="80"/>
+              <w:right w:type="dxa" w:w="100"/>
+            </w:tcMar>
+            <w:vAlign w:val="top"/>
+          </w:tcPr>
+          <w:p>
+            <w:pPr>
+              <w:spacing w:after="40"/>
+            </w:pPr>
+            <w:r>
+              <w:rPr>
+                <w:b/>
+                <w:bCs/>
+                <w:color w:val="1FA6A2"/>
+                <w:sz w:val="19"/>
+                <w:szCs w:val="19"/>
+              </w:rPr>
+              <w:t xml:space="preserve">Solution:  </w:t>
+            </w:r>
+            <w:r>
+              <w:rPr>
+                <w:b/>
+                <w:bCs/>
+                <w:sz w:val="19"/>
+                <w:szCs w:val="19"/>
+              </w:rPr>
+              <w:t xml:space="preserve">B)  Multiply 35 × 14.30 = 500.50 and confirm it is at least $500</w:t>
+            </w:r>
+          </w:p>
+          <w:p>
+            <w:pPr>
+              <w:spacing w:after="40"/>
+            </w:pPr>
+            <w:r>
+              <w:rPr>
+                <w:i/>
+                <w:iCs/>
+                <w:color w:val="5F6F80"/>
+                <w:sz w:val="18"/>
+                <w:szCs w:val="18"/>
+              </w:rPr>
+              <w:t xml:space="preserve">Substitute the price back into the equation: 35 cars at $14.30 raise 35 × 14.30 = $500.50, which is at least $500.</w:t>
+            </w:r>
+          </w:p>
+          <w:p>
+            <w:pPr>
+              <w:pBdr>
+                <w:bottom w:val="single" w:color="AFBECC" w:sz="6"/>
+              </w:pBdr>
+              <w:spacing w:after="30" w:before="150"/>
             </w:pPr>
             <w:r>
               <w:t xml:space="preserve"/>
@@ -4571,7 +6386,125 @@
           </w:p>
           <w:p>
             <w:pPr>
-              <w:spacing w:after="0" w:line="320"/>
+              <w:pBdr>
+                <w:bottom w:val="single" w:color="AFBECC" w:sz="6"/>
+              </w:pBdr>
+              <w:spacing w:after="30" w:before="150"/>
+            </w:pPr>
+            <w:r>
+              <w:t xml:space="preserve"/>
+            </w:r>
+          </w:p>
+        </w:tc>
+        <w:tc>
+          <w:tcPr>
+            <w:tcW w:type="dxa" w:w="3000"/>
+            <w:shd w:fill="FBF3E2" w:color="auto" w:val="clear"/>
+            <w:tcMar>
+              <w:top w:type="dxa" w:w="80"/>
+              <w:left w:type="dxa" w:w="100"/>
+              <w:bottom w:type="dxa" w:w="80"/>
+              <w:right w:type="dxa" w:w="100"/>
+            </w:tcMar>
+            <w:vAlign w:val="top"/>
+          </w:tcPr>
+          <w:p>
+            <w:pPr>
+              <w:spacing w:after="40"/>
+            </w:pPr>
+            <w:r>
+              <w:rPr>
+                <w:b/>
+                <w:bCs/>
+                <w:color w:val="12355B"/>
+                <w:sz w:val="19"/>
+                <w:szCs w:val="19"/>
+              </w:rPr>
+              <w:t xml:space="preserve">Because... </w:t>
+            </w:r>
+            <w:r>
+              <w:rPr>
+                <w:color w:val="AFBECC"/>
+                <w:sz w:val="19"/>
+                <w:szCs w:val="19"/>
+              </w:rPr>
+              <w:t xml:space="preserve">________________</w:t>
+            </w:r>
+          </w:p>
+          <w:p>
+            <w:pPr>
+              <w:pBdr>
+                <w:bottom w:val="single" w:color="AFBECC" w:sz="6"/>
+              </w:pBdr>
+              <w:spacing w:after="30" w:before="150"/>
+            </w:pPr>
+            <w:r>
+              <w:t xml:space="preserve"/>
+            </w:r>
+          </w:p>
+          <w:p>
+            <w:pPr>
+              <w:spacing w:after="40" w:before="80"/>
+            </w:pPr>
+            <w:r>
+              <w:rPr>
+                <w:b/>
+                <w:bCs/>
+                <w:color w:val="6B4FA0"/>
+                <w:sz w:val="19"/>
+                <w:szCs w:val="19"/>
+              </w:rPr>
+              <w:t xml:space="preserve">Although... </w:t>
+            </w:r>
+            <w:r>
+              <w:rPr>
+                <w:color w:val="AFBECC"/>
+                <w:sz w:val="19"/>
+                <w:szCs w:val="19"/>
+              </w:rPr>
+              <w:t xml:space="preserve">_______________</w:t>
+            </w:r>
+          </w:p>
+          <w:p>
+            <w:pPr>
+              <w:pBdr>
+                <w:bottom w:val="single" w:color="AFBECC" w:sz="6"/>
+              </w:pBdr>
+              <w:spacing w:after="30" w:before="150"/>
+            </w:pPr>
+            <w:r>
+              <w:t xml:space="preserve"/>
+            </w:r>
+          </w:p>
+          <w:p>
+            <w:pPr>
+              <w:spacing w:after="40" w:before="80"/>
+            </w:pPr>
+            <w:r>
+              <w:rPr>
+                <w:b/>
+                <w:bCs/>
+                <w:color w:val="1FA6A2"/>
+                <w:sz w:val="19"/>
+                <w:szCs w:val="19"/>
+              </w:rPr>
+              <w:t xml:space="preserve">Therefore... </w:t>
+            </w:r>
+            <w:r>
+              <w:rPr>
+                <w:color w:val="AFBECC"/>
+                <w:sz w:val="19"/>
+                <w:szCs w:val="19"/>
+              </w:rPr>
+              <w:t xml:space="preserve">______________</w:t>
+            </w:r>
+          </w:p>
+          <w:p>
+            <w:pPr>
+              <w:pBdr>
+                <w:bottom w:val="single" w:color="AFBECC" w:sz="6"/>
+              </w:pBdr>
+              <w:spacing w:after="30" w:before="150"/>
             </w:pPr>
             <w:r>
               <w:t xml:space="preserve"/>
@@ -4580,6 +6513,14 @@
         </w:tc>
       </w:tr>
     </w:tbl>
+    <w:p>
+      <w:pPr>
+        <w:spacing w:after="80"/>
+      </w:pPr>
+      <w:r>
+        <w:t xml:space="preserve"/>
+      </w:r>
+    </w:p>
     <w:p>
       <w:pPr>
         <w:pStyle w:val="Heading1"/>
@@ -4698,6 +6639,149 @@
         <w:t xml:space="preserve"/>
       </w:r>
     </w:p>
+    <w:p>
+      <w:pPr>
+        <w:spacing w:after="60"/>
+      </w:pPr>
+      <w:r>
+        <w:t xml:space="preserve"/>
+      </w:r>
+    </w:p>
+    <w:tbl>
+      <w:tblPr>
+        <w:tblW w:type="dxa" w:w="9360"/>
+        <w:tblBorders>
+          <w:top w:val="single" w:color="C7D2DD" w:sz="6"/>
+          <w:left w:val="single" w:color="C7D2DD" w:sz="6"/>
+          <w:bottom w:val="single" w:color="C7D2DD" w:sz="6"/>
+          <w:right w:val="single" w:color="C7D2DD" w:sz="6"/>
+          <w:insideH w:val="single" w:color="C7D2DD" w:sz="6"/>
+          <w:insideV w:val="single" w:color="C7D2DD" w:sz="6"/>
+        </w:tblBorders>
+      </w:tblPr>
+      <w:tblGrid>
+        <w:gridCol w:w="3120"/>
+        <w:gridCol w:w="3120"/>
+        <w:gridCol w:w="3120"/>
+      </w:tblGrid>
+      <w:tr>
+        <w:trPr>
+          <w:cantSplit/>
+          <w:tblHeader/>
+        </w:trPr>
+        <w:tc>
+          <w:tcPr>
+            <w:tcW w:type="dxa" w:w="9360"/>
+            <w:gridSpan w:val="3"/>
+            <w:shd w:fill="EEF4F8" w:color="auto" w:val="clear"/>
+            <w:tcMar>
+              <w:top w:type="dxa" w:w="60"/>
+              <w:left w:type="dxa" w:w="100"/>
+              <w:bottom w:type="dxa" w:w="60"/>
+              <w:right w:type="dxa" w:w="100"/>
+            </w:tcMar>
+          </w:tcPr>
+          <w:p>
+            <w:pPr>
+              <w:spacing w:after="0"/>
+            </w:pPr>
+            <w:r>
+              <w:rPr>
+                <w:b/>
+                <w:bCs/>
+                <w:color w:val="12355B"/>
+                <w:sz w:val="18"/>
+                <w:szCs w:val="18"/>
+              </w:rPr>
+              <w:t xml:space="preserve">EXIT CHECK · 3-POINT SELF-ASSESSMENT CHECKLIST</w:t>
+            </w:r>
+          </w:p>
+        </w:tc>
+      </w:tr>
+      <w:tr>
+        <w:trPr>
+          <w:cantSplit/>
+        </w:trPr>
+        <w:tc>
+          <w:tcPr>
+            <w:tcW w:type="dxa" w:w="3120"/>
+            <w:tcMar>
+              <w:top w:type="dxa" w:w="80"/>
+              <w:left w:type="dxa" w:w="100"/>
+              <w:bottom w:type="dxa" w:w="80"/>
+              <w:right w:type="dxa" w:w="100"/>
+            </w:tcMar>
+          </w:tcPr>
+          <w:p>
+            <w:pPr>
+              <w:spacing w:after="0"/>
+            </w:pPr>
+            <w:r>
+              <w:rPr>
+                <w:b/>
+                <w:bCs/>
+                <w:color w:val="1A2733"/>
+                <w:sz w:val="18"/>
+                <w:szCs w:val="18"/>
+              </w:rPr>
+              <w:t xml:space="preserve">☐ 1. Units &amp; Labels Verified</w:t>
+            </w:r>
+          </w:p>
+        </w:tc>
+        <w:tc>
+          <w:tcPr>
+            <w:tcW w:type="dxa" w:w="3120"/>
+            <w:tcMar>
+              <w:top w:type="dxa" w:w="80"/>
+              <w:left w:type="dxa" w:w="100"/>
+              <w:bottom w:type="dxa" w:w="80"/>
+              <w:right w:type="dxa" w:w="100"/>
+            </w:tcMar>
+          </w:tcPr>
+          <w:p>
+            <w:pPr>
+              <w:spacing w:after="0"/>
+            </w:pPr>
+            <w:r>
+              <w:rPr>
+                <w:b/>
+                <w:bCs/>
+                <w:color w:val="1A2733"/>
+                <w:sz w:val="18"/>
+                <w:szCs w:val="18"/>
+              </w:rPr>
+              <w:t xml:space="preserve">☐ 2. Reasoning Stated (Because / Although / Therefore)</w:t>
+            </w:r>
+          </w:p>
+        </w:tc>
+        <w:tc>
+          <w:tcPr>
+            <w:tcW w:type="dxa" w:w="3120"/>
+            <w:tcMar>
+              <w:top w:type="dxa" w:w="80"/>
+              <w:left w:type="dxa" w:w="100"/>
+              <w:bottom w:type="dxa" w:w="80"/>
+              <w:right w:type="dxa" w:w="100"/>
+            </w:tcMar>
+          </w:tcPr>
+          <w:p>
+            <w:pPr>
+              <w:spacing w:after="0"/>
+            </w:pPr>
+            <w:r>
+              <w:rPr>
+                <w:b/>
+                <w:bCs/>
+                <w:color w:val="1A2733"/>
+                <w:sz w:val="18"/>
+                <w:szCs w:val="18"/>
+              </w:rPr>
+              <w:t xml:space="preserve">☐ 3. Calculations Double-Checked</w:t>
+            </w:r>
+          </w:p>
+        </w:tc>
+      </w:tr>
+    </w:tbl>
     <w:p>
       <w:pPr>
         <w:pStyle w:val="Heading1"/>
